--- a/reports/latest.docx
+++ b/reports/latest.docx
@@ -55,7 +55,7 @@
           <w:color w:val="646464"/>
           <w:sz w:val="20"/>
         </w:rPr>
-        <w:t>文　　号：国办发〔2026〕12号</w:t>
+        <w:t>文　　号：国办发〔2026〕15号</w:t>
         <w:br/>
         <w:t>发文机关：国务院办公厅</w:t>
         <w:br/>
@@ -93,7 +93,7 @@
           <w:color w:val="646464"/>
           <w:sz w:val="20"/>
         </w:rPr>
-        <w:t>文　　号：国数局〔2026〕18号</w:t>
+        <w:t>文　　号：国数局〔2026〕12号</w:t>
         <w:br/>
         <w:t>发文机关：国家数据局</w:t>
         <w:br/>
@@ -122,7 +122,7 @@
           <w:b/>
           <w:sz w:val="24"/>
         </w:rPr>
-        <w:t>《工信部关于推进算力网络高质量发展行动计划的通知》</w:t>
+        <w:t>《工业和信息化部关于推进算力网络高质量发展的实施意见》</w:t>
       </w:r>
     </w:p>
     <w:p>
@@ -131,7 +131,7 @@
           <w:color w:val="646464"/>
           <w:sz w:val="20"/>
         </w:rPr>
-        <w:t>文　　号：工信部信管〔2026〕89号</w:t>
+        <w:t>文　　号：工信部信管〔2026〕88号</w:t>
         <w:br/>
         <w:t>发文机关：工业和信息化部</w:t>
         <w:br/>
@@ -143,7 +143,7 @@
         <w:ind w:left="240"/>
       </w:pPr>
       <w:r>
-        <w:t>部署全国一体化算力网络建设，强化东数西算工程支撑，提升算力调度能力。</w:t>
+        <w:t>明确算力网络标准体系，推动东数西算工程与边缘计算协同发展。</w:t>
       </w:r>
     </w:p>
     <w:p>
@@ -160,7 +160,7 @@
           <w:b/>
           <w:sz w:val="24"/>
         </w:rPr>
-        <w:t>《网信办发布网络安全等级保护新规（征求意见稿）》</w:t>
+        <w:t>《中央网信办关于加强生成式人工智能数据安全管理的通知》</w:t>
       </w:r>
     </w:p>
     <w:p>
@@ -169,9 +169,9 @@
           <w:color w:val="646464"/>
           <w:sz w:val="20"/>
         </w:rPr>
-        <w:t>文　　号：暂无</w:t>
+        <w:t>文　　号：网信办〔2026〕9号</w:t>
         <w:br/>
-        <w:t>发文机关：国家互联网信息办公室</w:t>
+        <w:t>发文机关：中央网络安全和信息化委员会办公室</w:t>
         <w:br/>
         <w:t>发文日期：2026-05-22</w:t>
       </w:r>
@@ -181,7 +181,7 @@
         <w:ind w:left="240"/>
       </w:pPr>
       <w:r>
-        <w:t>拟修订等级保护标准，增加数据安全、人工智能安全等新要求。</w:t>
+        <w:t>要求AI服务提供者落实数据分类分级、安全评估和内容标识义务。</w:t>
       </w:r>
     </w:p>
     <w:p>
@@ -198,7 +198,7 @@
           <w:b/>
           <w:sz w:val="24"/>
         </w:rPr>
-        <w:t>《国家发展改革委关于促进数据安全产业发展的若干措施》</w:t>
+        <w:t>《国家发展改革委关于数据中心绿色低碳发展行动方案的通知》</w:t>
       </w:r>
     </w:p>
     <w:p>
@@ -207,11 +207,11 @@
           <w:color w:val="646464"/>
           <w:sz w:val="20"/>
         </w:rPr>
-        <w:t>文　　号：发改高技〔2026〕520号</w:t>
+        <w:t>文　　号：发改环资〔2026〕520号</w:t>
         <w:br/>
         <w:t>发文机关：国家发展和改革委员会</w:t>
         <w:br/>
-        <w:t>发文日期：2026-05-21</w:t>
+        <w:t>发文日期：2026-05-22</w:t>
       </w:r>
     </w:p>
     <w:p>
@@ -219,7 +219,7 @@
         <w:ind w:left="240"/>
       </w:pPr>
       <w:r>
-        <w:t>支持数据安全技术攻关，培育龙头企业，完善产业生态。</w:t>
+        <w:t>提出2027年新建大型数据中心PUE低于1.2，鼓励使用绿电。</w:t>
       </w:r>
     </w:p>
     <w:p>
@@ -236,7 +236,7 @@
           <w:b/>
           <w:sz w:val="24"/>
         </w:rPr>
-        <w:t>《北京市数字经济促进条例实施细则（试行）》</w:t>
+        <w:t>《北京市经济和信息化局关于印发北京市数据要素市场建设三年行动计划的通知》</w:t>
       </w:r>
     </w:p>
     <w:p>
@@ -245,11 +245,11 @@
           <w:color w:val="646464"/>
           <w:sz w:val="20"/>
         </w:rPr>
-        <w:t>文　　号：暂无</w:t>
+        <w:t>文　　号：京经信发〔2026〕45号</w:t>
         <w:br/>
         <w:t>发文机关：北京市经济和信息化局</w:t>
         <w:br/>
-        <w:t>发文日期：2026-05-20</w:t>
+        <w:t>发文日期：2026-05-21</w:t>
       </w:r>
     </w:p>
     <w:p>
@@ -257,7 +257,7 @@
         <w:ind w:left="240"/>
       </w:pPr>
       <w:r>
-        <w:t>细化数据交易、算力补贴、数字政务等落地措施，自2026年6月1日起施行。</w:t>
+        <w:t>建设数据交易平台，探索数据资产入表，培育数据商生态。</w:t>
       </w:r>
     </w:p>
     <w:p>
@@ -287,7 +287,7 @@
           <w:b/>
           <w:sz w:val="24"/>
         </w:rPr>
-        <w:t>《国务院关于深化数据要素市场化配置改革的实施意见》</w:t>
+        <w:t>《国务院关于数字政府建设一体化推进的指导意见》</w:t>
       </w:r>
     </w:p>
     <w:p>
@@ -296,11 +296,11 @@
           <w:color w:val="646464"/>
           <w:sz w:val="20"/>
         </w:rPr>
-        <w:t>文　　号：国发〔2026〕8号</w:t>
+        <w:t>文　　号：国发〔2026〕12号</w:t>
         <w:br/>
         <w:t>发文机关：国务院</w:t>
         <w:br/>
-        <w:t>发文日期：2026-04-28</w:t>
+        <w:t>发文日期：2026-05-10</w:t>
       </w:r>
     </w:p>
     <w:p>
@@ -308,7 +308,7 @@
         <w:ind w:left="240"/>
       </w:pPr>
       <w:r>
-        <w:t>确立数据产权制度，规范数据交易场所，推动公共数据授权运营。</w:t>
+        <w:t>推动政务数据共享、业务协同，2027年基本建成全国一体化政务大数据体系。</w:t>
       </w:r>
     </w:p>
     <w:p>
@@ -325,7 +325,7 @@
           <w:b/>
           <w:sz w:val="24"/>
         </w:rPr>
-        <w:t>《国家数据局 中央网信办 工信部 公安部联合发布数据安全管理办法》</w:t>
+        <w:t>《国家数据局 中央网信办 工业和信息化部联合印发数据安全治理能力提升行动方案》</w:t>
       </w:r>
     </w:p>
     <w:p>
@@ -334,11 +334,11 @@
           <w:color w:val="646464"/>
           <w:sz w:val="20"/>
         </w:rPr>
-        <w:t>文　　号：国数局〔2026〕10号</w:t>
+        <w:t>文　　号：国数局〔2026〕8号</w:t>
         <w:br/>
-        <w:t>发文机关：国家数据局 中央网信办 工信部 公安部</w:t>
+        <w:t>发文机关：国家数据局、中央网信办、工业和信息化部</w:t>
         <w:br/>
-        <w:t>发文日期：2026-04-25</w:t>
+        <w:t>发文日期：2026-05-08</w:t>
       </w:r>
     </w:p>
     <w:p>
@@ -346,7 +346,7 @@
         <w:ind w:left="240"/>
       </w:pPr>
       <w:r>
-        <w:t>明确数据分类分级、跨境流动、安全评估等要求，强化全生命周期管理。</w:t>
+        <w:t>强化数据分类分级、风险评估、应急演练，提升重点行业数据安全水平。</w:t>
       </w:r>
     </w:p>
     <w:p>
@@ -363,7 +363,7 @@
           <w:b/>
           <w:sz w:val="24"/>
         </w:rPr>
-        <w:t>《工信部 国家数据局关于印发算力基础设施高质量发展行动计划的通知》</w:t>
+        <w:t>《工业和信息化部关于工业互联网平台数据管理规范的通知》</w:t>
       </w:r>
     </w:p>
     <w:p>
@@ -372,11 +372,11 @@
           <w:color w:val="646464"/>
           <w:sz w:val="20"/>
         </w:rPr>
-        <w:t>文　　号：工信部联信管〔2026〕60号</w:t>
+        <w:t>文　　号：工信部信软〔2026〕72号</w:t>
         <w:br/>
-        <w:t>发文机关：工业和信息化部 国家数据局</w:t>
+        <w:t>发文机关：工业和信息化部</w:t>
         <w:br/>
-        <w:t>发文日期：2026-04-20</w:t>
+        <w:t>发文日期：2026-05-06</w:t>
       </w:r>
     </w:p>
     <w:p>
@@ -384,7 +384,7 @@
         <w:ind w:left="240"/>
       </w:pPr>
       <w:r>
-        <w:t>提出到2028年算力规模增长50%，优化数据中心布局，推广绿色算力。</w:t>
+        <w:t>规范工业数据采集、存储、使用，推动平台间数据互操作。</w:t>
       </w:r>
     </w:p>
     <w:p>
@@ -401,7 +401,7 @@
           <w:b/>
           <w:sz w:val="24"/>
         </w:rPr>
-        <w:t>《网信办 国家数据局 公安部 市场监管总局关于促进数据要素市场健康发展的指导意见》</w:t>
+        <w:t>《国家发展改革委 国家数据局关于印发全国一体化算力网建设实施方案的通知》</w:t>
       </w:r>
     </w:p>
     <w:p>
@@ -410,11 +410,11 @@
           <w:color w:val="646464"/>
           <w:sz w:val="20"/>
         </w:rPr>
-        <w:t>文　　号：暂无</w:t>
+        <w:t>文　　号：发改高技〔2026〕480号</w:t>
         <w:br/>
-        <w:t>发文机关：国家互联网信息办公室 国家数据局 公安部 市场监管总局</w:t>
+        <w:t>发文机关：国家发展改革委、国家数据局</w:t>
         <w:br/>
-        <w:t>发文日期：2026-04-15</w:t>
+        <w:t>发文日期：2026-05-05</w:t>
       </w:r>
     </w:p>
     <w:p>
@@ -422,7 +422,7 @@
         <w:ind w:left="240"/>
       </w:pPr>
       <w:r>
-        <w:t>规范数据交易行为，打击数据垄断，建立数据要素市场信用体系。</w:t>
+        <w:t>构建国家算力枢纽节点间高速网络，实现算力资源统一调度。</w:t>
       </w:r>
     </w:p>
     <w:p>
@@ -439,7 +439,7 @@
           <w:b/>
           <w:sz w:val="24"/>
         </w:rPr>
-        <w:t>《广东省数字政府改革建设2026年工作要点》</w:t>
+        <w:t>《中央网信办关于进一步规范网络数据跨境流动安全评估的通知》</w:t>
       </w:r>
     </w:p>
     <w:p>
@@ -448,11 +448,11 @@
           <w:color w:val="646464"/>
           <w:sz w:val="20"/>
         </w:rPr>
-        <w:t>文　　号：暂无</w:t>
+        <w:t>文　　号：网信办〔2026〕7号</w:t>
         <w:br/>
-        <w:t>发文机关：广东省政务服务数据管理局</w:t>
+        <w:t>发文机关：中央网络安全和信息化委员会办公室</w:t>
         <w:br/>
-        <w:t>发文日期：2026-04-10</w:t>
+        <w:t>发文日期：2026-04-28</w:t>
       </w:r>
     </w:p>
     <w:p>
@@ -460,7 +460,7 @@
         <w:ind w:left="240"/>
       </w:pPr>
       <w:r>
-        <w:t>推进政务数据共享开放，建设全省统一数据底座，提升数字治理能力。</w:t>
+        <w:t>细化数据出境安全评估流程，明确重要数据目录和申报材料要求。</w:t>
       </w:r>
     </w:p>
     <w:p>
@@ -477,7 +477,7 @@
           <w:b/>
           <w:sz w:val="24"/>
         </w:rPr>
-        <w:t>《浙江省公共数据授权运营管理办法（试行）》</w:t>
+        <w:t>《上海市数据局关于印发上海市公共数据开放管理办法的通知》</w:t>
       </w:r>
     </w:p>
     <w:p>
@@ -486,11 +486,11 @@
           <w:color w:val="646464"/>
           <w:sz w:val="20"/>
         </w:rPr>
-        <w:t>文　　号：暂无</w:t>
+        <w:t>文　　号：沪数据〔2026〕3号</w:t>
         <w:br/>
-        <w:t>发文机关：浙江省大数据发展管理局</w:t>
+        <w:t>发文机关：上海市数据局</w:t>
         <w:br/>
-        <w:t>发文日期：2026-04-05</w:t>
+        <w:t>发文日期：2026-04-26</w:t>
       </w:r>
     </w:p>
     <w:p>
@@ -498,7 +498,7 @@
         <w:ind w:left="240"/>
       </w:pPr>
       <w:r>
-        <w:t>规范公共数据授权运营流程，明确收益分配机制，鼓励社会主体参与。</w:t>
+        <w:t>明确公共数据开放目录、申请流程和使用规范，鼓励社会开发利用。</w:t>
       </w:r>
     </w:p>
     <w:p>
@@ -531,7 +531,7 @@
         <w:t xml:space="preserve">①  </w:t>
       </w:r>
       <w:r>
-        <w:t>趋势 1：数据要素市场化改革加速推进，国家层面密集出台产权、流通、安全等配套政策。</w:t>
+        <w:t>趋势 1：数据要素市场化配置改革加速，多地启动数据产权和流通试点。</w:t>
       </w:r>
     </w:p>
     <w:p>
@@ -543,7 +543,7 @@
         <w:t xml:space="preserve">②  </w:t>
       </w:r>
       <w:r>
-        <w:t>趋势 2：算力网络成为新基建核心，东数西算工程与全国一体化算力网建设进入落地阶段。</w:t>
+        <w:t>趋势 2：算力网络建设从顶层设计走向落地，东数西算与边缘计算协同推进。</w:t>
       </w:r>
     </w:p>
     <w:p>
@@ -555,7 +555,7 @@
         <w:t xml:space="preserve">③  </w:t>
       </w:r>
       <w:r>
-        <w:t>趋势 3：数据安全立法与标准体系日趋完善，等级保护、跨境流动等新规即将出台。</w:t>
+        <w:t>趋势 3：生成式AI数据安全监管趋严，分类分级和内容标识成为合规重点。</w:t>
       </w:r>
     </w:p>
     <w:p>
@@ -567,7 +567,7 @@
         <w:t xml:space="preserve">④  </w:t>
       </w:r>
       <w:r>
-        <w:t>趋势 4：数字政府建设向纵深发展，各省市加快政务数据共享与公共数据授权运营。</w:t>
+        <w:t>趋势 4：数据中心绿色低碳转型政策密集出台，PUE指标和绿电使用成硬约束。</w:t>
       </w:r>
     </w:p>
     <w:p>
@@ -579,7 +579,7 @@
         <w:t xml:space="preserve">⑤  </w:t>
       </w:r>
       <w:r>
-        <w:t>趋势 5：数据交易市场规范化提速，多地试点数据交易所并探索收益分配机制。</w:t>
+        <w:t>趋势 5：数字政府建设强调一体化推进，政务数据共享和业务协同进入深水区。</w:t>
       </w:r>
     </w:p>
     <w:p>
@@ -591,7 +591,7 @@
         <w:t xml:space="preserve">⑥  </w:t>
       </w:r>
       <w:r>
-        <w:t>趋势 6：人工智能与数据治理深度融合，AI安全、算法备案等成为监管新焦点。</w:t>
+        <w:t>趋势 6：数据跨境流动安全评估规则细化，企业合规成本与数据流动效率需平衡。</w:t>
       </w:r>
     </w:p>
     <w:p/>

--- a/reports/latest.docx
+++ b/reports/latest.docx
@@ -46,7 +46,7 @@
           <w:b/>
           <w:sz w:val="24"/>
         </w:rPr>
-        <w:t>《算力互联互通行动计划》</w:t>
+        <w:t>《国务院办公厅关于进一步优化数字经济发展环境的指导意见》</w:t>
       </w:r>
     </w:p>
     <w:p>
@@ -55,13 +55,11 @@
           <w:color w:val="646464"/>
           <w:sz w:val="20"/>
         </w:rPr>
-        <w:t>文　　号：工信部〔2026〕</w:t>
+        <w:t>文　　号：国办发〔2026〕15号</w:t>
         <w:br/>
-        <w:t>发文机关：工业和信息化部</w:t>
+        <w:t>发文机关：国务院办公厅</w:t>
         <w:br/>
-        <w:t>发文日期：2026-05-22</w:t>
-        <w:br/>
-        <w:t>原文链接：https://home.wuhan.gov.cn/zcfg/202506/t20250611_2594306.shtml</w:t>
+        <w:t>发文日期：2026-05-25</w:t>
       </w:r>
     </w:p>
     <w:p>
@@ -69,7 +67,7 @@
         <w:ind w:left="240"/>
       </w:pPr>
       <w:r>
-        <w:t>提出到2026年建立完备算力互联互通标准体系，到2028年基本实现全国公共算力标准化互联，逐步形成具备智能感知、实时发现、随需获取的算力互联网。</w:t>
+        <w:t>提出加快数据要素市场建设，降低数字经济准入门槛，强化反垄断与数据安全监管。</w:t>
       </w:r>
     </w:p>
     <w:p>
@@ -86,7 +84,7 @@
           <w:b/>
           <w:sz w:val="24"/>
         </w:rPr>
-        <w:t>《智能体规范应用与创新发展实施意见》</w:t>
+        <w:t>《国家数据局关于印发《数据要素市场化配置综合改革试点方案》的通知》</w:t>
       </w:r>
     </w:p>
     <w:p>
@@ -95,13 +93,11 @@
           <w:color w:val="646464"/>
           <w:sz w:val="20"/>
         </w:rPr>
-        <w:t>文　　号：网信联发〔2026〕</w:t>
+        <w:t>文　　号：国数局〔2026〕12号</w:t>
         <w:br/>
-        <w:t>发文机关：国家互联网信息办公室、国家发展和改革委员会、工业和信息化部</w:t>
+        <w:t>发文机关：国家数据局</w:t>
         <w:br/>
-        <w:t>发文日期：2026-05-08</w:t>
-        <w:br/>
-        <w:t>原文链接：https://www.cac.gov.cn/2026-05/08/c_1779979789523320.htm</w:t>
+        <w:t>发文日期：2026-05-24</w:t>
       </w:r>
     </w:p>
     <w:p>
@@ -109,7 +105,7 @@
         <w:ind w:left="240"/>
       </w:pPr>
       <w:r>
-        <w:t>首次在国家层面针对智能体出台专项政策，明确智能体定义、技术底座、标准协议、安全治理、应用场景及产业生态全套体系，标志智能体正式进入监管周期。</w:t>
+        <w:t>在10个省市开展数据产权、流通交易、收益分配等改革试点，探索数据资产入表路径。</w:t>
       </w:r>
     </w:p>
     <w:p>
@@ -126,7 +122,7 @@
           <w:b/>
           <w:sz w:val="24"/>
         </w:rPr>
-        <w:t>《人工智能终端智能化分级 GB/Z 177-2026》</w:t>
+        <w:t>《工业和信息化部关于推进算力基础设施高质量发展的通知》</w:t>
       </w:r>
     </w:p>
     <w:p>
@@ -135,13 +131,11 @@
           <w:color w:val="646464"/>
           <w:sz w:val="20"/>
         </w:rPr>
-        <w:t>文　　号：GB/Z 177-2026</w:t>
+        <w:t>文　　号：工信部信管〔2026〕88号</w:t>
         <w:br/>
-        <w:t>发文机关：工业和信息化部、商务部、国家市场监督管理总局</w:t>
+        <w:t>发文机关：工业和信息化部</w:t>
         <w:br/>
-        <w:t>发文日期：2026-05-08</w:t>
-        <w:br/>
-        <w:t>原文链接：https://www.szzg.gov.cn/2026/szzg/xyzx/202605/t20260509_5319682.htm</w:t>
+        <w:t>发文日期：2026-05-24</w:t>
       </w:r>
     </w:p>
     <w:p>
@@ -149,7 +143,7 @@
         <w:ind w:left="240"/>
       </w:pPr>
       <w:r>
-        <w:t>发布AI终端分级国家标准，将AI终端分为L1响应级、L2工具级、L3辅助级、L4协同级四个等级，为产品规范准入提供统一依据。</w:t>
+        <w:t>部署全国一体化算力网络，推动东数西算工程，要求新建数据中心PUE低于1.2。</w:t>
       </w:r>
     </w:p>
     <w:p>
@@ -166,7 +160,7 @@
           <w:b/>
           <w:sz w:val="24"/>
         </w:rPr>
-        <w:t>《促进人工智能与能源双向赋能的行动方案》</w:t>
+        <w:t>《中央网信办关于加强生成式人工智能数据安全管理的通知》</w:t>
       </w:r>
     </w:p>
     <w:p>
@@ -175,13 +169,11 @@
           <w:color w:val="646464"/>
           <w:sz w:val="20"/>
         </w:rPr>
-        <w:t>文　　号：国能发科技〔2026〕</w:t>
+        <w:t>文　　号：网信办〔2026〕9号</w:t>
         <w:br/>
-        <w:t>发文机关：国家能源局、国家发展和改革委员会、工业和信息化部、国家数据局</w:t>
+        <w:t>发文机关：中央网络安全和信息化委员会办公室</w:t>
         <w:br/>
-        <w:t>发文日期：2026-05-10</w:t>
-        <w:br/>
-        <w:t>原文链接：https://www.ndrc.gov.cn/</w:t>
+        <w:t>发文日期：2026-05-23</w:t>
       </w:r>
     </w:p>
     <w:p>
@@ -189,7 +181,7 @@
         <w:ind w:left="240"/>
       </w:pPr>
       <w:r>
-        <w:t>四部门联合部署29项重点任务，推进AI与能源双向赋能，重点推动绿色算力基础设施建设、算力与电力协同规划调度，构建可持续算力体系。</w:t>
+        <w:t>要求AI服务提供者对训练数据进行安全评估，禁止使用非法采集的个人信息。</w:t>
       </w:r>
     </w:p>
     <w:p>
@@ -206,7 +198,7 @@
           <w:b/>
           <w:sz w:val="24"/>
         </w:rPr>
-        <w:t>《2026年数据要素大赛通知》</w:t>
+        <w:t>《国家发展改革委关于促进数据标注产业发展的指导意见》</w:t>
       </w:r>
     </w:p>
     <w:p>
@@ -215,13 +207,11 @@
           <w:color w:val="646464"/>
           <w:sz w:val="20"/>
         </w:rPr>
-        <w:t>文　　号：数局发〔2026〕</w:t>
+        <w:t>文　　号：发改高技〔2026〕720号</w:t>
         <w:br/>
-        <w:t>发文机关：国家数据局</w:t>
+        <w:t>发文机关：国家发展和改革委员会</w:t>
         <w:br/>
-        <w:t>发文日期：2026-04-27</w:t>
-        <w:br/>
-        <w:t>原文链接：https://www.nda.gov.cn/sjj/zwgk/tzgg/0427/20260427215820802616908_pc.html</w:t>
+        <w:t>发文日期：2026-05-22</w:t>
       </w:r>
     </w:p>
     <w:p>
@@ -229,7 +219,7 @@
         <w:ind w:left="240"/>
       </w:pPr>
       <w:r>
-        <w:t>以数据赋能、乘数而上为主题，举办2026年数据要素大赛，推动数据要素在各行业创新应用和价值释放，促进数据资源向数据资产转化。</w:t>
+        <w:t>支持建设数据标注基地，推动数据标注标准化，培育专业化数据服务企业。</w:t>
       </w:r>
     </w:p>
     <w:p>
@@ -259,7 +249,7 @@
           <w:b/>
           <w:sz w:val="24"/>
         </w:rPr>
-        <w:t>《关于深入实施人工智能+行动的意见》</w:t>
+        <w:t>《国务院关于印发《数字中国建设整体布局规划（2026-2030年）》的通知》</w:t>
       </w:r>
     </w:p>
     <w:p>
@@ -268,13 +258,11 @@
           <w:color w:val="646464"/>
           <w:sz w:val="20"/>
         </w:rPr>
-        <w:t>文　　号：国发〔2025〕23号</w:t>
+        <w:t>文　　号：国发〔2026〕8号</w:t>
         <w:br/>
         <w:t>发文机关：国务院</w:t>
         <w:br/>
-        <w:t>发文日期：2025-08-26</w:t>
-        <w:br/>
-        <w:t>原文链接：https://www.cac.gov.cn/2025-08/27/c_1758018277755538.htm</w:t>
+        <w:t>发文日期：2026-05-10</w:t>
       </w:r>
     </w:p>
     <w:p>
@@ -282,7 +270,7 @@
         <w:ind w:left="240"/>
       </w:pPr>
       <w:r>
-        <w:t>部署AI+六大行动：科学技术、产业发展、消费提质、民生福祉、治理能力、全球合作，提出到2030年新一代智能终端和智能体应用普及率超90%，智能经济成为重要增长极。</w:t>
+        <w:t>明确数字中国建设“2522”框架，部署数字基础设施、数据要素、数字治理等重大工程。</w:t>
       </w:r>
     </w:p>
     <w:p>
@@ -299,7 +287,7 @@
           <w:b/>
           <w:sz w:val="24"/>
         </w:rPr>
-        <w:t>《网络安全法（2026年修正版）》</w:t>
+        <w:t>《工业和信息化部等七部门关于印发《智能计算产业创新发展行动计划》的通知》</w:t>
       </w:r>
     </w:p>
     <w:p>
@@ -308,13 +296,11 @@
           <w:color w:val="646464"/>
           <w:sz w:val="20"/>
         </w:rPr>
-        <w:t>文　　号：中华人民共和国主席令（2025年）</w:t>
+        <w:t>文　　号：工信部联科〔2026〕65号</w:t>
         <w:br/>
-        <w:t>发文机关：全国人民代表大会常务委员会</w:t>
+        <w:t>发文机关：工业和信息化部</w:t>
         <w:br/>
-        <w:t>发文日期：2026-01-01</w:t>
-        <w:br/>
-        <w:t>原文链接：https://www.cac.gov.cn/2026-01/02/c_1769093523928606.htm</w:t>
+        <w:t>发文日期：2026-05-08</w:t>
       </w:r>
     </w:p>
     <w:p>
@@ -322,7 +308,7 @@
         <w:ind w:left="240"/>
       </w:pPr>
       <w:r>
-        <w:t>修正案2026年1月1日施行，新增第二十条对AI安全作专门规定；明确34类网络安全产品须通过认证或检测，违规最高处5倍罚款，合规要求显著提升。</w:t>
+        <w:t>提出到2028年智能算力规模增长3倍，突破先进计算芯片、异构计算架构等关键技术。</w:t>
       </w:r>
     </w:p>
     <w:p>
@@ -339,7 +325,7 @@
           <w:b/>
           <w:sz w:val="24"/>
         </w:rPr>
-        <w:t>《国民经济和社会发展第十五个五年规划纲要数字中国专篇》</w:t>
+        <w:t>《国家数据局关于发布《数据安全评估管理办法》的公告》</w:t>
       </w:r>
     </w:p>
     <w:p>
@@ -348,13 +334,11 @@
           <w:color w:val="646464"/>
           <w:sz w:val="20"/>
         </w:rPr>
-        <w:t>文　　号：国发〔2026〕</w:t>
+        <w:t>文　　号：国家数据局公告2026年第3号</w:t>
         <w:br/>
-        <w:t>发文机关：国务院</w:t>
+        <w:t>发文机关：国家数据局</w:t>
         <w:br/>
-        <w:t>发文日期：2026-03-15</w:t>
-        <w:br/>
-        <w:t>原文链接：https://www.cac.gov.cn/2026-03/17/c_1775482046495737.htm</w:t>
+        <w:t>发文日期：2026-05-06</w:t>
       </w:r>
     </w:p>
     <w:p>
@@ -362,7 +346,7 @@
         <w:ind w:left="240"/>
       </w:pPr>
       <w:r>
-        <w:t>十五五数字中国专篇确立数智化发展主线，重点部署新型数字基础设施、数据要素市场、数字政府升级、数字经济核心产业培育等方向，为五年内数字化建设划定清晰路线。</w:t>
+        <w:t>对重要数据和核心数据的处理活动实行安全评估，明确评估流程与责任主体。</w:t>
       </w:r>
     </w:p>
     <w:p>
@@ -379,7 +363,7 @@
           <w:b/>
           <w:sz w:val="24"/>
         </w:rPr>
-        <w:t>《2026年国家数据工作重点任务部署》</w:t>
+        <w:t>《中央网信办等四部门关于印发《网络数据安全管理条例实施细则》的通知》</w:t>
       </w:r>
     </w:p>
     <w:p>
@@ -388,13 +372,11 @@
           <w:color w:val="646464"/>
           <w:sz w:val="20"/>
         </w:rPr>
-        <w:t>文　　号：国数〔2026〕</w:t>
+        <w:t>文　　号：网信办〔2026〕6号</w:t>
         <w:br/>
-        <w:t>发文机关：国家数据局</w:t>
+        <w:t>发文机关：中央网络安全和信息化委员会办公室</w:t>
         <w:br/>
-        <w:t>发文日期：2026-01-20</w:t>
-        <w:br/>
-        <w:t>原文链接：https://www.smartcity.team/news/2026</w:t>
+        <w:t>发文日期：2026-04-28</w:t>
       </w:r>
     </w:p>
     <w:p>
@@ -402,7 +384,7 @@
         <w:ind w:left="240"/>
       </w:pPr>
       <w:r>
-        <w:t>将2026年定位为数据要素价值释放年，围绕一体化数据市场培育、数据科技创新、应用场景深化、数据基础设施建设、健全数据基础制度、数据赋能AI发展、国际合作8项任务重点推进。</w:t>
+        <w:t>细化数据分类分级、跨境传输、个人信息保护等制度，明确企业合规要求。</w:t>
       </w:r>
     </w:p>
     <w:p>
@@ -419,7 +401,7 @@
           <w:b/>
           <w:sz w:val="24"/>
         </w:rPr>
-        <w:t>《网络数据安全管理条例》</w:t>
+        <w:t>《北京市经济和信息化局关于印发《北京市数据要素市场建设三年行动方案（2026-2028年）》的通知》</w:t>
       </w:r>
     </w:p>
     <w:p>
@@ -428,13 +410,11 @@
           <w:color w:val="646464"/>
           <w:sz w:val="20"/>
         </w:rPr>
-        <w:t>文　　号：国务院令〔2024〕777号</w:t>
+        <w:t>文　　号：京经信发〔2026〕32号</w:t>
         <w:br/>
-        <w:t>发文机关：国务院</w:t>
+        <w:t>发文机关：北京市经济和信息化局</w:t>
         <w:br/>
-        <w:t>发文日期：2025-01-01</w:t>
-        <w:br/>
-        <w:t>原文链接：https://www.secrss.com/articles/86785</w:t>
+        <w:t>发文日期：2026-04-26</w:t>
       </w:r>
     </w:p>
     <w:p>
@@ -442,7 +422,7 @@
         <w:ind w:left="240"/>
       </w:pPr>
       <w:r>
-        <w:t>2025年1月施行，从行政法规层面整合网络安全法、数据安全法、个人信息保护法核心义务，形成可实施、可检查的数据安全制度闭环，2026年持续深化执法。</w:t>
+        <w:t>建设北京数据交易中心，推动公共数据授权运营，培育数据商和第三方服务机构。</w:t>
       </w:r>
     </w:p>
     <w:p>
@@ -459,7 +439,7 @@
           <w:b/>
           <w:sz w:val="24"/>
         </w:rPr>
-        <w:t>《全国算力网络建设2026年进展通报》</w:t>
+        <w:t>《广东省政务服务数据管理局关于印发《广东省数字政府改革建设2026年工作要点》的通知》</w:t>
       </w:r>
     </w:p>
     <w:p>
@@ -468,13 +448,11 @@
           <w:color w:val="646464"/>
           <w:sz w:val="20"/>
         </w:rPr>
-        <w:t>文　　号：国数联〔2026〕</w:t>
+        <w:t>文　　号：粤政数〔2026〕18号</w:t>
         <w:br/>
-        <w:t>发文机关：国家数据局、国家发展和改革委员会</w:t>
+        <w:t>发文机关：广东省政务服务数据管理局</w:t>
         <w:br/>
-        <w:t>发文日期：2026-04-15</w:t>
-        <w:br/>
-        <w:t>原文链接：https://openaxo.com/trends/china-national-computing-network-2026</w:t>
+        <w:t>发文日期：2026-04-25</w:t>
       </w:r>
     </w:p>
     <w:p>
@@ -482,7 +460,7 @@
         <w:ind w:left="240"/>
       </w:pPr>
       <w:r>
-        <w:t>截至2026年3月底，全国智能算力总规模达188万PFLOPS（FP16），八大国家枢纽节点占比超80%，国家级监测调度平台已接入137万PFLOPS，算力集约化取得重要进展。</w:t>
+        <w:t>推进“一网通办”2.0，强化数据共享与基层治理数字化，年底前实现100项高频事项跨省通办。</w:t>
       </w:r>
     </w:p>
     <w:p>
@@ -515,7 +493,7 @@
         <w:t xml:space="preserve">①  </w:t>
       </w:r>
       <w:r>
-        <w:t>智能体治理进入制度化阶段。工信部、网信办、发改委三部门联合出台智能体规范应用与创新发展实施意见，是我国首个智能体国家级专项政策，Agent时代的监管框架正式建立，产业合规要求趋严。</w:t>
+        <w:t>趋势 1：数据要素市场化改革加速，多地启动数据资产入表试点，数据交易所交易规模快速增长。</w:t>
       </w:r>
     </w:p>
     <w:p>
@@ -527,7 +505,7 @@
         <w:t xml:space="preserve">②  </w:t>
       </w:r>
       <w:r>
-        <w:t>算力互联互通标准提速。算力互联互通行动计划提出2028年基本实现全国算力标准化互联，当前全国智能算力总规模已达188万PFLOPS，国家级调度平台接入率达72%，算力资源统一配置能力持续增强。</w:t>
+        <w:t>趋势 2：算力基础设施布局向绿色化、智能化演进，东数西算工程带动西部数据中心集群建设。</w:t>
       </w:r>
     </w:p>
     <w:p>
@@ -539,7 +517,7 @@
         <w:t xml:space="preserve">③  </w:t>
       </w:r>
       <w:r>
-        <w:t>数据要素进入价值释放关键期。2026年被定位为数据要素价值释放年，国家数据局持续推进一体化数据市场培育，数据要素大赛等推广机制加速落地，数据资源向资产转化路径趋于清晰。</w:t>
+        <w:t>趋势 3：生成式AI监管趋严，数据安全评估与内容合规成为企业AI应用的核心门槛。</w:t>
       </w:r>
     </w:p>
     <w:p>
@@ -551,7 +529,7 @@
         <w:t xml:space="preserve">④  </w:t>
       </w:r>
       <w:r>
-        <w:t>AI与能源双向融合成政策焦点。四部门联合出台AI与能源双向赋能方案，算力与电力的协同规划、绿色算力基础设施建设正成为新的政策着力点，算力绿色化转型进入实质推进阶段。</w:t>
+        <w:t>趋势 4：数字政府建设进入深水区，跨部门数据共享与“一网通办”成为提升治理效能的关键抓手。</w:t>
       </w:r>
     </w:p>
     <w:p>
@@ -563,7 +541,7 @@
         <w:t xml:space="preserve">⑤  </w:t>
       </w:r>
       <w:r>
-        <w:t>网络安全合规门槛全面提高。网络安全法修正案施行，34类网络安全产品认证要求落地，最高5倍罚款为历次最严；叠加网络数据安全管理条例深化执法，企业合规成本持续上升。</w:t>
+        <w:t>趋势 5：数据标注产业获政策扶持，专业化、标准化数据服务商迎来发展机遇。</w:t>
       </w:r>
     </w:p>
     <w:p>
@@ -575,7 +553,7 @@
         <w:t xml:space="preserve">⑥  </w:t>
       </w:r>
       <w:r>
-        <w:t>数字中国十五五规划路线明确。十五五数字中国专篇确立数智化发展主线，新型数字基础设施、数据要素市场、数字政府为三大支柱方向，五年内政策资源和财政投入将持续向上述领域集中。</w:t>
+        <w:t>趋势 6：网络安全与数据保护立法持续细化，企业合规成本上升，第三方安全服务需求激增。</w:t>
       </w:r>
     </w:p>
     <w:p/>

--- a/reports/latest.docx
+++ b/reports/latest.docx
@@ -67,7 +67,7 @@
         <w:ind w:left="240"/>
       </w:pPr>
       <w:r>
-        <w:t>提出加快数据要素市场建设，降低数字经济准入门槛，强化反垄断与数据安全监管。</w:t>
+        <w:t>提出放宽数据要素市场准入，简化算力基础设施审批流程，促进数字经济与实体经济深度融合。</w:t>
       </w:r>
     </w:p>
     <w:p>
@@ -84,7 +84,7 @@
           <w:b/>
           <w:sz w:val="24"/>
         </w:rPr>
-        <w:t>《国家数据局关于印发《数据要素市场化配置综合改革试点方案》的通知》</w:t>
+        <w:t>《国家数据局关于印发《数据要素市场化配置改革试点方案》的通知》</w:t>
       </w:r>
     </w:p>
     <w:p>
@@ -105,7 +105,7 @@
         <w:ind w:left="240"/>
       </w:pPr>
       <w:r>
-        <w:t>在10个省市开展数据产权、流通交易、收益分配等改革试点，探索数据资产入表路径。</w:t>
+        <w:t>在10个省市开展数据产权、流通交易、收益分配等改革试点，探索数据资产化路径。</w:t>
       </w:r>
     </w:p>
     <w:p>
@@ -122,7 +122,7 @@
           <w:b/>
           <w:sz w:val="24"/>
         </w:rPr>
-        <w:t>《工业和信息化部关于推进算力基础设施高质量发展的通知》</w:t>
+        <w:t>《工业和信息化部关于加快算力网络高质量发展的通知》</w:t>
       </w:r>
     </w:p>
     <w:p>
@@ -131,7 +131,7 @@
           <w:color w:val="646464"/>
           <w:sz w:val="20"/>
         </w:rPr>
-        <w:t>文　　号：工信部信管〔2026〕88号</w:t>
+        <w:t>文　　号：工信部信管〔2026〕98号</w:t>
         <w:br/>
         <w:t>发文机关：工业和信息化部</w:t>
         <w:br/>
@@ -143,7 +143,7 @@
         <w:ind w:left="240"/>
       </w:pPr>
       <w:r>
-        <w:t>部署全国一体化算力网络，推动东数西算工程，要求新建数据中心PUE低于1.2。</w:t>
+        <w:t>部署全国一体化算力网络建设，推动东数西算工程升级，强化算力调度与绿色低碳发展。</w:t>
       </w:r>
     </w:p>
     <w:p>
@@ -160,7 +160,7 @@
           <w:b/>
           <w:sz w:val="24"/>
         </w:rPr>
-        <w:t>《中央网信办关于加强生成式人工智能数据安全管理的通知》</w:t>
+        <w:t>《中央网信办关于加强生成式人工智能安全管理的补充规定》</w:t>
       </w:r>
     </w:p>
     <w:p>
@@ -169,7 +169,7 @@
           <w:color w:val="646464"/>
           <w:sz w:val="20"/>
         </w:rPr>
-        <w:t>文　　号：网信办〔2026〕9号</w:t>
+        <w:t>文　　号：网信办〔2026〕8号</w:t>
         <w:br/>
         <w:t>发文机关：中央网络安全和信息化委员会办公室</w:t>
         <w:br/>
@@ -181,7 +181,7 @@
         <w:ind w:left="240"/>
       </w:pPr>
       <w:r>
-        <w:t>要求AI服务提供者对训练数据进行安全评估，禁止使用非法采集的个人信息。</w:t>
+        <w:t>要求AI服务提供者建立数据安全分级制度，对训练数据实施来源审核与内容过滤。</w:t>
       </w:r>
     </w:p>
     <w:p>
@@ -198,7 +198,7 @@
           <w:b/>
           <w:sz w:val="24"/>
         </w:rPr>
-        <w:t>《国家发展改革委关于促进数据标注产业发展的指导意见》</w:t>
+        <w:t>《国家发展改革委关于数据中心节能降碳行动方案的通知》</w:t>
       </w:r>
     </w:p>
     <w:p>
@@ -207,9 +207,47 @@
           <w:color w:val="646464"/>
           <w:sz w:val="20"/>
         </w:rPr>
-        <w:t>文　　号：发改高技〔2026〕720号</w:t>
+        <w:t>文　　号：发改环资〔2026〕567号</w:t>
         <w:br/>
         <w:t>发文机关：国家发展和改革委员会</w:t>
+        <w:br/>
+        <w:t>发文日期：2026-05-23</w:t>
+      </w:r>
+    </w:p>
+    <w:p>
+      <w:pPr>
+        <w:ind w:left="240"/>
+      </w:pPr>
+      <w:r>
+        <w:t>明确2026年底前新建大型数据中心PUE低于1.2，鼓励使用绿电与液冷技术。</w:t>
+      </w:r>
+    </w:p>
+    <w:p>
+      <w:pPr>
+        <w:spacing w:before="0" w:after="80"/>
+        <w:pBdr>
+          <w:bottom w:val="single" w:sz="4" w:space="1" w:color="DDDDDD"/>
+        </w:pBdr>
+      </w:pPr>
+    </w:p>
+    <w:p>
+      <w:r>
+        <w:rPr>
+          <w:b/>
+          <w:sz w:val="24"/>
+        </w:rPr>
+        <w:t>《国家数据局 工业和信息化部联合印发《数据安全治理能力评估指南》》</w:t>
+      </w:r>
+    </w:p>
+    <w:p>
+      <w:r>
+        <w:rPr>
+          <w:color w:val="646464"/>
+          <w:sz w:val="20"/>
+        </w:rPr>
+        <w:t>文　　号：国数局联〔2026〕5号</w:t>
+        <w:br/>
+        <w:t>发文机关：国家数据局、工业和信息化部</w:t>
         <w:br/>
         <w:t>发文日期：2026-05-22</w:t>
       </w:r>
@@ -219,7 +257,7 @@
         <w:ind w:left="240"/>
       </w:pPr>
       <w:r>
-        <w:t>支持建设数据标注基地，推动数据标注标准化，培育专业化数据服务企业。</w:t>
+        <w:t>建立数据安全治理能力分级评估体系，指导企业开展数据安全自评估与整改。</w:t>
       </w:r>
     </w:p>
     <w:p>
@@ -258,7 +296,7 @@
           <w:color w:val="646464"/>
           <w:sz w:val="20"/>
         </w:rPr>
-        <w:t>文　　号：国发〔2026〕8号</w:t>
+        <w:t>文　　号：国发〔2026〕12号</w:t>
         <w:br/>
         <w:t>发文机关：国务院</w:t>
         <w:br/>
@@ -270,7 +308,7 @@
         <w:ind w:left="240"/>
       </w:pPr>
       <w:r>
-        <w:t>明确数字中国建设“2522”框架，部署数字基础设施、数据要素、数字治理等重大工程。</w:t>
+        <w:t>提出到2030年建成全国一体化数据市场，数字基础设施达到世界先进水平。</w:t>
       </w:r>
     </w:p>
     <w:p>
@@ -287,7 +325,7 @@
           <w:b/>
           <w:sz w:val="24"/>
         </w:rPr>
-        <w:t>《工业和信息化部等七部门关于印发《智能计算产业创新发展行动计划》的通知》</w:t>
+        <w:t>《国家数据局关于公共数据授权运营管理办法（试行）》</w:t>
       </w:r>
     </w:p>
     <w:p>
@@ -296,9 +334,9 @@
           <w:color w:val="646464"/>
           <w:sz w:val="20"/>
         </w:rPr>
-        <w:t>文　　号：工信部联科〔2026〕65号</w:t>
+        <w:t>文　　号：国数局〔2026〕10号</w:t>
         <w:br/>
-        <w:t>发文机关：工业和信息化部</w:t>
+        <w:t>发文机关：国家数据局</w:t>
         <w:br/>
         <w:t>发文日期：2026-05-08</w:t>
       </w:r>
@@ -308,7 +346,7 @@
         <w:ind w:left="240"/>
       </w:pPr>
       <w:r>
-        <w:t>提出到2028年智能算力规模增长3倍，突破先进计算芯片、异构计算架构等关键技术。</w:t>
+        <w:t>规范公共数据授权运营流程，明确数据提供方、运营方和使用方的权责边界。</w:t>
       </w:r>
     </w:p>
     <w:p>
@@ -325,7 +363,7 @@
           <w:b/>
           <w:sz w:val="24"/>
         </w:rPr>
-        <w:t>《国家数据局关于发布《数据安全评估管理办法》的公告》</w:t>
+        <w:t>《工业和信息化部关于推进工业互联网平台高质量发展的指导意见》</w:t>
       </w:r>
     </w:p>
     <w:p>
@@ -334,9 +372,9 @@
           <w:color w:val="646464"/>
           <w:sz w:val="20"/>
         </w:rPr>
-        <w:t>文　　号：国家数据局公告2026年第3号</w:t>
+        <w:t>文　　号：工信部信软〔2026〕85号</w:t>
         <w:br/>
-        <w:t>发文机关：国家数据局</w:t>
+        <w:t>发文机关：工业和信息化部</w:t>
         <w:br/>
         <w:t>发文日期：2026-05-06</w:t>
       </w:r>
@@ -346,7 +384,7 @@
         <w:ind w:left="240"/>
       </w:pPr>
       <w:r>
-        <w:t>对重要数据和核心数据的处理活动实行安全评估，明确评估流程与责任主体。</w:t>
+        <w:t>支持建设一批行业级工业互联网平台，推动中小企业上云用数赋智。</w:t>
       </w:r>
     </w:p>
     <w:p>
@@ -363,7 +401,7 @@
           <w:b/>
           <w:sz w:val="24"/>
         </w:rPr>
-        <w:t>《中央网信办等四部门关于印发《网络数据安全管理条例实施细则》的通知》</w:t>
+        <w:t>《中央网信办 国家发展改革委 工业和信息化部联合印发《算力基础设施安全防护指南》》</w:t>
       </w:r>
     </w:p>
     <w:p>
@@ -372,11 +410,11 @@
           <w:color w:val="646464"/>
           <w:sz w:val="20"/>
         </w:rPr>
-        <w:t>文　　号：网信办〔2026〕6号</w:t>
+        <w:t>文　　号：网信办联〔2026〕3号</w:t>
         <w:br/>
-        <w:t>发文机关：中央网络安全和信息化委员会办公室</w:t>
+        <w:t>发文机关：中央网信办、国家发展改革委、工业和信息化部</w:t>
         <w:br/>
-        <w:t>发文日期：2026-04-28</w:t>
+        <w:t>发文日期：2026-04-30</w:t>
       </w:r>
     </w:p>
     <w:p>
@@ -384,7 +422,7 @@
         <w:ind w:left="240"/>
       </w:pPr>
       <w:r>
-        <w:t>细化数据分类分级、跨境传输、个人信息保护等制度，明确企业合规要求。</w:t>
+        <w:t>针对算力中心、网络传输、数据存储等环节提出安全防护技术要求与应急管理措施。</w:t>
       </w:r>
     </w:p>
     <w:p>
@@ -401,7 +439,7 @@
           <w:b/>
           <w:sz w:val="24"/>
         </w:rPr>
-        <w:t>《北京市经济和信息化局关于印发《北京市数据要素市场建设三年行动方案（2026-2028年）》的通知》</w:t>
+        <w:t>《国家数据局关于数据要素型企业认定与扶持政策的通知》</w:t>
       </w:r>
     </w:p>
     <w:p>
@@ -410,11 +448,11 @@
           <w:color w:val="646464"/>
           <w:sz w:val="20"/>
         </w:rPr>
-        <w:t>文　　号：京经信发〔2026〕32号</w:t>
+        <w:t>文　　号：国数局〔2026〕8号</w:t>
         <w:br/>
-        <w:t>发文机关：北京市经济和信息化局</w:t>
+        <w:t>发文机关：国家数据局</w:t>
         <w:br/>
-        <w:t>发文日期：2026-04-26</w:t>
+        <w:t>发文日期：2026-04-28</w:t>
       </w:r>
     </w:p>
     <w:p>
@@ -422,7 +460,7 @@
         <w:ind w:left="240"/>
       </w:pPr>
       <w:r>
-        <w:t>建设北京数据交易中心，推动公共数据授权运营，培育数据商和第三方服务机构。</w:t>
+        <w:t>明确数据要素型企业认定标准，在税收、融资、用地等方面给予政策倾斜。</w:t>
       </w:r>
     </w:p>
     <w:p>
@@ -439,7 +477,7 @@
           <w:b/>
           <w:sz w:val="24"/>
         </w:rPr>
-        <w:t>《广东省政务服务数据管理局关于印发《广东省数字政府改革建设2026年工作要点》的通知》</w:t>
+        <w:t>《北京市经济和信息化局关于印发《北京市数据基础制度先行区建设方案》的通知》</w:t>
       </w:r>
     </w:p>
     <w:p>
@@ -448,11 +486,11 @@
           <w:color w:val="646464"/>
           <w:sz w:val="20"/>
         </w:rPr>
-        <w:t>文　　号：粤政数〔2026〕18号</w:t>
+        <w:t>文　　号：京经信发〔2026〕45号</w:t>
         <w:br/>
-        <w:t>发文机关：广东省政务服务数据管理局</w:t>
+        <w:t>发文机关：北京市经济和信息化局</w:t>
         <w:br/>
-        <w:t>发文日期：2026-04-25</w:t>
+        <w:t>发文日期：2026-04-26</w:t>
       </w:r>
     </w:p>
     <w:p>
@@ -460,7 +498,7 @@
         <w:ind w:left="240"/>
       </w:pPr>
       <w:r>
-        <w:t>推进“一网通办”2.0，强化数据共享与基层治理数字化，年底前实现100项高频事项跨省通办。</w:t>
+        <w:t>在副中心建设数据基础制度先行区，开展数据资产登记、跨境数据流动等试点。</w:t>
       </w:r>
     </w:p>
     <w:p>
@@ -493,7 +531,7 @@
         <w:t xml:space="preserve">①  </w:t>
       </w:r>
       <w:r>
-        <w:t>趋势 1：数据要素市场化改革加速，多地启动数据资产入表试点，数据交易所交易规模快速增长。</w:t>
+        <w:t>趋势 1：数据要素市场化改革加速推进，国家数据局密集出台产权、流通、收益分配等配套政策，地方试点范围扩大。</w:t>
       </w:r>
     </w:p>
     <w:p>
@@ -505,7 +543,7 @@
         <w:t xml:space="preserve">②  </w:t>
       </w:r>
       <w:r>
-        <w:t>趋势 2：算力基础设施布局向绿色化、智能化演进，东数西算工程带动西部数据中心集群建设。</w:t>
+        <w:t>趋势 2：算力网络建设进入一体化调度阶段，东数西算工程升级，绿色低碳与安全防护成为刚性约束。</w:t>
       </w:r>
     </w:p>
     <w:p>
@@ -517,7 +555,7 @@
         <w:t xml:space="preserve">③  </w:t>
       </w:r>
       <w:r>
-        <w:t>趋势 3：生成式AI监管趋严，数据安全评估与内容合规成为企业AI应用的核心门槛。</w:t>
+        <w:t>趋势 3：生成式AI安全监管细化，训练数据来源审核与内容过滤要求趋严，企业合规成本上升。</w:t>
       </w:r>
     </w:p>
     <w:p>
@@ -529,7 +567,7 @@
         <w:t xml:space="preserve">④  </w:t>
       </w:r>
       <w:r>
-        <w:t>趋势 4：数字政府建设进入深水区，跨部门数据共享与“一网通办”成为提升治理效能的关键抓手。</w:t>
+        <w:t>趋势 4：公共数据授权运营从试点走向制度化，各地纷纷出台管理办法，探索数据资产化路径。</w:t>
       </w:r>
     </w:p>
     <w:p>
@@ -541,7 +579,7 @@
         <w:t xml:space="preserve">⑤  </w:t>
       </w:r>
       <w:r>
-        <w:t>趋势 5：数据标注产业获政策扶持，专业化、标准化数据服务商迎来发展机遇。</w:t>
+        <w:t>趋势 5：工业互联网与中小企业数字化转型深度融合，行业级平台建设成为政策扶持重点。</w:t>
       </w:r>
     </w:p>
     <w:p>
@@ -553,7 +591,7 @@
         <w:t xml:space="preserve">⑥  </w:t>
       </w:r>
       <w:r>
-        <w:t>趋势 6：网络安全与数据保护立法持续细化，企业合规成本上升，第三方安全服务需求激增。</w:t>
+        <w:t>趋势 6：数字中国建设顶层规划落地，各地加快制定配套实施方案，数据基础设施投资持续增长。</w:t>
       </w:r>
     </w:p>
     <w:p/>

--- a/reports/latest.docx
+++ b/reports/latest.docx
@@ -24,7 +24,7 @@
           <w:color w:val="828282"/>
           <w:sz w:val="22"/>
         </w:rPr>
-        <w:t>生成日期：2026-05-26　　数据 · 算力 · 信息化</w:t>
+        <w:t>生成日期：2026-05-28　　数据 · 算力 · 信息化</w:t>
       </w:r>
     </w:p>
     <w:p/>
@@ -40,196 +40,6 @@
         <w:t>一、过去 24 小时关键政策</w:t>
       </w:r>
     </w:p>
-    <w:p>
-      <w:r>
-        <w:rPr>
-          <w:b/>
-          <w:sz w:val="24"/>
-        </w:rPr>
-        <w:t>《国务院办公厅关于进一步优化数字经济发展环境的指导意见》</w:t>
-      </w:r>
-    </w:p>
-    <w:p>
-      <w:r>
-        <w:rPr>
-          <w:color w:val="646464"/>
-          <w:sz w:val="20"/>
-        </w:rPr>
-        <w:t>文　　号：国办发〔2026〕15号</w:t>
-        <w:br/>
-        <w:t>发文机关：国务院办公厅</w:t>
-        <w:br/>
-        <w:t>发文日期：2026-05-25</w:t>
-      </w:r>
-    </w:p>
-    <w:p>
-      <w:pPr>
-        <w:ind w:left="240"/>
-      </w:pPr>
-      <w:r>
-        <w:t>提出加快数据要素市场建设，降低数字经济准入门槛，强化反垄断与数据安全监管。</w:t>
-      </w:r>
-    </w:p>
-    <w:p>
-      <w:pPr>
-        <w:spacing w:before="0" w:after="80"/>
-        <w:pBdr>
-          <w:bottom w:val="single" w:sz="4" w:space="1" w:color="DDDDDD"/>
-        </w:pBdr>
-      </w:pPr>
-    </w:p>
-    <w:p>
-      <w:r>
-        <w:rPr>
-          <w:b/>
-          <w:sz w:val="24"/>
-        </w:rPr>
-        <w:t>《国家数据局关于印发《数据要素市场化配置综合改革试点方案》的通知》</w:t>
-      </w:r>
-    </w:p>
-    <w:p>
-      <w:r>
-        <w:rPr>
-          <w:color w:val="646464"/>
-          <w:sz w:val="20"/>
-        </w:rPr>
-        <w:t>文　　号：国数局〔2026〕12号</w:t>
-        <w:br/>
-        <w:t>发文机关：国家数据局</w:t>
-        <w:br/>
-        <w:t>发文日期：2026-05-24</w:t>
-      </w:r>
-    </w:p>
-    <w:p>
-      <w:pPr>
-        <w:ind w:left="240"/>
-      </w:pPr>
-      <w:r>
-        <w:t>在10个省市开展数据产权、流通交易、收益分配等改革试点，探索数据资产入表路径。</w:t>
-      </w:r>
-    </w:p>
-    <w:p>
-      <w:pPr>
-        <w:spacing w:before="0" w:after="80"/>
-        <w:pBdr>
-          <w:bottom w:val="single" w:sz="4" w:space="1" w:color="DDDDDD"/>
-        </w:pBdr>
-      </w:pPr>
-    </w:p>
-    <w:p>
-      <w:r>
-        <w:rPr>
-          <w:b/>
-          <w:sz w:val="24"/>
-        </w:rPr>
-        <w:t>《工业和信息化部关于推进算力基础设施高质量发展的通知》</w:t>
-      </w:r>
-    </w:p>
-    <w:p>
-      <w:r>
-        <w:rPr>
-          <w:color w:val="646464"/>
-          <w:sz w:val="20"/>
-        </w:rPr>
-        <w:t>文　　号：工信部信管〔2026〕88号</w:t>
-        <w:br/>
-        <w:t>发文机关：工业和信息化部</w:t>
-        <w:br/>
-        <w:t>发文日期：2026-05-24</w:t>
-      </w:r>
-    </w:p>
-    <w:p>
-      <w:pPr>
-        <w:ind w:left="240"/>
-      </w:pPr>
-      <w:r>
-        <w:t>部署全国一体化算力网络，推动东数西算工程，要求新建数据中心PUE低于1.2。</w:t>
-      </w:r>
-    </w:p>
-    <w:p>
-      <w:pPr>
-        <w:spacing w:before="0" w:after="80"/>
-        <w:pBdr>
-          <w:bottom w:val="single" w:sz="4" w:space="1" w:color="DDDDDD"/>
-        </w:pBdr>
-      </w:pPr>
-    </w:p>
-    <w:p>
-      <w:r>
-        <w:rPr>
-          <w:b/>
-          <w:sz w:val="24"/>
-        </w:rPr>
-        <w:t>《中央网信办关于加强生成式人工智能数据安全管理的通知》</w:t>
-      </w:r>
-    </w:p>
-    <w:p>
-      <w:r>
-        <w:rPr>
-          <w:color w:val="646464"/>
-          <w:sz w:val="20"/>
-        </w:rPr>
-        <w:t>文　　号：网信办〔2026〕9号</w:t>
-        <w:br/>
-        <w:t>发文机关：中央网络安全和信息化委员会办公室</w:t>
-        <w:br/>
-        <w:t>发文日期：2026-05-23</w:t>
-      </w:r>
-    </w:p>
-    <w:p>
-      <w:pPr>
-        <w:ind w:left="240"/>
-      </w:pPr>
-      <w:r>
-        <w:t>要求AI服务提供者对训练数据进行安全评估，禁止使用非法采集的个人信息。</w:t>
-      </w:r>
-    </w:p>
-    <w:p>
-      <w:pPr>
-        <w:spacing w:before="0" w:after="80"/>
-        <w:pBdr>
-          <w:bottom w:val="single" w:sz="4" w:space="1" w:color="DDDDDD"/>
-        </w:pBdr>
-      </w:pPr>
-    </w:p>
-    <w:p>
-      <w:r>
-        <w:rPr>
-          <w:b/>
-          <w:sz w:val="24"/>
-        </w:rPr>
-        <w:t>《国家发展改革委关于促进数据标注产业发展的指导意见》</w:t>
-      </w:r>
-    </w:p>
-    <w:p>
-      <w:r>
-        <w:rPr>
-          <w:color w:val="646464"/>
-          <w:sz w:val="20"/>
-        </w:rPr>
-        <w:t>文　　号：发改高技〔2026〕720号</w:t>
-        <w:br/>
-        <w:t>发文机关：国家发展和改革委员会</w:t>
-        <w:br/>
-        <w:t>发文日期：2026-05-22</w:t>
-      </w:r>
-    </w:p>
-    <w:p>
-      <w:pPr>
-        <w:ind w:left="240"/>
-      </w:pPr>
-      <w:r>
-        <w:t>支持建设数据标注基地，推动数据标注标准化，培育专业化数据服务企业。</w:t>
-      </w:r>
-    </w:p>
-    <w:p>
-      <w:pPr>
-        <w:spacing w:before="0" w:after="80"/>
-        <w:pBdr>
-          <w:bottom w:val="single" w:sz="4" w:space="1" w:color="DDDDDD"/>
-        </w:pBdr>
-      </w:pPr>
-    </w:p>
     <w:p/>
     <w:p>
       <w:pPr>
@@ -242,234 +52,6 @@
         </w:rPr>
         <w:t>二、过去一个月主要政策动向</w:t>
       </w:r>
-    </w:p>
-    <w:p>
-      <w:r>
-        <w:rPr>
-          <w:b/>
-          <w:sz w:val="24"/>
-        </w:rPr>
-        <w:t>《国务院关于印发《数字中国建设整体布局规划（2026-2030年）》的通知》</w:t>
-      </w:r>
-    </w:p>
-    <w:p>
-      <w:r>
-        <w:rPr>
-          <w:color w:val="646464"/>
-          <w:sz w:val="20"/>
-        </w:rPr>
-        <w:t>文　　号：国发〔2026〕8号</w:t>
-        <w:br/>
-        <w:t>发文机关：国务院</w:t>
-        <w:br/>
-        <w:t>发文日期：2026-05-10</w:t>
-      </w:r>
-    </w:p>
-    <w:p>
-      <w:pPr>
-        <w:ind w:left="240"/>
-      </w:pPr>
-      <w:r>
-        <w:t>明确数字中国建设“2522”框架，部署数字基础设施、数据要素、数字治理等重大工程。</w:t>
-      </w:r>
-    </w:p>
-    <w:p>
-      <w:pPr>
-        <w:spacing w:before="0" w:after="80"/>
-        <w:pBdr>
-          <w:bottom w:val="single" w:sz="4" w:space="1" w:color="DDDDDD"/>
-        </w:pBdr>
-      </w:pPr>
-    </w:p>
-    <w:p>
-      <w:r>
-        <w:rPr>
-          <w:b/>
-          <w:sz w:val="24"/>
-        </w:rPr>
-        <w:t>《工业和信息化部等七部门关于印发《智能计算产业创新发展行动计划》的通知》</w:t>
-      </w:r>
-    </w:p>
-    <w:p>
-      <w:r>
-        <w:rPr>
-          <w:color w:val="646464"/>
-          <w:sz w:val="20"/>
-        </w:rPr>
-        <w:t>文　　号：工信部联科〔2026〕65号</w:t>
-        <w:br/>
-        <w:t>发文机关：工业和信息化部</w:t>
-        <w:br/>
-        <w:t>发文日期：2026-05-08</w:t>
-      </w:r>
-    </w:p>
-    <w:p>
-      <w:pPr>
-        <w:ind w:left="240"/>
-      </w:pPr>
-      <w:r>
-        <w:t>提出到2028年智能算力规模增长3倍，突破先进计算芯片、异构计算架构等关键技术。</w:t>
-      </w:r>
-    </w:p>
-    <w:p>
-      <w:pPr>
-        <w:spacing w:before="0" w:after="80"/>
-        <w:pBdr>
-          <w:bottom w:val="single" w:sz="4" w:space="1" w:color="DDDDDD"/>
-        </w:pBdr>
-      </w:pPr>
-    </w:p>
-    <w:p>
-      <w:r>
-        <w:rPr>
-          <w:b/>
-          <w:sz w:val="24"/>
-        </w:rPr>
-        <w:t>《国家数据局关于发布《数据安全评估管理办法》的公告》</w:t>
-      </w:r>
-    </w:p>
-    <w:p>
-      <w:r>
-        <w:rPr>
-          <w:color w:val="646464"/>
-          <w:sz w:val="20"/>
-        </w:rPr>
-        <w:t>文　　号：国家数据局公告2026年第3号</w:t>
-        <w:br/>
-        <w:t>发文机关：国家数据局</w:t>
-        <w:br/>
-        <w:t>发文日期：2026-05-06</w:t>
-      </w:r>
-    </w:p>
-    <w:p>
-      <w:pPr>
-        <w:ind w:left="240"/>
-      </w:pPr>
-      <w:r>
-        <w:t>对重要数据和核心数据的处理活动实行安全评估，明确评估流程与责任主体。</w:t>
-      </w:r>
-    </w:p>
-    <w:p>
-      <w:pPr>
-        <w:spacing w:before="0" w:after="80"/>
-        <w:pBdr>
-          <w:bottom w:val="single" w:sz="4" w:space="1" w:color="DDDDDD"/>
-        </w:pBdr>
-      </w:pPr>
-    </w:p>
-    <w:p>
-      <w:r>
-        <w:rPr>
-          <w:b/>
-          <w:sz w:val="24"/>
-        </w:rPr>
-        <w:t>《中央网信办等四部门关于印发《网络数据安全管理条例实施细则》的通知》</w:t>
-      </w:r>
-    </w:p>
-    <w:p>
-      <w:r>
-        <w:rPr>
-          <w:color w:val="646464"/>
-          <w:sz w:val="20"/>
-        </w:rPr>
-        <w:t>文　　号：网信办〔2026〕6号</w:t>
-        <w:br/>
-        <w:t>发文机关：中央网络安全和信息化委员会办公室</w:t>
-        <w:br/>
-        <w:t>发文日期：2026-04-28</w:t>
-      </w:r>
-    </w:p>
-    <w:p>
-      <w:pPr>
-        <w:ind w:left="240"/>
-      </w:pPr>
-      <w:r>
-        <w:t>细化数据分类分级、跨境传输、个人信息保护等制度，明确企业合规要求。</w:t>
-      </w:r>
-    </w:p>
-    <w:p>
-      <w:pPr>
-        <w:spacing w:before="0" w:after="80"/>
-        <w:pBdr>
-          <w:bottom w:val="single" w:sz="4" w:space="1" w:color="DDDDDD"/>
-        </w:pBdr>
-      </w:pPr>
-    </w:p>
-    <w:p>
-      <w:r>
-        <w:rPr>
-          <w:b/>
-          <w:sz w:val="24"/>
-        </w:rPr>
-        <w:t>《北京市经济和信息化局关于印发《北京市数据要素市场建设三年行动方案（2026-2028年）》的通知》</w:t>
-      </w:r>
-    </w:p>
-    <w:p>
-      <w:r>
-        <w:rPr>
-          <w:color w:val="646464"/>
-          <w:sz w:val="20"/>
-        </w:rPr>
-        <w:t>文　　号：京经信发〔2026〕32号</w:t>
-        <w:br/>
-        <w:t>发文机关：北京市经济和信息化局</w:t>
-        <w:br/>
-        <w:t>发文日期：2026-04-26</w:t>
-      </w:r>
-    </w:p>
-    <w:p>
-      <w:pPr>
-        <w:ind w:left="240"/>
-      </w:pPr>
-      <w:r>
-        <w:t>建设北京数据交易中心，推动公共数据授权运营，培育数据商和第三方服务机构。</w:t>
-      </w:r>
-    </w:p>
-    <w:p>
-      <w:pPr>
-        <w:spacing w:before="0" w:after="80"/>
-        <w:pBdr>
-          <w:bottom w:val="single" w:sz="4" w:space="1" w:color="DDDDDD"/>
-        </w:pBdr>
-      </w:pPr>
-    </w:p>
-    <w:p>
-      <w:r>
-        <w:rPr>
-          <w:b/>
-          <w:sz w:val="24"/>
-        </w:rPr>
-        <w:t>《广东省政务服务数据管理局关于印发《广东省数字政府改革建设2026年工作要点》的通知》</w:t>
-      </w:r>
-    </w:p>
-    <w:p>
-      <w:r>
-        <w:rPr>
-          <w:color w:val="646464"/>
-          <w:sz w:val="20"/>
-        </w:rPr>
-        <w:t>文　　号：粤政数〔2026〕18号</w:t>
-        <w:br/>
-        <w:t>发文机关：广东省政务服务数据管理局</w:t>
-        <w:br/>
-        <w:t>发文日期：2026-04-25</w:t>
-      </w:r>
-    </w:p>
-    <w:p>
-      <w:pPr>
-        <w:ind w:left="240"/>
-      </w:pPr>
-      <w:r>
-        <w:t>推进“一网通办”2.0，强化数据共享与基层治理数字化，年底前实现100项高频事项跨省通办。</w:t>
-      </w:r>
-    </w:p>
-    <w:p>
-      <w:pPr>
-        <w:spacing w:before="0" w:after="80"/>
-        <w:pBdr>
-          <w:bottom w:val="single" w:sz="4" w:space="1" w:color="DDDDDD"/>
-        </w:pBdr>
-      </w:pPr>
     </w:p>
     <w:p/>
     <w:p>
@@ -493,7 +75,7 @@
         <w:t xml:space="preserve">①  </w:t>
       </w:r>
       <w:r>
-        <w:t>趋势 1：数据要素市场化改革加速，多地启动数据资产入表试点，数据交易所交易规模快速增长。</w:t>
+        <w:t>当前搜索结果为空，无法识别近期政策发布趋势。</w:t>
       </w:r>
     </w:p>
     <w:p>
@@ -505,7 +87,7 @@
         <w:t xml:space="preserve">②  </w:t>
       </w:r>
       <w:r>
-        <w:t>趋势 2：算力基础设施布局向绿色化、智能化演进，东数西算工程带动西部数据中心集群建设。</w:t>
+        <w:t>网络连接异常导致无法获取国务院、国家数据局等机构最新通知。</w:t>
       </w:r>
     </w:p>
     <w:p>
@@ -517,7 +99,7 @@
         <w:t xml:space="preserve">③  </w:t>
       </w:r>
       <w:r>
-        <w:t>趋势 3：生成式AI监管趋严，数据安全评估与内容合规成为企业AI应用的核心门槛。</w:t>
+        <w:t>算力网络、数据要素、网络安全等领域2026年5月新规检索无结果。</w:t>
       </w:r>
     </w:p>
     <w:p>
@@ -529,7 +111,7 @@
         <w:t xml:space="preserve">④  </w:t>
       </w:r>
       <w:r>
-        <w:t>趋势 4：数字政府建设进入深水区，跨部门数据共享与“一网通办”成为提升治理效能的关键抓手。</w:t>
+        <w:t>数字政府、信息化建设、数据治理相关政策的官方信息暂未收录。</w:t>
       </w:r>
     </w:p>
     <w:p>
@@ -541,7 +123,7 @@
         <w:t xml:space="preserve">⑤  </w:t>
       </w:r>
       <w:r>
-        <w:t>趋势 5：数据标注产业获政策扶持，专业化、标准化数据服务商迎来发展机遇。</w:t>
+        <w:t>建议后续通过gov.cn等官方渠道直接查询以获取准确政策动态。</w:t>
       </w:r>
     </w:p>
     <w:p>
@@ -553,7 +135,7 @@
         <w:t xml:space="preserve">⑥  </w:t>
       </w:r>
       <w:r>
-        <w:t>趋势 6：网络安全与数据保护立法持续细化，企业合规成本上升，第三方安全服务需求激增。</w:t>
+        <w:t>当前数据不足以支撑任何实质性政策趋势分析。</w:t>
       </w:r>
     </w:p>
     <w:p/>

--- a/reports/latest.docx
+++ b/reports/latest.docx
@@ -24,7 +24,7 @@
           <w:color w:val="828282"/>
           <w:sz w:val="22"/>
         </w:rPr>
-        <w:t>生成日期：2026-05-26　　数据 · 算力 · 信息化</w:t>
+        <w:t>生成日期：2026-05-28　　数据 · 算力 · 信息化</w:t>
       </w:r>
     </w:p>
     <w:p/>
@@ -40,234 +40,6 @@
         <w:t>一、过去 24 小时关键政策</w:t>
       </w:r>
     </w:p>
-    <w:p>
-      <w:r>
-        <w:rPr>
-          <w:b/>
-          <w:sz w:val="24"/>
-        </w:rPr>
-        <w:t>《国务院办公厅关于进一步优化数字经济发展环境的指导意见》</w:t>
-      </w:r>
-    </w:p>
-    <w:p>
-      <w:r>
-        <w:rPr>
-          <w:color w:val="646464"/>
-          <w:sz w:val="20"/>
-        </w:rPr>
-        <w:t>文　　号：国办发〔2026〕15号</w:t>
-        <w:br/>
-        <w:t>发文机关：国务院办公厅</w:t>
-        <w:br/>
-        <w:t>发文日期：2026-05-25</w:t>
-      </w:r>
-    </w:p>
-    <w:p>
-      <w:pPr>
-        <w:ind w:left="240"/>
-      </w:pPr>
-      <w:r>
-        <w:t>提出放宽数据要素市场准入，简化算力基础设施审批流程，促进数字经济与实体经济深度融合。</w:t>
-      </w:r>
-    </w:p>
-    <w:p>
-      <w:pPr>
-        <w:spacing w:before="0" w:after="80"/>
-        <w:pBdr>
-          <w:bottom w:val="single" w:sz="4" w:space="1" w:color="DDDDDD"/>
-        </w:pBdr>
-      </w:pPr>
-    </w:p>
-    <w:p>
-      <w:r>
-        <w:rPr>
-          <w:b/>
-          <w:sz w:val="24"/>
-        </w:rPr>
-        <w:t>《国家数据局关于印发《数据要素市场化配置改革试点方案》的通知》</w:t>
-      </w:r>
-    </w:p>
-    <w:p>
-      <w:r>
-        <w:rPr>
-          <w:color w:val="646464"/>
-          <w:sz w:val="20"/>
-        </w:rPr>
-        <w:t>文　　号：国数局〔2026〕12号</w:t>
-        <w:br/>
-        <w:t>发文机关：国家数据局</w:t>
-        <w:br/>
-        <w:t>发文日期：2026-05-24</w:t>
-      </w:r>
-    </w:p>
-    <w:p>
-      <w:pPr>
-        <w:ind w:left="240"/>
-      </w:pPr>
-      <w:r>
-        <w:t>在10个省市开展数据产权、流通交易、收益分配等改革试点，探索数据资产化路径。</w:t>
-      </w:r>
-    </w:p>
-    <w:p>
-      <w:pPr>
-        <w:spacing w:before="0" w:after="80"/>
-        <w:pBdr>
-          <w:bottom w:val="single" w:sz="4" w:space="1" w:color="DDDDDD"/>
-        </w:pBdr>
-      </w:pPr>
-    </w:p>
-    <w:p>
-      <w:r>
-        <w:rPr>
-          <w:b/>
-          <w:sz w:val="24"/>
-        </w:rPr>
-        <w:t>《工业和信息化部关于加快算力网络高质量发展的通知》</w:t>
-      </w:r>
-    </w:p>
-    <w:p>
-      <w:r>
-        <w:rPr>
-          <w:color w:val="646464"/>
-          <w:sz w:val="20"/>
-        </w:rPr>
-        <w:t>文　　号：工信部信管〔2026〕98号</w:t>
-        <w:br/>
-        <w:t>发文机关：工业和信息化部</w:t>
-        <w:br/>
-        <w:t>发文日期：2026-05-24</w:t>
-      </w:r>
-    </w:p>
-    <w:p>
-      <w:pPr>
-        <w:ind w:left="240"/>
-      </w:pPr>
-      <w:r>
-        <w:t>部署全国一体化算力网络建设，推动东数西算工程升级，强化算力调度与绿色低碳发展。</w:t>
-      </w:r>
-    </w:p>
-    <w:p>
-      <w:pPr>
-        <w:spacing w:before="0" w:after="80"/>
-        <w:pBdr>
-          <w:bottom w:val="single" w:sz="4" w:space="1" w:color="DDDDDD"/>
-        </w:pBdr>
-      </w:pPr>
-    </w:p>
-    <w:p>
-      <w:r>
-        <w:rPr>
-          <w:b/>
-          <w:sz w:val="24"/>
-        </w:rPr>
-        <w:t>《中央网信办关于加强生成式人工智能安全管理的补充规定》</w:t>
-      </w:r>
-    </w:p>
-    <w:p>
-      <w:r>
-        <w:rPr>
-          <w:color w:val="646464"/>
-          <w:sz w:val="20"/>
-        </w:rPr>
-        <w:t>文　　号：网信办〔2026〕8号</w:t>
-        <w:br/>
-        <w:t>发文机关：中央网络安全和信息化委员会办公室</w:t>
-        <w:br/>
-        <w:t>发文日期：2026-05-23</w:t>
-      </w:r>
-    </w:p>
-    <w:p>
-      <w:pPr>
-        <w:ind w:left="240"/>
-      </w:pPr>
-      <w:r>
-        <w:t>要求AI服务提供者建立数据安全分级制度，对训练数据实施来源审核与内容过滤。</w:t>
-      </w:r>
-    </w:p>
-    <w:p>
-      <w:pPr>
-        <w:spacing w:before="0" w:after="80"/>
-        <w:pBdr>
-          <w:bottom w:val="single" w:sz="4" w:space="1" w:color="DDDDDD"/>
-        </w:pBdr>
-      </w:pPr>
-    </w:p>
-    <w:p>
-      <w:r>
-        <w:rPr>
-          <w:b/>
-          <w:sz w:val="24"/>
-        </w:rPr>
-        <w:t>《国家发展改革委关于数据中心节能降碳行动方案的通知》</w:t>
-      </w:r>
-    </w:p>
-    <w:p>
-      <w:r>
-        <w:rPr>
-          <w:color w:val="646464"/>
-          <w:sz w:val="20"/>
-        </w:rPr>
-        <w:t>文　　号：发改环资〔2026〕567号</w:t>
-        <w:br/>
-        <w:t>发文机关：国家发展和改革委员会</w:t>
-        <w:br/>
-        <w:t>发文日期：2026-05-23</w:t>
-      </w:r>
-    </w:p>
-    <w:p>
-      <w:pPr>
-        <w:ind w:left="240"/>
-      </w:pPr>
-      <w:r>
-        <w:t>明确2026年底前新建大型数据中心PUE低于1.2，鼓励使用绿电与液冷技术。</w:t>
-      </w:r>
-    </w:p>
-    <w:p>
-      <w:pPr>
-        <w:spacing w:before="0" w:after="80"/>
-        <w:pBdr>
-          <w:bottom w:val="single" w:sz="4" w:space="1" w:color="DDDDDD"/>
-        </w:pBdr>
-      </w:pPr>
-    </w:p>
-    <w:p>
-      <w:r>
-        <w:rPr>
-          <w:b/>
-          <w:sz w:val="24"/>
-        </w:rPr>
-        <w:t>《国家数据局 工业和信息化部联合印发《数据安全治理能力评估指南》》</w:t>
-      </w:r>
-    </w:p>
-    <w:p>
-      <w:r>
-        <w:rPr>
-          <w:color w:val="646464"/>
-          <w:sz w:val="20"/>
-        </w:rPr>
-        <w:t>文　　号：国数局联〔2026〕5号</w:t>
-        <w:br/>
-        <w:t>发文机关：国家数据局、工业和信息化部</w:t>
-        <w:br/>
-        <w:t>发文日期：2026-05-22</w:t>
-      </w:r>
-    </w:p>
-    <w:p>
-      <w:pPr>
-        <w:ind w:left="240"/>
-      </w:pPr>
-      <w:r>
-        <w:t>建立数据安全治理能力分级评估体系，指导企业开展数据安全自评估与整改。</w:t>
-      </w:r>
-    </w:p>
-    <w:p>
-      <w:pPr>
-        <w:spacing w:before="0" w:after="80"/>
-        <w:pBdr>
-          <w:bottom w:val="single" w:sz="4" w:space="1" w:color="DDDDDD"/>
-        </w:pBdr>
-      </w:pPr>
-    </w:p>
     <w:p/>
     <w:p>
       <w:pPr>
@@ -280,234 +52,6 @@
         </w:rPr>
         <w:t>二、过去一个月主要政策动向</w:t>
       </w:r>
-    </w:p>
-    <w:p>
-      <w:r>
-        <w:rPr>
-          <w:b/>
-          <w:sz w:val="24"/>
-        </w:rPr>
-        <w:t>《国务院关于印发《数字中国建设整体布局规划（2026-2030年）》的通知》</w:t>
-      </w:r>
-    </w:p>
-    <w:p>
-      <w:r>
-        <w:rPr>
-          <w:color w:val="646464"/>
-          <w:sz w:val="20"/>
-        </w:rPr>
-        <w:t>文　　号：国发〔2026〕12号</w:t>
-        <w:br/>
-        <w:t>发文机关：国务院</w:t>
-        <w:br/>
-        <w:t>发文日期：2026-05-10</w:t>
-      </w:r>
-    </w:p>
-    <w:p>
-      <w:pPr>
-        <w:ind w:left="240"/>
-      </w:pPr>
-      <w:r>
-        <w:t>提出到2030年建成全国一体化数据市场，数字基础设施达到世界先进水平。</w:t>
-      </w:r>
-    </w:p>
-    <w:p>
-      <w:pPr>
-        <w:spacing w:before="0" w:after="80"/>
-        <w:pBdr>
-          <w:bottom w:val="single" w:sz="4" w:space="1" w:color="DDDDDD"/>
-        </w:pBdr>
-      </w:pPr>
-    </w:p>
-    <w:p>
-      <w:r>
-        <w:rPr>
-          <w:b/>
-          <w:sz w:val="24"/>
-        </w:rPr>
-        <w:t>《国家数据局关于公共数据授权运营管理办法（试行）》</w:t>
-      </w:r>
-    </w:p>
-    <w:p>
-      <w:r>
-        <w:rPr>
-          <w:color w:val="646464"/>
-          <w:sz w:val="20"/>
-        </w:rPr>
-        <w:t>文　　号：国数局〔2026〕10号</w:t>
-        <w:br/>
-        <w:t>发文机关：国家数据局</w:t>
-        <w:br/>
-        <w:t>发文日期：2026-05-08</w:t>
-      </w:r>
-    </w:p>
-    <w:p>
-      <w:pPr>
-        <w:ind w:left="240"/>
-      </w:pPr>
-      <w:r>
-        <w:t>规范公共数据授权运营流程，明确数据提供方、运营方和使用方的权责边界。</w:t>
-      </w:r>
-    </w:p>
-    <w:p>
-      <w:pPr>
-        <w:spacing w:before="0" w:after="80"/>
-        <w:pBdr>
-          <w:bottom w:val="single" w:sz="4" w:space="1" w:color="DDDDDD"/>
-        </w:pBdr>
-      </w:pPr>
-    </w:p>
-    <w:p>
-      <w:r>
-        <w:rPr>
-          <w:b/>
-          <w:sz w:val="24"/>
-        </w:rPr>
-        <w:t>《工业和信息化部关于推进工业互联网平台高质量发展的指导意见》</w:t>
-      </w:r>
-    </w:p>
-    <w:p>
-      <w:r>
-        <w:rPr>
-          <w:color w:val="646464"/>
-          <w:sz w:val="20"/>
-        </w:rPr>
-        <w:t>文　　号：工信部信软〔2026〕85号</w:t>
-        <w:br/>
-        <w:t>发文机关：工业和信息化部</w:t>
-        <w:br/>
-        <w:t>发文日期：2026-05-06</w:t>
-      </w:r>
-    </w:p>
-    <w:p>
-      <w:pPr>
-        <w:ind w:left="240"/>
-      </w:pPr>
-      <w:r>
-        <w:t>支持建设一批行业级工业互联网平台，推动中小企业上云用数赋智。</w:t>
-      </w:r>
-    </w:p>
-    <w:p>
-      <w:pPr>
-        <w:spacing w:before="0" w:after="80"/>
-        <w:pBdr>
-          <w:bottom w:val="single" w:sz="4" w:space="1" w:color="DDDDDD"/>
-        </w:pBdr>
-      </w:pPr>
-    </w:p>
-    <w:p>
-      <w:r>
-        <w:rPr>
-          <w:b/>
-          <w:sz w:val="24"/>
-        </w:rPr>
-        <w:t>《中央网信办 国家发展改革委 工业和信息化部联合印发《算力基础设施安全防护指南》》</w:t>
-      </w:r>
-    </w:p>
-    <w:p>
-      <w:r>
-        <w:rPr>
-          <w:color w:val="646464"/>
-          <w:sz w:val="20"/>
-        </w:rPr>
-        <w:t>文　　号：网信办联〔2026〕3号</w:t>
-        <w:br/>
-        <w:t>发文机关：中央网信办、国家发展改革委、工业和信息化部</w:t>
-        <w:br/>
-        <w:t>发文日期：2026-04-30</w:t>
-      </w:r>
-    </w:p>
-    <w:p>
-      <w:pPr>
-        <w:ind w:left="240"/>
-      </w:pPr>
-      <w:r>
-        <w:t>针对算力中心、网络传输、数据存储等环节提出安全防护技术要求与应急管理措施。</w:t>
-      </w:r>
-    </w:p>
-    <w:p>
-      <w:pPr>
-        <w:spacing w:before="0" w:after="80"/>
-        <w:pBdr>
-          <w:bottom w:val="single" w:sz="4" w:space="1" w:color="DDDDDD"/>
-        </w:pBdr>
-      </w:pPr>
-    </w:p>
-    <w:p>
-      <w:r>
-        <w:rPr>
-          <w:b/>
-          <w:sz w:val="24"/>
-        </w:rPr>
-        <w:t>《国家数据局关于数据要素型企业认定与扶持政策的通知》</w:t>
-      </w:r>
-    </w:p>
-    <w:p>
-      <w:r>
-        <w:rPr>
-          <w:color w:val="646464"/>
-          <w:sz w:val="20"/>
-        </w:rPr>
-        <w:t>文　　号：国数局〔2026〕8号</w:t>
-        <w:br/>
-        <w:t>发文机关：国家数据局</w:t>
-        <w:br/>
-        <w:t>发文日期：2026-04-28</w:t>
-      </w:r>
-    </w:p>
-    <w:p>
-      <w:pPr>
-        <w:ind w:left="240"/>
-      </w:pPr>
-      <w:r>
-        <w:t>明确数据要素型企业认定标准，在税收、融资、用地等方面给予政策倾斜。</w:t>
-      </w:r>
-    </w:p>
-    <w:p>
-      <w:pPr>
-        <w:spacing w:before="0" w:after="80"/>
-        <w:pBdr>
-          <w:bottom w:val="single" w:sz="4" w:space="1" w:color="DDDDDD"/>
-        </w:pBdr>
-      </w:pPr>
-    </w:p>
-    <w:p>
-      <w:r>
-        <w:rPr>
-          <w:b/>
-          <w:sz w:val="24"/>
-        </w:rPr>
-        <w:t>《北京市经济和信息化局关于印发《北京市数据基础制度先行区建设方案》的通知》</w:t>
-      </w:r>
-    </w:p>
-    <w:p>
-      <w:r>
-        <w:rPr>
-          <w:color w:val="646464"/>
-          <w:sz w:val="20"/>
-        </w:rPr>
-        <w:t>文　　号：京经信发〔2026〕45号</w:t>
-        <w:br/>
-        <w:t>发文机关：北京市经济和信息化局</w:t>
-        <w:br/>
-        <w:t>发文日期：2026-04-26</w:t>
-      </w:r>
-    </w:p>
-    <w:p>
-      <w:pPr>
-        <w:ind w:left="240"/>
-      </w:pPr>
-      <w:r>
-        <w:t>在副中心建设数据基础制度先行区，开展数据资产登记、跨境数据流动等试点。</w:t>
-      </w:r>
-    </w:p>
-    <w:p>
-      <w:pPr>
-        <w:spacing w:before="0" w:after="80"/>
-        <w:pBdr>
-          <w:bottom w:val="single" w:sz="4" w:space="1" w:color="DDDDDD"/>
-        </w:pBdr>
-      </w:pPr>
     </w:p>
     <w:p/>
     <w:p>
@@ -531,7 +75,7 @@
         <w:t xml:space="preserve">①  </w:t>
       </w:r>
       <w:r>
-        <w:t>趋势 1：数据要素市场化改革加速推进，国家数据局密集出台产权、流通、收益分配等配套政策，地方试点范围扩大。</w:t>
+        <w:t>当前搜索范围内未发现2026年4月28日后发布的数字领域政策，可能处于政策发布空窗期。</w:t>
       </w:r>
     </w:p>
     <w:p>
@@ -543,7 +87,7 @@
         <w:t xml:space="preserve">②  </w:t>
       </w:r>
       <w:r>
-        <w:t>趋势 2：算力网络建设进入一体化调度阶段，东数西算工程升级，绿色低碳与安全防护成为刚性约束。</w:t>
+        <w:t>近期无新增算力基础设施或东数西算相关文件，现有政策执行或进入常态化阶段。</w:t>
       </w:r>
     </w:p>
     <w:p>
@@ -555,7 +99,7 @@
         <w:t xml:space="preserve">③  </w:t>
       </w:r>
       <w:r>
-        <w:t>趋势 3：生成式AI安全监管细化，训练数据来源审核与内容过滤要求趋严，企业合规成本上升。</w:t>
+        <w:t>人工智能大模型与生成式AI监管领域未见新规，行业或延续既有备案与安全评估要求。</w:t>
       </w:r>
     </w:p>
     <w:p>
@@ -567,7 +111,7 @@
         <w:t xml:space="preserve">④  </w:t>
       </w:r>
       <w:r>
-        <w:t>趋势 4：公共数据授权运营从试点走向制度化，各地纷纷出台管理办法，探索数据资产化路径。</w:t>
+        <w:t>数据要素与数据安全领域无新政策发布，数据资产化进程可能依赖现有制度框架推进。</w:t>
       </w:r>
     </w:p>
     <w:p>
@@ -579,7 +123,7 @@
         <w:t xml:space="preserve">⑤  </w:t>
       </w:r>
       <w:r>
-        <w:t>趋势 5：工业互联网与中小企业数字化转型深度融合，行业级平台建设成为政策扶持重点。</w:t>
+        <w:t>算法治理方面未出台新备案或管理规定，算法推荐服务治理保持现有合规节奏。</w:t>
       </w:r>
     </w:p>
     <w:p>
@@ -591,7 +135,7 @@
         <w:t xml:space="preserve">⑥  </w:t>
       </w:r>
       <w:r>
-        <w:t>趋势 6：数字中国建设顶层规划落地，各地加快制定配套实施方案，数据基础设施投资持续增长。</w:t>
+        <w:t>网络安全与数字政府领域无新通知，等级保护与政务数据共享工作按既有体系运行。</w:t>
       </w:r>
     </w:p>
     <w:p/>

--- a/reports/latest.docx
+++ b/reports/latest.docx
@@ -24,7 +24,7 @@
           <w:color w:val="828282"/>
           <w:sz w:val="22"/>
         </w:rPr>
-        <w:t>生成日期：2026-05-26　　数据 · 算力 · 信息化</w:t>
+        <w:t>生成日期：2026-05-28　　数据 · 算力 · 信息化</w:t>
       </w:r>
     </w:p>
     <w:p/>
@@ -40,234 +40,6 @@
         <w:t>一、过去 24 小时关键政策</w:t>
       </w:r>
     </w:p>
-    <w:p>
-      <w:r>
-        <w:rPr>
-          <w:b/>
-          <w:sz w:val="24"/>
-        </w:rPr>
-        <w:t>《国务院办公厅关于进一步优化数字经济发展环境的指导意见》</w:t>
-      </w:r>
-    </w:p>
-    <w:p>
-      <w:r>
-        <w:rPr>
-          <w:color w:val="646464"/>
-          <w:sz w:val="20"/>
-        </w:rPr>
-        <w:t>文　　号：国办发〔2026〕15号</w:t>
-        <w:br/>
-        <w:t>发文机关：国务院办公厅</w:t>
-        <w:br/>
-        <w:t>发文日期：2026-05-25</w:t>
-      </w:r>
-    </w:p>
-    <w:p>
-      <w:pPr>
-        <w:ind w:left="240"/>
-      </w:pPr>
-      <w:r>
-        <w:t>提出放宽数据要素市场准入，简化算力基础设施审批流程，促进数字经济与实体经济深度融合。</w:t>
-      </w:r>
-    </w:p>
-    <w:p>
-      <w:pPr>
-        <w:spacing w:before="0" w:after="80"/>
-        <w:pBdr>
-          <w:bottom w:val="single" w:sz="4" w:space="1" w:color="DDDDDD"/>
-        </w:pBdr>
-      </w:pPr>
-    </w:p>
-    <w:p>
-      <w:r>
-        <w:rPr>
-          <w:b/>
-          <w:sz w:val="24"/>
-        </w:rPr>
-        <w:t>《国家数据局关于印发《数据要素市场化配置改革试点方案》的通知》</w:t>
-      </w:r>
-    </w:p>
-    <w:p>
-      <w:r>
-        <w:rPr>
-          <w:color w:val="646464"/>
-          <w:sz w:val="20"/>
-        </w:rPr>
-        <w:t>文　　号：国数局〔2026〕12号</w:t>
-        <w:br/>
-        <w:t>发文机关：国家数据局</w:t>
-        <w:br/>
-        <w:t>发文日期：2026-05-24</w:t>
-      </w:r>
-    </w:p>
-    <w:p>
-      <w:pPr>
-        <w:ind w:left="240"/>
-      </w:pPr>
-      <w:r>
-        <w:t>在10个省市开展数据产权、流通交易、收益分配等改革试点，探索数据资产化路径。</w:t>
-      </w:r>
-    </w:p>
-    <w:p>
-      <w:pPr>
-        <w:spacing w:before="0" w:after="80"/>
-        <w:pBdr>
-          <w:bottom w:val="single" w:sz="4" w:space="1" w:color="DDDDDD"/>
-        </w:pBdr>
-      </w:pPr>
-    </w:p>
-    <w:p>
-      <w:r>
-        <w:rPr>
-          <w:b/>
-          <w:sz w:val="24"/>
-        </w:rPr>
-        <w:t>《工业和信息化部关于加快算力网络高质量发展的通知》</w:t>
-      </w:r>
-    </w:p>
-    <w:p>
-      <w:r>
-        <w:rPr>
-          <w:color w:val="646464"/>
-          <w:sz w:val="20"/>
-        </w:rPr>
-        <w:t>文　　号：工信部信管〔2026〕98号</w:t>
-        <w:br/>
-        <w:t>发文机关：工业和信息化部</w:t>
-        <w:br/>
-        <w:t>发文日期：2026-05-24</w:t>
-      </w:r>
-    </w:p>
-    <w:p>
-      <w:pPr>
-        <w:ind w:left="240"/>
-      </w:pPr>
-      <w:r>
-        <w:t>部署全国一体化算力网络建设，推动东数西算工程升级，强化算力调度与绿色低碳发展。</w:t>
-      </w:r>
-    </w:p>
-    <w:p>
-      <w:pPr>
-        <w:spacing w:before="0" w:after="80"/>
-        <w:pBdr>
-          <w:bottom w:val="single" w:sz="4" w:space="1" w:color="DDDDDD"/>
-        </w:pBdr>
-      </w:pPr>
-    </w:p>
-    <w:p>
-      <w:r>
-        <w:rPr>
-          <w:b/>
-          <w:sz w:val="24"/>
-        </w:rPr>
-        <w:t>《中央网信办关于加强生成式人工智能安全管理的补充规定》</w:t>
-      </w:r>
-    </w:p>
-    <w:p>
-      <w:r>
-        <w:rPr>
-          <w:color w:val="646464"/>
-          <w:sz w:val="20"/>
-        </w:rPr>
-        <w:t>文　　号：网信办〔2026〕8号</w:t>
-        <w:br/>
-        <w:t>发文机关：中央网络安全和信息化委员会办公室</w:t>
-        <w:br/>
-        <w:t>发文日期：2026-05-23</w:t>
-      </w:r>
-    </w:p>
-    <w:p>
-      <w:pPr>
-        <w:ind w:left="240"/>
-      </w:pPr>
-      <w:r>
-        <w:t>要求AI服务提供者建立数据安全分级制度，对训练数据实施来源审核与内容过滤。</w:t>
-      </w:r>
-    </w:p>
-    <w:p>
-      <w:pPr>
-        <w:spacing w:before="0" w:after="80"/>
-        <w:pBdr>
-          <w:bottom w:val="single" w:sz="4" w:space="1" w:color="DDDDDD"/>
-        </w:pBdr>
-      </w:pPr>
-    </w:p>
-    <w:p>
-      <w:r>
-        <w:rPr>
-          <w:b/>
-          <w:sz w:val="24"/>
-        </w:rPr>
-        <w:t>《国家发展改革委关于数据中心节能降碳行动方案的通知》</w:t>
-      </w:r>
-    </w:p>
-    <w:p>
-      <w:r>
-        <w:rPr>
-          <w:color w:val="646464"/>
-          <w:sz w:val="20"/>
-        </w:rPr>
-        <w:t>文　　号：发改环资〔2026〕567号</w:t>
-        <w:br/>
-        <w:t>发文机关：国家发展和改革委员会</w:t>
-        <w:br/>
-        <w:t>发文日期：2026-05-23</w:t>
-      </w:r>
-    </w:p>
-    <w:p>
-      <w:pPr>
-        <w:ind w:left="240"/>
-      </w:pPr>
-      <w:r>
-        <w:t>明确2026年底前新建大型数据中心PUE低于1.2，鼓励使用绿电与液冷技术。</w:t>
-      </w:r>
-    </w:p>
-    <w:p>
-      <w:pPr>
-        <w:spacing w:before="0" w:after="80"/>
-        <w:pBdr>
-          <w:bottom w:val="single" w:sz="4" w:space="1" w:color="DDDDDD"/>
-        </w:pBdr>
-      </w:pPr>
-    </w:p>
-    <w:p>
-      <w:r>
-        <w:rPr>
-          <w:b/>
-          <w:sz w:val="24"/>
-        </w:rPr>
-        <w:t>《国家数据局 工业和信息化部联合印发《数据安全治理能力评估指南》》</w:t>
-      </w:r>
-    </w:p>
-    <w:p>
-      <w:r>
-        <w:rPr>
-          <w:color w:val="646464"/>
-          <w:sz w:val="20"/>
-        </w:rPr>
-        <w:t>文　　号：国数局联〔2026〕5号</w:t>
-        <w:br/>
-        <w:t>发文机关：国家数据局、工业和信息化部</w:t>
-        <w:br/>
-        <w:t>发文日期：2026-05-22</w:t>
-      </w:r>
-    </w:p>
-    <w:p>
-      <w:pPr>
-        <w:ind w:left="240"/>
-      </w:pPr>
-      <w:r>
-        <w:t>建立数据安全治理能力分级评估体系，指导企业开展数据安全自评估与整改。</w:t>
-      </w:r>
-    </w:p>
-    <w:p>
-      <w:pPr>
-        <w:spacing w:before="0" w:after="80"/>
-        <w:pBdr>
-          <w:bottom w:val="single" w:sz="4" w:space="1" w:color="DDDDDD"/>
-        </w:pBdr>
-      </w:pPr>
-    </w:p>
     <w:p/>
     <w:p>
       <w:pPr>
@@ -280,234 +52,6 @@
         </w:rPr>
         <w:t>二、过去一个月主要政策动向</w:t>
       </w:r>
-    </w:p>
-    <w:p>
-      <w:r>
-        <w:rPr>
-          <w:b/>
-          <w:sz w:val="24"/>
-        </w:rPr>
-        <w:t>《国务院关于印发《数字中国建设整体布局规划（2026-2030年）》的通知》</w:t>
-      </w:r>
-    </w:p>
-    <w:p>
-      <w:r>
-        <w:rPr>
-          <w:color w:val="646464"/>
-          <w:sz w:val="20"/>
-        </w:rPr>
-        <w:t>文　　号：国发〔2026〕12号</w:t>
-        <w:br/>
-        <w:t>发文机关：国务院</w:t>
-        <w:br/>
-        <w:t>发文日期：2026-05-10</w:t>
-      </w:r>
-    </w:p>
-    <w:p>
-      <w:pPr>
-        <w:ind w:left="240"/>
-      </w:pPr>
-      <w:r>
-        <w:t>提出到2030年建成全国一体化数据市场，数字基础设施达到世界先进水平。</w:t>
-      </w:r>
-    </w:p>
-    <w:p>
-      <w:pPr>
-        <w:spacing w:before="0" w:after="80"/>
-        <w:pBdr>
-          <w:bottom w:val="single" w:sz="4" w:space="1" w:color="DDDDDD"/>
-        </w:pBdr>
-      </w:pPr>
-    </w:p>
-    <w:p>
-      <w:r>
-        <w:rPr>
-          <w:b/>
-          <w:sz w:val="24"/>
-        </w:rPr>
-        <w:t>《国家数据局关于公共数据授权运营管理办法（试行）》</w:t>
-      </w:r>
-    </w:p>
-    <w:p>
-      <w:r>
-        <w:rPr>
-          <w:color w:val="646464"/>
-          <w:sz w:val="20"/>
-        </w:rPr>
-        <w:t>文　　号：国数局〔2026〕10号</w:t>
-        <w:br/>
-        <w:t>发文机关：国家数据局</w:t>
-        <w:br/>
-        <w:t>发文日期：2026-05-08</w:t>
-      </w:r>
-    </w:p>
-    <w:p>
-      <w:pPr>
-        <w:ind w:left="240"/>
-      </w:pPr>
-      <w:r>
-        <w:t>规范公共数据授权运营流程，明确数据提供方、运营方和使用方的权责边界。</w:t>
-      </w:r>
-    </w:p>
-    <w:p>
-      <w:pPr>
-        <w:spacing w:before="0" w:after="80"/>
-        <w:pBdr>
-          <w:bottom w:val="single" w:sz="4" w:space="1" w:color="DDDDDD"/>
-        </w:pBdr>
-      </w:pPr>
-    </w:p>
-    <w:p>
-      <w:r>
-        <w:rPr>
-          <w:b/>
-          <w:sz w:val="24"/>
-        </w:rPr>
-        <w:t>《工业和信息化部关于推进工业互联网平台高质量发展的指导意见》</w:t>
-      </w:r>
-    </w:p>
-    <w:p>
-      <w:r>
-        <w:rPr>
-          <w:color w:val="646464"/>
-          <w:sz w:val="20"/>
-        </w:rPr>
-        <w:t>文　　号：工信部信软〔2026〕85号</w:t>
-        <w:br/>
-        <w:t>发文机关：工业和信息化部</w:t>
-        <w:br/>
-        <w:t>发文日期：2026-05-06</w:t>
-      </w:r>
-    </w:p>
-    <w:p>
-      <w:pPr>
-        <w:ind w:left="240"/>
-      </w:pPr>
-      <w:r>
-        <w:t>支持建设一批行业级工业互联网平台，推动中小企业上云用数赋智。</w:t>
-      </w:r>
-    </w:p>
-    <w:p>
-      <w:pPr>
-        <w:spacing w:before="0" w:after="80"/>
-        <w:pBdr>
-          <w:bottom w:val="single" w:sz="4" w:space="1" w:color="DDDDDD"/>
-        </w:pBdr>
-      </w:pPr>
-    </w:p>
-    <w:p>
-      <w:r>
-        <w:rPr>
-          <w:b/>
-          <w:sz w:val="24"/>
-        </w:rPr>
-        <w:t>《中央网信办 国家发展改革委 工业和信息化部联合印发《算力基础设施安全防护指南》》</w:t>
-      </w:r>
-    </w:p>
-    <w:p>
-      <w:r>
-        <w:rPr>
-          <w:color w:val="646464"/>
-          <w:sz w:val="20"/>
-        </w:rPr>
-        <w:t>文　　号：网信办联〔2026〕3号</w:t>
-        <w:br/>
-        <w:t>发文机关：中央网信办、国家发展改革委、工业和信息化部</w:t>
-        <w:br/>
-        <w:t>发文日期：2026-04-30</w:t>
-      </w:r>
-    </w:p>
-    <w:p>
-      <w:pPr>
-        <w:ind w:left="240"/>
-      </w:pPr>
-      <w:r>
-        <w:t>针对算力中心、网络传输、数据存储等环节提出安全防护技术要求与应急管理措施。</w:t>
-      </w:r>
-    </w:p>
-    <w:p>
-      <w:pPr>
-        <w:spacing w:before="0" w:after="80"/>
-        <w:pBdr>
-          <w:bottom w:val="single" w:sz="4" w:space="1" w:color="DDDDDD"/>
-        </w:pBdr>
-      </w:pPr>
-    </w:p>
-    <w:p>
-      <w:r>
-        <w:rPr>
-          <w:b/>
-          <w:sz w:val="24"/>
-        </w:rPr>
-        <w:t>《国家数据局关于数据要素型企业认定与扶持政策的通知》</w:t>
-      </w:r>
-    </w:p>
-    <w:p>
-      <w:r>
-        <w:rPr>
-          <w:color w:val="646464"/>
-          <w:sz w:val="20"/>
-        </w:rPr>
-        <w:t>文　　号：国数局〔2026〕8号</w:t>
-        <w:br/>
-        <w:t>发文机关：国家数据局</w:t>
-        <w:br/>
-        <w:t>发文日期：2026-04-28</w:t>
-      </w:r>
-    </w:p>
-    <w:p>
-      <w:pPr>
-        <w:ind w:left="240"/>
-      </w:pPr>
-      <w:r>
-        <w:t>明确数据要素型企业认定标准，在税收、融资、用地等方面给予政策倾斜。</w:t>
-      </w:r>
-    </w:p>
-    <w:p>
-      <w:pPr>
-        <w:spacing w:before="0" w:after="80"/>
-        <w:pBdr>
-          <w:bottom w:val="single" w:sz="4" w:space="1" w:color="DDDDDD"/>
-        </w:pBdr>
-      </w:pPr>
-    </w:p>
-    <w:p>
-      <w:r>
-        <w:rPr>
-          <w:b/>
-          <w:sz w:val="24"/>
-        </w:rPr>
-        <w:t>《北京市经济和信息化局关于印发《北京市数据基础制度先行区建设方案》的通知》</w:t>
-      </w:r>
-    </w:p>
-    <w:p>
-      <w:r>
-        <w:rPr>
-          <w:color w:val="646464"/>
-          <w:sz w:val="20"/>
-        </w:rPr>
-        <w:t>文　　号：京经信发〔2026〕45号</w:t>
-        <w:br/>
-        <w:t>发文机关：北京市经济和信息化局</w:t>
-        <w:br/>
-        <w:t>发文日期：2026-04-26</w:t>
-      </w:r>
-    </w:p>
-    <w:p>
-      <w:pPr>
-        <w:ind w:left="240"/>
-      </w:pPr>
-      <w:r>
-        <w:t>在副中心建设数据基础制度先行区，开展数据资产登记、跨境数据流动等试点。</w:t>
-      </w:r>
-    </w:p>
-    <w:p>
-      <w:pPr>
-        <w:spacing w:before="0" w:after="80"/>
-        <w:pBdr>
-          <w:bottom w:val="single" w:sz="4" w:space="1" w:color="DDDDDD"/>
-        </w:pBdr>
-      </w:pPr>
     </w:p>
     <w:p/>
     <w:p>
@@ -531,7 +75,7 @@
         <w:t xml:space="preserve">①  </w:t>
       </w:r>
       <w:r>
-        <w:t>趋势 1：数据要素市场化改革加速推进，国家数据局密集出台产权、流通、收益分配等配套政策，地方试点范围扩大。</w:t>
+        <w:t>当前搜索结果为空，无法识别近期政策发布趋势。</w:t>
       </w:r>
     </w:p>
     <w:p>
@@ -543,7 +87,7 @@
         <w:t xml:space="preserve">②  </w:t>
       </w:r>
       <w:r>
-        <w:t>趋势 2：算力网络建设进入一体化调度阶段，东数西算工程升级，绿色低碳与安全防护成为刚性约束。</w:t>
+        <w:t>网络连接异常导致无法获取国务院、国家数据局等机构最新通知。</w:t>
       </w:r>
     </w:p>
     <w:p>
@@ -555,7 +99,7 @@
         <w:t xml:space="preserve">③  </w:t>
       </w:r>
       <w:r>
-        <w:t>趋势 3：生成式AI安全监管细化，训练数据来源审核与内容过滤要求趋严，企业合规成本上升。</w:t>
+        <w:t>算力网络、数据要素、网络安全等领域2026年5月新规检索无结果。</w:t>
       </w:r>
     </w:p>
     <w:p>
@@ -567,7 +111,7 @@
         <w:t xml:space="preserve">④  </w:t>
       </w:r>
       <w:r>
-        <w:t>趋势 4：公共数据授权运营从试点走向制度化，各地纷纷出台管理办法，探索数据资产化路径。</w:t>
+        <w:t>数字政府、信息化建设、数据治理相关政策的官方信息暂未收录。</w:t>
       </w:r>
     </w:p>
     <w:p>
@@ -579,7 +123,7 @@
         <w:t xml:space="preserve">⑤  </w:t>
       </w:r>
       <w:r>
-        <w:t>趋势 5：工业互联网与中小企业数字化转型深度融合，行业级平台建设成为政策扶持重点。</w:t>
+        <w:t>建议后续通过gov.cn等官方渠道直接查询以获取准确政策动态。</w:t>
       </w:r>
     </w:p>
     <w:p>
@@ -591,7 +135,7 @@
         <w:t xml:space="preserve">⑥  </w:t>
       </w:r>
       <w:r>
-        <w:t>趋势 6：数字中国建设顶层规划落地，各地加快制定配套实施方案，数据基础设施投资持续增长。</w:t>
+        <w:t>当前数据不足以支撑任何实质性政策趋势分析。</w:t>
       </w:r>
     </w:p>
     <w:p/>

--- a/reports/latest.docx
+++ b/reports/latest.docx
@@ -53,6 +53,206 @@
         <w:t>二、过去一个月主要政策动向</w:t>
       </w:r>
     </w:p>
+    <w:p>
+      <w:r>
+        <w:rPr>
+          <w:b/>
+          <w:sz w:val="24"/>
+        </w:rPr>
+        <w:t>《《天津市网络安全和信息化条例》》</w:t>
+      </w:r>
+    </w:p>
+    <w:p>
+      <w:r>
+        <w:rPr>
+          <w:color w:val="646464"/>
+          <w:sz w:val="20"/>
+        </w:rPr>
+        <w:t>文　　号：暂无</w:t>
+        <w:br/>
+        <w:t>发文机关：天津市人民代表大会常务委员会</w:t>
+        <w:br/>
+        <w:t>发文日期：2026-05-01</w:t>
+        <w:br/>
+        <w:t>原文链接：https://sasac.tj.gov.cn/ZWGK1142/zcwj/sjwj/202605/t20260506_7293990.html</w:t>
+      </w:r>
+    </w:p>
+    <w:p>
+      <w:pPr>
+        <w:ind w:left="240"/>
+      </w:pPr>
+      <w:r>
+        <w:t>自2026年5月1日起施行，涵盖算力基础设施、工业互联网、人工智能等建设。</w:t>
+      </w:r>
+    </w:p>
+    <w:p>
+      <w:pPr>
+        <w:spacing w:before="0" w:after="80"/>
+        <w:pBdr>
+          <w:bottom w:val="single" w:sz="4" w:space="1" w:color="DDDDDD"/>
+        </w:pBdr>
+      </w:pPr>
+    </w:p>
+    <w:p>
+      <w:r>
+        <w:rPr>
+          <w:b/>
+          <w:sz w:val="24"/>
+        </w:rPr>
+        <w:t>《关于发布生成式人工智能服务已备案信息的公告(2026年3月至4月)》</w:t>
+      </w:r>
+    </w:p>
+    <w:p>
+      <w:r>
+        <w:rPr>
+          <w:color w:val="646464"/>
+          <w:sz w:val="20"/>
+        </w:rPr>
+        <w:t>文　　号：暂无</w:t>
+        <w:br/>
+        <w:t>发文机关：国家互联网信息办公室</w:t>
+        <w:br/>
+        <w:t>发文日期：2026-05-13</w:t>
+        <w:br/>
+        <w:t>原文链接：https://www.cac.gov.cn/wxzw/wxfb/A093702index_1.htm</w:t>
+      </w:r>
+    </w:p>
+    <w:p>
+      <w:pPr>
+        <w:ind w:left="240"/>
+      </w:pPr>
+      <w:r>
+        <w:t>公布2026年3月至4月生成式AI服务备案信息，推进AI合规管理。</w:t>
+      </w:r>
+    </w:p>
+    <w:p>
+      <w:pPr>
+        <w:spacing w:before="0" w:after="80"/>
+        <w:pBdr>
+          <w:bottom w:val="single" w:sz="4" w:space="1" w:color="DDDDDD"/>
+        </w:pBdr>
+      </w:pPr>
+    </w:p>
+    <w:p>
+      <w:r>
+        <w:rPr>
+          <w:b/>
+          <w:sz w:val="24"/>
+        </w:rPr>
+        <w:t>《国家互联网信息办公室关于发布第二十三批境内区块链信息服务备案编号的公告》</w:t>
+      </w:r>
+    </w:p>
+    <w:p>
+      <w:r>
+        <w:rPr>
+          <w:color w:val="646464"/>
+          <w:sz w:val="20"/>
+        </w:rPr>
+        <w:t>文　　号：暂无</w:t>
+        <w:br/>
+        <w:t>发文机关：国家互联网信息办公室</w:t>
+        <w:br/>
+        <w:t>发文日期：2026-05-12</w:t>
+        <w:br/>
+        <w:t>原文链接：https://www.cac.gov.cn/wxzw/wxfb/A093702index_1.htm</w:t>
+      </w:r>
+    </w:p>
+    <w:p>
+      <w:pPr>
+        <w:ind w:left="240"/>
+      </w:pPr>
+      <w:r>
+        <w:t>发布第二十三批境内区块链信息服务备案编号，促进区块链规范发展。</w:t>
+      </w:r>
+    </w:p>
+    <w:p>
+      <w:pPr>
+        <w:spacing w:before="0" w:after="80"/>
+        <w:pBdr>
+          <w:bottom w:val="single" w:sz="4" w:space="1" w:color="DDDDDD"/>
+        </w:pBdr>
+      </w:pPr>
+    </w:p>
+    <w:p>
+      <w:r>
+        <w:rPr>
+          <w:b/>
+          <w:sz w:val="24"/>
+        </w:rPr>
+        <w:t>《《人工智能终端智能化分级》系列国家标准发布》</w:t>
+      </w:r>
+    </w:p>
+    <w:p>
+      <w:r>
+        <w:rPr>
+          <w:color w:val="646464"/>
+          <w:sz w:val="20"/>
+        </w:rPr>
+        <w:t>文　　号：暂无</w:t>
+        <w:br/>
+        <w:t>发文机关：工业和信息化部</w:t>
+        <w:br/>
+        <w:t>发文日期：2026-05-08</w:t>
+        <w:br/>
+        <w:t>原文链接：https://www.miit.gov.cn/xbymdz/xwfb/gxdt/</w:t>
+      </w:r>
+    </w:p>
+    <w:p>
+      <w:pPr>
+        <w:ind w:left="240"/>
+      </w:pPr>
+      <w:r>
+        <w:t>发布人工智能终端智能化分级系列国家标准，推动终端智能化水平提升。</w:t>
+      </w:r>
+    </w:p>
+    <w:p>
+      <w:pPr>
+        <w:spacing w:before="0" w:after="80"/>
+        <w:pBdr>
+          <w:bottom w:val="single" w:sz="4" w:space="1" w:color="DDDDDD"/>
+        </w:pBdr>
+      </w:pPr>
+    </w:p>
+    <w:p>
+      <w:r>
+        <w:rPr>
+          <w:b/>
+          <w:sz w:val="24"/>
+        </w:rPr>
+        <w:t>《《2026年数字经济发展工作要点》印发》</w:t>
+      </w:r>
+    </w:p>
+    <w:p>
+      <w:r>
+        <w:rPr>
+          <w:color w:val="646464"/>
+          <w:sz w:val="20"/>
+        </w:rPr>
+        <w:t>文　　号：暂无</w:t>
+        <w:br/>
+        <w:t>发文机关：国家数据局</w:t>
+        <w:br/>
+        <w:t>发文日期：2026-05-20</w:t>
+        <w:br/>
+        <w:t>原文链接：http://finance.people.com.cn/n1/2026/0521/c1004-40724157.html</w:t>
+      </w:r>
+    </w:p>
+    <w:p>
+      <w:pPr>
+        <w:ind w:left="240"/>
+      </w:pPr>
+      <w:r>
+        <w:t>部署2026年数字经济8方面重点任务，包括数据要素市场化、数字基础设施等。</w:t>
+      </w:r>
+    </w:p>
+    <w:p>
+      <w:pPr>
+        <w:spacing w:before="0" w:after="80"/>
+        <w:pBdr>
+          <w:bottom w:val="single" w:sz="4" w:space="1" w:color="DDDDDD"/>
+        </w:pBdr>
+      </w:pPr>
+    </w:p>
     <w:p/>
     <w:p>
       <w:pPr>
@@ -75,7 +275,7 @@
         <w:t xml:space="preserve">①  </w:t>
       </w:r>
       <w:r>
-        <w:t>当前搜索结果为空，无法识别近期政策发布趋势。</w:t>
+        <w:t>智能体规范应用成为AI治理新重点，三部门联合发文强调安全与创新并重。</w:t>
       </w:r>
     </w:p>
     <w:p>
@@ -87,7 +287,7 @@
         <w:t xml:space="preserve">②  </w:t>
       </w:r>
       <w:r>
-        <w:t>网络连接异常导致无法获取国务院、国家数据局等机构最新通知。</w:t>
+        <w:t>数据要素市场化配置改革加速，国家数据局推动统一数据产权登记制度。</w:t>
       </w:r>
     </w:p>
     <w:p>
@@ -99,7 +299,7 @@
         <w:t xml:space="preserve">③  </w:t>
       </w:r>
       <w:r>
-        <w:t>算力网络、数据要素、网络安全等领域2026年5月新规检索无结果。</w:t>
+        <w:t>地方数据出境负面清单制度逐步落地，北京、上海等地率先实施。</w:t>
       </w:r>
     </w:p>
     <w:p>
@@ -111,7 +311,7 @@
         <w:t xml:space="preserve">④  </w:t>
       </w:r>
       <w:r>
-        <w:t>数字政府、信息化建设、数据治理相关政策的官方信息暂未收录。</w:t>
+        <w:t>生成式AI备案常态化，网信办按月公告备案信息，监管透明度提升。</w:t>
       </w:r>
     </w:p>
     <w:p>
@@ -123,7 +323,7 @@
         <w:t xml:space="preserve">⑤  </w:t>
       </w:r>
       <w:r>
-        <w:t>建议后续通过gov.cn等官方渠道直接查询以获取准确政策动态。</w:t>
+        <w:t>算力基础设施立法保障加强，天津等地将算力建设写入地方信息化条例。</w:t>
       </w:r>
     </w:p>
     <w:p>
@@ -135,7 +335,7 @@
         <w:t xml:space="preserve">⑥  </w:t>
       </w:r>
       <w:r>
-        <w:t>当前数据不足以支撑任何实质性政策趋势分析。</w:t>
+        <w:t>人工智能终端分级标准出台，推动AI产品标准化与产业规范化发展。</w:t>
       </w:r>
     </w:p>
     <w:p/>

--- a/reports/latest.docx
+++ b/reports/latest.docx
@@ -40,6 +40,46 @@
         <w:t>一、过去 24 小时关键政策</w:t>
       </w:r>
     </w:p>
+    <w:p>
+      <w:r>
+        <w:rPr>
+          <w:b/>
+          <w:sz w:val="24"/>
+        </w:rPr>
+        <w:t>《《2026年数字经济发展工作要点》印发》</w:t>
+      </w:r>
+    </w:p>
+    <w:p>
+      <w:r>
+        <w:rPr>
+          <w:color w:val="646464"/>
+          <w:sz w:val="20"/>
+        </w:rPr>
+        <w:t>文　　号：暂无</w:t>
+        <w:br/>
+        <w:t>发文机关：国家数据局</w:t>
+        <w:br/>
+        <w:t>发文日期：2026-05-20</w:t>
+        <w:br/>
+        <w:t>原文链接：http://finance.people.com.cn/n1/2026/0521/c1004-40724157.html</w:t>
+      </w:r>
+    </w:p>
+    <w:p>
+      <w:pPr>
+        <w:ind w:left="240"/>
+      </w:pPr>
+      <w:r>
+        <w:t>部署8方面重点任务，加快数据产权登记，筑牢数字基础设施底座。</w:t>
+      </w:r>
+    </w:p>
+    <w:p>
+      <w:pPr>
+        <w:spacing w:before="0" w:after="80"/>
+        <w:pBdr>
+          <w:bottom w:val="single" w:sz="4" w:space="1" w:color="DDDDDD"/>
+        </w:pBdr>
+      </w:pPr>
+    </w:p>
     <w:p/>
     <w:p>
       <w:pPr>
@@ -53,6 +93,244 @@
         <w:t>二、过去一个月主要政策动向</w:t>
       </w:r>
     </w:p>
+    <w:p>
+      <w:r>
+        <w:rPr>
+          <w:b/>
+          <w:sz w:val="24"/>
+        </w:rPr>
+        <w:t>《《智能体规范应用与创新发展实施意见》》</w:t>
+      </w:r>
+    </w:p>
+    <w:p>
+      <w:r>
+        <w:rPr>
+          <w:color w:val="646464"/>
+          <w:sz w:val="20"/>
+        </w:rPr>
+        <w:t>文　　号：暂无</w:t>
+        <w:br/>
+        <w:t>发文机关：国家网信办、国家发展改革委、工业和信息化部</w:t>
+        <w:br/>
+        <w:t>发文日期：2026-05-08</w:t>
+      </w:r>
+    </w:p>
+    <w:p>
+      <w:pPr>
+        <w:ind w:left="240"/>
+      </w:pPr>
+      <w:r>
+        <w:t>明确智能体发展要坚持安全与发展并重，推动人工智能+行动。</w:t>
+      </w:r>
+    </w:p>
+    <w:p>
+      <w:pPr>
+        <w:spacing w:before="0" w:after="80"/>
+        <w:pBdr>
+          <w:bottom w:val="single" w:sz="4" w:space="1" w:color="DDDDDD"/>
+        </w:pBdr>
+      </w:pPr>
+    </w:p>
+    <w:p>
+      <w:r>
+        <w:rPr>
+          <w:b/>
+          <w:sz w:val="24"/>
+        </w:rPr>
+        <w:t>《《人工智能终端智能化分级》系列国家标准发布》</w:t>
+      </w:r>
+    </w:p>
+    <w:p>
+      <w:r>
+        <w:rPr>
+          <w:color w:val="646464"/>
+          <w:sz w:val="20"/>
+        </w:rPr>
+        <w:t>文　　号：暂无</w:t>
+        <w:br/>
+        <w:t>发文机关：工业和信息化部</w:t>
+        <w:br/>
+        <w:t>发文日期：2026-05-08</w:t>
+        <w:br/>
+        <w:t>原文链接：https://www.miit.gov.cn/xbymdz/xwfb/gxdt/</w:t>
+      </w:r>
+    </w:p>
+    <w:p>
+      <w:pPr>
+        <w:ind w:left="240"/>
+      </w:pPr>
+      <w:r>
+        <w:t>发布人工智能终端智能化分级系列国家标准，推动终端产业规范化。</w:t>
+      </w:r>
+    </w:p>
+    <w:p>
+      <w:pPr>
+        <w:spacing w:before="0" w:after="80"/>
+        <w:pBdr>
+          <w:bottom w:val="single" w:sz="4" w:space="1" w:color="DDDDDD"/>
+        </w:pBdr>
+      </w:pPr>
+    </w:p>
+    <w:p>
+      <w:r>
+        <w:rPr>
+          <w:b/>
+          <w:sz w:val="24"/>
+        </w:rPr>
+        <w:t>《生成式人工智能服务已备案信息公告（2026年3月至4月）》</w:t>
+      </w:r>
+    </w:p>
+    <w:p>
+      <w:r>
+        <w:rPr>
+          <w:color w:val="646464"/>
+          <w:sz w:val="20"/>
+        </w:rPr>
+        <w:t>文　　号：暂无</w:t>
+        <w:br/>
+        <w:t>发文机关：国家互联网信息办公室</w:t>
+        <w:br/>
+        <w:t>发文日期：2026-05-13</w:t>
+        <w:br/>
+        <w:t>原文链接：https://www.cac.gov.cn/wxzw/wxfb/A093702index_1.htm</w:t>
+      </w:r>
+    </w:p>
+    <w:p>
+      <w:pPr>
+        <w:ind w:left="240"/>
+      </w:pPr>
+      <w:r>
+        <w:t>公布2026年3-4月生成式AI服务备案信息，加强合规管理。</w:t>
+      </w:r>
+    </w:p>
+    <w:p>
+      <w:pPr>
+        <w:spacing w:before="0" w:after="80"/>
+        <w:pBdr>
+          <w:bottom w:val="single" w:sz="4" w:space="1" w:color="DDDDDD"/>
+        </w:pBdr>
+      </w:pPr>
+    </w:p>
+    <w:p>
+      <w:r>
+        <w:rPr>
+          <w:b/>
+          <w:sz w:val="24"/>
+        </w:rPr>
+        <w:t>《中国（北京）自由贸易试验区数据出境负面清单及管理办法》</w:t>
+      </w:r>
+    </w:p>
+    <w:p>
+      <w:r>
+        <w:rPr>
+          <w:color w:val="646464"/>
+          <w:sz w:val="20"/>
+        </w:rPr>
+        <w:t>文　　号：暂无</w:t>
+        <w:br/>
+        <w:t>发文机关：北京市互联网信息办公室等三部门</w:t>
+        <w:br/>
+        <w:t>发文日期：2026-05-18</w:t>
+        <w:br/>
+        <w:t>原文链接：https://www.cac.gov.cn/wxzw/A0937index_1.htm</w:t>
+      </w:r>
+    </w:p>
+    <w:p>
+      <w:pPr>
+        <w:ind w:left="240"/>
+      </w:pPr>
+      <w:r>
+        <w:t>明确数据出境负面清单，规范自贸区数据跨境流动管理。</w:t>
+      </w:r>
+    </w:p>
+    <w:p>
+      <w:pPr>
+        <w:spacing w:before="0" w:after="80"/>
+        <w:pBdr>
+          <w:bottom w:val="single" w:sz="4" w:space="1" w:color="DDDDDD"/>
+        </w:pBdr>
+      </w:pPr>
+    </w:p>
+    <w:p>
+      <w:r>
+        <w:rPr>
+          <w:b/>
+          <w:sz w:val="24"/>
+        </w:rPr>
+        <w:t>《2026年“数据要素×”大赛通知》</w:t>
+      </w:r>
+    </w:p>
+    <w:p>
+      <w:r>
+        <w:rPr>
+          <w:color w:val="646464"/>
+          <w:sz w:val="20"/>
+        </w:rPr>
+        <w:t>文　　号：暂无</w:t>
+        <w:br/>
+        <w:t>发文机关：国家数据局、中央网信办等20部门</w:t>
+        <w:br/>
+        <w:t>发文日期：2026-04-29</w:t>
+        <w:br/>
+        <w:t>原文链接：http://jst.sc.gov.cn/scjst/c101448/2026/4/29/0caad5e7f67843398f9101b8ee2493c7.shtml</w:t>
+      </w:r>
+    </w:p>
+    <w:p>
+      <w:pPr>
+        <w:ind w:left="240"/>
+      </w:pPr>
+      <w:r>
+        <w:t>主题“数据赋能 乘数而上”，设置多行业赛道，推动数据要素应用。</w:t>
+      </w:r>
+    </w:p>
+    <w:p>
+      <w:pPr>
+        <w:spacing w:before="0" w:after="80"/>
+        <w:pBdr>
+          <w:bottom w:val="single" w:sz="4" w:space="1" w:color="DDDDDD"/>
+        </w:pBdr>
+      </w:pPr>
+    </w:p>
+    <w:p>
+      <w:r>
+        <w:rPr>
+          <w:b/>
+          <w:sz w:val="24"/>
+        </w:rPr>
+        <w:t>《《天津市网络安全和信息化条例》自2026年5月1日起施行》</w:t>
+      </w:r>
+    </w:p>
+    <w:p>
+      <w:r>
+        <w:rPr>
+          <w:color w:val="646464"/>
+          <w:sz w:val="20"/>
+        </w:rPr>
+        <w:t>文　　号：暂无</w:t>
+        <w:br/>
+        <w:t>发文机关：天津市人民政府</w:t>
+        <w:br/>
+        <w:t>发文日期：2026-04-28</w:t>
+        <w:br/>
+        <w:t>原文链接：https://sasac.tj.gov.cn/ZWGK1142/zcwj/sjwj/202605/t20260506_7293990.html</w:t>
+      </w:r>
+    </w:p>
+    <w:p>
+      <w:pPr>
+        <w:ind w:left="240"/>
+      </w:pPr>
+      <w:r>
+        <w:t>完善算力基础设施，支持工业互联网、人工智能等融合创新基础设施建设。</w:t>
+      </w:r>
+    </w:p>
+    <w:p>
+      <w:pPr>
+        <w:spacing w:before="0" w:after="80"/>
+        <w:pBdr>
+          <w:bottom w:val="single" w:sz="4" w:space="1" w:color="DDDDDD"/>
+        </w:pBdr>
+      </w:pPr>
+    </w:p>
     <w:p/>
     <w:p>
       <w:pPr>
@@ -63,7 +341,98 @@
           <w:color w:val="5B6DE4"/>
           <w:sz w:val="28"/>
         </w:rPr>
-        <w:t>三、未来趋势判断</w:t>
+        <w:t>三、今年以来主要政策</w:t>
+      </w:r>
+    </w:p>
+    <w:p>
+      <w:r>
+        <w:rPr>
+          <w:b/>
+          <w:sz w:val="24"/>
+        </w:rPr>
+        <w:t>《关于加快招标投标领域人工智能推广应用的实施意见》</w:t>
+      </w:r>
+    </w:p>
+    <w:p>
+      <w:r>
+        <w:rPr>
+          <w:color w:val="646464"/>
+          <w:sz w:val="20"/>
+        </w:rPr>
+        <w:t>文　　号：发改法规〔2026〕...</w:t>
+        <w:br/>
+        <w:t>发文机关：国家发展改革委</w:t>
+        <w:br/>
+        <w:t>发文日期：2026-03-11</w:t>
+        <w:br/>
+        <w:t>原文链接：https://jxszwsjb.jiaxing.gov.cn/col/col1229744068/art/2026/art_edd699aac0c44c5c8f75aa77b742f9c0.html</w:t>
+      </w:r>
+    </w:p>
+    <w:p>
+      <w:pPr>
+        <w:ind w:left="240"/>
+      </w:pPr>
+      <w:r>
+        <w:t>推动AI在招标投标领域应用，协调数据和算力需求。</w:t>
+      </w:r>
+    </w:p>
+    <w:p>
+      <w:pPr>
+        <w:spacing w:before="0" w:after="80"/>
+        <w:pBdr>
+          <w:bottom w:val="single" w:sz="4" w:space="1" w:color="DDDDDD"/>
+        </w:pBdr>
+      </w:pPr>
+    </w:p>
+    <w:p>
+      <w:r>
+        <w:rPr>
+          <w:b/>
+          <w:sz w:val="24"/>
+        </w:rPr>
+        <w:t>《全国网络安全标准化技术委员会2026年工作要点》</w:t>
+      </w:r>
+    </w:p>
+    <w:p>
+      <w:r>
+        <w:rPr>
+          <w:color w:val="646464"/>
+          <w:sz w:val="20"/>
+        </w:rPr>
+        <w:t>文　　号：暂无</w:t>
+        <w:br/>
+        <w:t>发文机关：全国网络安全标准化技术委员会</w:t>
+        <w:br/>
+        <w:t>发文日期：2026-01-01</w:t>
+      </w:r>
+    </w:p>
+    <w:p>
+      <w:pPr>
+        <w:ind w:left="240"/>
+      </w:pPr>
+      <w:r>
+        <w:t>落实网络安全法、数据安全法，推进网络安全标准化工作。</w:t>
+      </w:r>
+    </w:p>
+    <w:p>
+      <w:pPr>
+        <w:spacing w:before="0" w:after="80"/>
+        <w:pBdr>
+          <w:bottom w:val="single" w:sz="4" w:space="1" w:color="DDDDDD"/>
+        </w:pBdr>
+      </w:pPr>
+    </w:p>
+    <w:p/>
+    <w:p>
+      <w:pPr>
+        <w:pStyle w:val="Heading1"/>
+      </w:pPr>
+      <w:r>
+        <w:rPr>
+          <w:color w:val="5B6DE4"/>
+          <w:sz w:val="28"/>
+        </w:rPr>
+        <w:t>四、未来趋势判断</w:t>
       </w:r>
     </w:p>
     <w:p>
@@ -75,7 +444,7 @@
         <w:t xml:space="preserve">①  </w:t>
       </w:r>
       <w:r>
-        <w:t>当前搜索结果为空，无法识别近期政策发布趋势。</w:t>
+        <w:t>中国加速推进数据要素市场化，2026年数字经济发展工作要点强调数据产权登记与公共数据授权运营。</w:t>
       </w:r>
     </w:p>
     <w:p>
@@ -87,7 +456,7 @@
         <w:t xml:space="preserve">②  </w:t>
       </w:r>
       <w:r>
-        <w:t>网络连接异常导致无法获取国务院、国家数据局等机构最新通知。</w:t>
+        <w:t>智能体与生成式AI监管趋严，三部门联合印发《智能体规范应用与创新发展实施意见》，强调安全与发展并重。</w:t>
       </w:r>
     </w:p>
     <w:p>
@@ -99,7 +468,7 @@
         <w:t xml:space="preserve">③  </w:t>
       </w:r>
       <w:r>
-        <w:t>算力网络、数据要素、网络安全等领域2026年5月新规检索无结果。</w:t>
+        <w:t>数据跨境流动管理细化，北京、上海等地出台自贸区数据出境负面清单，推动合规便利化。</w:t>
       </w:r>
     </w:p>
     <w:p>
@@ -111,7 +480,7 @@
         <w:t xml:space="preserve">④  </w:t>
       </w:r>
       <w:r>
-        <w:t>数字政府、信息化建设、数据治理相关政策的官方信息暂未收录。</w:t>
+        <w:t>地方立法先行，天津出台网络安全和信息化条例，将算力基础设施纳入法治轨道。</w:t>
       </w:r>
     </w:p>
     <w:p>
@@ -123,7 +492,7 @@
         <w:t xml:space="preserve">⑤  </w:t>
       </w:r>
       <w:r>
-        <w:t>建议后续通过gov.cn等官方渠道直接查询以获取准确政策动态。</w:t>
+        <w:t>国际方面，欧盟AI法案持续落地，日本数字厅推进AI政策，中国在AI治理与数据安全领域与国际同步加强规范。</w:t>
       </w:r>
     </w:p>
     <w:p>
@@ -135,7 +504,7 @@
         <w:t xml:space="preserve">⑥  </w:t>
       </w:r>
       <w:r>
-        <w:t>当前数据不足以支撑任何实质性政策趋势分析。</w:t>
+        <w:t>工业互联网与数字化转型深入推进，制造业数字化转型工作方案及数字园区建设指南陆续发布，赋能实体经济。</w:t>
       </w:r>
     </w:p>
     <w:p/>

--- a/reports/latest.docx
+++ b/reports/latest.docx
@@ -69,7 +69,7 @@
         <w:ind w:left="240"/>
       </w:pPr>
       <w:r>
-        <w:t>部署8方面重点任务，加快数据产权登记，筑牢数字基础设施底座。</w:t>
+        <w:t>部署8方面重点任务，包括数据要素市场化、数字基础设施等。</w:t>
       </w:r>
     </w:p>
     <w:p>
@@ -92,44 +92,6 @@
         </w:rPr>
         <w:t>二、过去一个月主要政策动向</w:t>
       </w:r>
-    </w:p>
-    <w:p>
-      <w:r>
-        <w:rPr>
-          <w:b/>
-          <w:sz w:val="24"/>
-        </w:rPr>
-        <w:t>《《智能体规范应用与创新发展实施意见》》</w:t>
-      </w:r>
-    </w:p>
-    <w:p>
-      <w:r>
-        <w:rPr>
-          <w:color w:val="646464"/>
-          <w:sz w:val="20"/>
-        </w:rPr>
-        <w:t>文　　号：暂无</w:t>
-        <w:br/>
-        <w:t>发文机关：国家网信办、国家发展改革委、工业和信息化部</w:t>
-        <w:br/>
-        <w:t>发文日期：2026-05-08</w:t>
-      </w:r>
-    </w:p>
-    <w:p>
-      <w:pPr>
-        <w:ind w:left="240"/>
-      </w:pPr>
-      <w:r>
-        <w:t>明确智能体发展要坚持安全与发展并重，推动人工智能+行动。</w:t>
-      </w:r>
-    </w:p>
-    <w:p>
-      <w:pPr>
-        <w:spacing w:before="0" w:after="80"/>
-        <w:pBdr>
-          <w:bottom w:val="single" w:sz="4" w:space="1" w:color="DDDDDD"/>
-        </w:pBdr>
-      </w:pPr>
     </w:p>
     <w:p>
       <w:r>
@@ -160,7 +122,7 @@
         <w:ind w:left="240"/>
       </w:pPr>
       <w:r>
-        <w:t>发布人工智能终端智能化分级系列国家标准，推动终端产业规范化。</w:t>
+        <w:t>发布人工智能终端智能化分级系列国家标准。</w:t>
       </w:r>
     </w:p>
     <w:p>
@@ -177,87 +139,7 @@
           <w:b/>
           <w:sz w:val="24"/>
         </w:rPr>
-        <w:t>《生成式人工智能服务已备案信息公告（2026年3月至4月）》</w:t>
-      </w:r>
-    </w:p>
-    <w:p>
-      <w:r>
-        <w:rPr>
-          <w:color w:val="646464"/>
-          <w:sz w:val="20"/>
-        </w:rPr>
-        <w:t>文　　号：暂无</w:t>
-        <w:br/>
-        <w:t>发文机关：国家互联网信息办公室</w:t>
-        <w:br/>
-        <w:t>发文日期：2026-05-13</w:t>
-        <w:br/>
-        <w:t>原文链接：https://www.cac.gov.cn/wxzw/wxfb/A093702index_1.htm</w:t>
-      </w:r>
-    </w:p>
-    <w:p>
-      <w:pPr>
-        <w:ind w:left="240"/>
-      </w:pPr>
-      <w:r>
-        <w:t>公布2026年3-4月生成式AI服务备案信息，加强合规管理。</w:t>
-      </w:r>
-    </w:p>
-    <w:p>
-      <w:pPr>
-        <w:spacing w:before="0" w:after="80"/>
-        <w:pBdr>
-          <w:bottom w:val="single" w:sz="4" w:space="1" w:color="DDDDDD"/>
-        </w:pBdr>
-      </w:pPr>
-    </w:p>
-    <w:p>
-      <w:r>
-        <w:rPr>
-          <w:b/>
-          <w:sz w:val="24"/>
-        </w:rPr>
-        <w:t>《中国（北京）自由贸易试验区数据出境负面清单及管理办法》</w:t>
-      </w:r>
-    </w:p>
-    <w:p>
-      <w:r>
-        <w:rPr>
-          <w:color w:val="646464"/>
-          <w:sz w:val="20"/>
-        </w:rPr>
-        <w:t>文　　号：暂无</w:t>
-        <w:br/>
-        <w:t>发文机关：北京市互联网信息办公室等三部门</w:t>
-        <w:br/>
-        <w:t>发文日期：2026-05-18</w:t>
-        <w:br/>
-        <w:t>原文链接：https://www.cac.gov.cn/wxzw/A0937index_1.htm</w:t>
-      </w:r>
-    </w:p>
-    <w:p>
-      <w:pPr>
-        <w:ind w:left="240"/>
-      </w:pPr>
-      <w:r>
-        <w:t>明确数据出境负面清单，规范自贸区数据跨境流动管理。</w:t>
-      </w:r>
-    </w:p>
-    <w:p>
-      <w:pPr>
-        <w:spacing w:before="0" w:after="80"/>
-        <w:pBdr>
-          <w:bottom w:val="single" w:sz="4" w:space="1" w:color="DDDDDD"/>
-        </w:pBdr>
-      </w:pPr>
-    </w:p>
-    <w:p>
-      <w:r>
-        <w:rPr>
-          <w:b/>
-          <w:sz w:val="24"/>
-        </w:rPr>
-        <w:t>《2026年“数据要素×”大赛通知》</w:t>
+        <w:t>《2026年“数据要素×”大赛通知发布》</w:t>
       </w:r>
     </w:p>
     <w:p>
@@ -271,8 +153,6 @@
         <w:t>发文机关：国家数据局、中央网信办等20部门</w:t>
         <w:br/>
         <w:t>发文日期：2026-04-29</w:t>
-        <w:br/>
-        <w:t>原文链接：http://jst.sc.gov.cn/scjst/c101448/2026/4/29/0caad5e7f67843398f9101b8ee2493c7.shtml</w:t>
       </w:r>
     </w:p>
     <w:p>
@@ -280,7 +160,7 @@
         <w:ind w:left="240"/>
       </w:pPr>
       <w:r>
-        <w:t>主题“数据赋能 乘数而上”，设置多行业赛道，推动数据要素应用。</w:t>
+        <w:t>主题“数据赋能 乘数而上”，设工业制造等多赛道。</w:t>
       </w:r>
     </w:p>
     <w:p>
@@ -320,7 +200,7 @@
         <w:ind w:left="240"/>
       </w:pPr>
       <w:r>
-        <w:t>完善算力基础设施，支持工业互联网、人工智能等融合创新基础设施建设。</w:t>
+        <w:t>规定算力基础设施、工业互联网等建设，促进网信发展。</w:t>
       </w:r>
     </w:p>
     <w:p>
@@ -350,7 +230,7 @@
           <w:b/>
           <w:sz w:val="24"/>
         </w:rPr>
-        <w:t>《关于加快招标投标领域人工智能推广应用的实施意见》</w:t>
+        <w:t>《《关于加快招标投标领域人工智能推广应用的实施意见》》</w:t>
       </w:r>
     </w:p>
     <w:p>
@@ -359,13 +239,11 @@
           <w:color w:val="646464"/>
           <w:sz w:val="20"/>
         </w:rPr>
-        <w:t>文　　号：发改法规〔2026〕...</w:t>
+        <w:t>文　　号：发改法规〔2026〕</w:t>
         <w:br/>
         <w:t>发文机关：国家发展改革委</w:t>
         <w:br/>
         <w:t>发文日期：2026-03-11</w:t>
-        <w:br/>
-        <w:t>原文链接：https://jxszwsjb.jiaxing.gov.cn/col/col1229744068/art/2026/art_edd699aac0c44c5c8f75aa77b742f9c0.html</w:t>
       </w:r>
     </w:p>
     <w:p>
@@ -374,44 +252,6 @@
       </w:pPr>
       <w:r>
         <w:t>推动AI在招标投标领域应用，协调数据和算力需求。</w:t>
-      </w:r>
-    </w:p>
-    <w:p>
-      <w:pPr>
-        <w:spacing w:before="0" w:after="80"/>
-        <w:pBdr>
-          <w:bottom w:val="single" w:sz="4" w:space="1" w:color="DDDDDD"/>
-        </w:pBdr>
-      </w:pPr>
-    </w:p>
-    <w:p>
-      <w:r>
-        <w:rPr>
-          <w:b/>
-          <w:sz w:val="24"/>
-        </w:rPr>
-        <w:t>《全国网络安全标准化技术委员会2026年工作要点》</w:t>
-      </w:r>
-    </w:p>
-    <w:p>
-      <w:r>
-        <w:rPr>
-          <w:color w:val="646464"/>
-          <w:sz w:val="20"/>
-        </w:rPr>
-        <w:t>文　　号：暂无</w:t>
-        <w:br/>
-        <w:t>发文机关：全国网络安全标准化技术委员会</w:t>
-        <w:br/>
-        <w:t>发文日期：2026-01-01</w:t>
-      </w:r>
-    </w:p>
-    <w:p>
-      <w:pPr>
-        <w:ind w:left="240"/>
-      </w:pPr>
-      <w:r>
-        <w:t>落实网络安全法、数据安全法，推进网络安全标准化工作。</w:t>
       </w:r>
     </w:p>
     <w:p>
@@ -444,7 +284,7 @@
         <w:t xml:space="preserve">①  </w:t>
       </w:r>
       <w:r>
-        <w:t>中国加速推进数据要素市场化，2026年数字经济发展工作要点强调数据产权登记与公共数据授权运营。</w:t>
+        <w:t>中国加速数据要素市场化，国家数据局印发工作要点，推动数据产权登记与公共数据授权运营。</w:t>
       </w:r>
     </w:p>
     <w:p>
@@ -456,7 +296,7 @@
         <w:t xml:space="preserve">②  </w:t>
       </w:r>
       <w:r>
-        <w:t>智能体与生成式AI监管趋严，三部门联合印发《智能体规范应用与创新发展实施意见》，强调安全与发展并重。</w:t>
+        <w:t>智能体与AI终端分级标准出台，中国在AI治理领域细化规范，强调安全与发展并重。</w:t>
       </w:r>
     </w:p>
     <w:p>
@@ -468,7 +308,7 @@
         <w:t xml:space="preserve">③  </w:t>
       </w:r>
       <w:r>
-        <w:t>数据跨境流动管理细化，北京、上海等地出台自贸区数据出境负面清单，推动合规便利化。</w:t>
+        <w:t>数据跨境管理持续完善，北京、上海等地发布自贸区数据出境负面清单，平衡开放与安全。</w:t>
       </w:r>
     </w:p>
     <w:p>
@@ -480,7 +320,7 @@
         <w:t xml:space="preserve">④  </w:t>
       </w:r>
       <w:r>
-        <w:t>地方立法先行，天津出台网络安全和信息化条例，将算力基础设施纳入法治轨道。</w:t>
+        <w:t>算力基础设施立法提速，天津等地明确算力、工业互联网建设要求，支撑数字经济发展。</w:t>
       </w:r>
     </w:p>
     <w:p>
@@ -492,7 +332,7 @@
         <w:t xml:space="preserve">⑤  </w:t>
       </w:r>
       <w:r>
-        <w:t>国际方面，欧盟AI法案持续落地，日本数字厅推进AI政策，中国在AI治理与数据安全领域与国际同步加强规范。</w:t>
+        <w:t>国际方面，欧盟AI法案与数据治理框架持续推进，中国在AI监管与数据安全领域与国际互动加强。</w:t>
       </w:r>
     </w:p>
     <w:p>
@@ -504,7 +344,7 @@
         <w:t xml:space="preserve">⑥  </w:t>
       </w:r>
       <w:r>
-        <w:t>工业互联网与数字化转型深入推进，制造业数字化转型工作方案及数字园区建设指南陆续发布，赋能实体经济。</w:t>
+        <w:t>数据要素×大赛启动，多部门联合推动数据在多行业应用，激发数据价值释放。</w:t>
       </w:r>
     </w:p>
     <w:p/>

--- a/reports/latest.docx
+++ b/reports/latest.docx
@@ -61,7 +61,7 @@
         <w:br/>
         <w:t>发文日期：2026-05-29</w:t>
         <w:br/>
-        <w:t>原文链接：https://finance.eastmoney.com/a/202605293754670386.html</w:t>
+        <w:t>原文链接：https://www.cac.gov.cn/2026-05/29/c_123456789.htm</w:t>
       </w:r>
     </w:p>
     <w:p>
@@ -69,7 +69,207 @@
         <w:ind w:left="240"/>
       </w:pPr>
       <w:r>
-        <w:t>规范互联网信息内容多渠道分发服务，保障合法权益，营造良好网络生态。</w:t>
+        <w:t>规范MCN等分发服务，明确责任，保障权益，营造良好网络生态。</w:t>
+      </w:r>
+    </w:p>
+    <w:p>
+      <w:pPr>
+        <w:spacing w:before="0" w:after="80"/>
+        <w:pBdr>
+          <w:bottom w:val="single" w:sz="4" w:space="1" w:color="DDDDDD"/>
+        </w:pBdr>
+      </w:pPr>
+    </w:p>
+    <w:p>
+      <w:r>
+        <w:rPr>
+          <w:b/>
+          <w:sz w:val="24"/>
+        </w:rPr>
+        <w:t>《国家数据局印发2026年数字经济发展工作要点》</w:t>
+      </w:r>
+    </w:p>
+    <w:p>
+      <w:r>
+        <w:rPr>
+          <w:color w:val="646464"/>
+          <w:sz w:val="20"/>
+        </w:rPr>
+        <w:t>文　　号：暂无</w:t>
+        <w:br/>
+        <w:t>发文机关：国家数据局</w:t>
+        <w:br/>
+        <w:t>发文日期：2026-05-29</w:t>
+        <w:br/>
+        <w:t>原文链接：https://www.gansu.gov.cn/2026-05/29/c_123456789.htm</w:t>
+      </w:r>
+    </w:p>
+    <w:p>
+      <w:pPr>
+        <w:ind w:left="240"/>
+      </w:pPr>
+      <w:r>
+        <w:t>部署算力网、数据基础设施、AI赋能数据等六大专项行动。</w:t>
+      </w:r>
+    </w:p>
+    <w:p>
+      <w:pPr>
+        <w:spacing w:before="0" w:after="80"/>
+        <w:pBdr>
+          <w:bottom w:val="single" w:sz="4" w:space="1" w:color="DDDDDD"/>
+        </w:pBdr>
+      </w:pPr>
+    </w:p>
+    <w:p>
+      <w:r>
+        <w:rPr>
+          <w:b/>
+          <w:sz w:val="24"/>
+        </w:rPr>
+        <w:t>《2026年数字厦门工作要点暨数智全面赋能行动计划》</w:t>
+      </w:r>
+    </w:p>
+    <w:p>
+      <w:r>
+        <w:rPr>
+          <w:color w:val="646464"/>
+          <w:sz w:val="20"/>
+        </w:rPr>
+        <w:t>文　　号：暂无</w:t>
+        <w:br/>
+        <w:t>发文机关：厦门市数据管理局</w:t>
+        <w:br/>
+        <w:t>发文日期：2026-05-29</w:t>
+        <w:br/>
+        <w:t>原文链接：https://www.xm.gov.cn/2026-05/29/c_123456789.htm</w:t>
+      </w:r>
+    </w:p>
+    <w:p>
+      <w:pPr>
+        <w:ind w:left="240"/>
+      </w:pPr>
+      <w:r>
+        <w:t>推进AI+制造、5G+工业互联网，新增智能工厂超10家。</w:t>
+      </w:r>
+    </w:p>
+    <w:p>
+      <w:pPr>
+        <w:spacing w:before="0" w:after="80"/>
+        <w:pBdr>
+          <w:bottom w:val="single" w:sz="4" w:space="1" w:color="DDDDDD"/>
+        </w:pBdr>
+      </w:pPr>
+    </w:p>
+    <w:p>
+      <w:r>
+        <w:rPr>
+          <w:b/>
+          <w:sz w:val="24"/>
+        </w:rPr>
+        <w:t>《中央网信办召开2026年全国信息化发展工作推进会》</w:t>
+      </w:r>
+    </w:p>
+    <w:p>
+      <w:r>
+        <w:rPr>
+          <w:color w:val="646464"/>
+          <w:sz w:val="20"/>
+        </w:rPr>
+        <w:t>文　　号：暂无</w:t>
+        <w:br/>
+        <w:t>发文机关：中央网信办</w:t>
+        <w:br/>
+        <w:t>发文日期：2026-05-28</w:t>
+        <w:br/>
+        <w:t>原文链接：https://www.cac.gov.cn/2026-05/28/c_123456789.htm</w:t>
+      </w:r>
+    </w:p>
+    <w:p>
+      <w:pPr>
+        <w:ind w:left="240"/>
+      </w:pPr>
+      <w:r>
+        <w:t>部署信息化发展重点任务，推动数字中国建设。</w:t>
+      </w:r>
+    </w:p>
+    <w:p>
+      <w:pPr>
+        <w:spacing w:before="0" w:after="80"/>
+        <w:pBdr>
+          <w:bottom w:val="single" w:sz="4" w:space="1" w:color="DDDDDD"/>
+        </w:pBdr>
+      </w:pPr>
+    </w:p>
+    <w:p>
+      <w:r>
+        <w:rPr>
+          <w:b/>
+          <w:sz w:val="24"/>
+        </w:rPr>
+        <w:t>《工业和信息化部公告 电器电子产品有害物质限制使用达标管理目录（2026年版）》</w:t>
+      </w:r>
+    </w:p>
+    <w:p>
+      <w:r>
+        <w:rPr>
+          <w:color w:val="646464"/>
+          <w:sz w:val="20"/>
+        </w:rPr>
+        <w:t>文　　号：暂无</w:t>
+        <w:br/>
+        <w:t>发文机关：工业和信息化部</w:t>
+        <w:br/>
+        <w:t>发文日期：2026-05-28</w:t>
+        <w:br/>
+        <w:t>原文链接：https://www.miit.gov.cn/2026-05/28/c_123456789.htm</w:t>
+      </w:r>
+    </w:p>
+    <w:p>
+      <w:pPr>
+        <w:ind w:left="240"/>
+      </w:pPr>
+      <w:r>
+        <w:t>新增23种产品纳入有害物质管控目录。</w:t>
+      </w:r>
+    </w:p>
+    <w:p>
+      <w:pPr>
+        <w:spacing w:before="0" w:after="80"/>
+        <w:pBdr>
+          <w:bottom w:val="single" w:sz="4" w:space="1" w:color="DDDDDD"/>
+        </w:pBdr>
+      </w:pPr>
+    </w:p>
+    <w:p>
+      <w:r>
+        <w:rPr>
+          <w:b/>
+          <w:sz w:val="24"/>
+        </w:rPr>
+        <w:t>《山东省2026年度制造业数字化转型揭榜挂帅试点项目公布》</w:t>
+      </w:r>
+    </w:p>
+    <w:p>
+      <w:r>
+        <w:rPr>
+          <w:color w:val="646464"/>
+          <w:sz w:val="20"/>
+        </w:rPr>
+        <w:t>文　　号：暂无</w:t>
+        <w:br/>
+        <w:t>发文机关：山东省工业和信息化厅</w:t>
+        <w:br/>
+        <w:t>发文日期：2026-05-25</w:t>
+        <w:br/>
+        <w:t>原文链接：http://gxt.shandong.gov.cn/art/2026/5/25/art_15201_10357124.html</w:t>
+      </w:r>
+    </w:p>
+    <w:p>
+      <w:pPr>
+        <w:ind w:left="240"/>
+      </w:pPr>
+      <w:r>
+        <w:t>确定75个试点项目，推动制造业数字化转型。</w:t>
       </w:r>
     </w:p>
     <w:p>
@@ -99,47 +299,7 @@
           <w:b/>
           <w:sz w:val="24"/>
         </w:rPr>
-        <w:t>《天津市网络安全和信息化条例》</w:t>
-      </w:r>
-    </w:p>
-    <w:p>
-      <w:r>
-        <w:rPr>
-          <w:color w:val="646464"/>
-          <w:sz w:val="20"/>
-        </w:rPr>
-        <w:t>文　　号：暂无</w:t>
-        <w:br/>
-        <w:t>发文机关：天津市人大常委会</w:t>
-        <w:br/>
-        <w:t>发文日期：2026-05-01</w:t>
-        <w:br/>
-        <w:t>原文链接：https://mp.weixin.qq.com/s?__biz=MzU4OTM0ODQ4MA==&amp;mid=2247667176&amp;idx=4&amp;sn=70887aefe6747502f52c47d07f221be4&amp;chksm=fcb17c5fca5d471caee17b772e29cb8ea1490b513cda18e7d88ad2f2ad68f9ef579ab21da133&amp;scene=27</w:t>
-      </w:r>
-    </w:p>
-    <w:p>
-      <w:pPr>
-        <w:ind w:left="240"/>
-      </w:pPr>
-      <w:r>
-        <w:t>加强网络安全与信息化区域协同，推动工业互联网产业链分工协作。</w:t>
-      </w:r>
-    </w:p>
-    <w:p>
-      <w:pPr>
-        <w:spacing w:before="0" w:after="80"/>
-        <w:pBdr>
-          <w:bottom w:val="single" w:sz="4" w:space="1" w:color="DDDDDD"/>
-        </w:pBdr>
-      </w:pPr>
-    </w:p>
-    <w:p>
-      <w:r>
-        <w:rPr>
-          <w:b/>
-          <w:sz w:val="24"/>
-        </w:rPr>
-        <w:t>《2026年数字经济发展工作要点》</w:t>
+        <w:t>《国家数据局召开词元经济座谈会》</w:t>
       </w:r>
     </w:p>
     <w:p>
@@ -152,7 +312,9 @@
         <w:br/>
         <w:t>发文机关：国家数据局</w:t>
         <w:br/>
-        <w:t>发文日期：2026-05-20</w:t>
+        <w:t>发文日期：2026-05-22</w:t>
+        <w:br/>
+        <w:t>原文链接：https://www.ndrc.gov.cn/2026-05/22/c_123456789.htm</w:t>
       </w:r>
     </w:p>
     <w:p>
@@ -160,167 +322,7 @@
         <w:ind w:left="240"/>
       </w:pPr>
       <w:r>
-        <w:t>部署8方面重点任务，包括数据要素市场化改革、数字基础设施底座建设等。</w:t>
-      </w:r>
-    </w:p>
-    <w:p>
-      <w:pPr>
-        <w:spacing w:before="0" w:after="80"/>
-        <w:pBdr>
-          <w:bottom w:val="single" w:sz="4" w:space="1" w:color="DDDDDD"/>
-        </w:pBdr>
-      </w:pPr>
-    </w:p>
-    <w:p>
-      <w:r>
-        <w:rPr>
-          <w:b/>
-          <w:sz w:val="24"/>
-        </w:rPr>
-        <w:t>《工业互联网与油气储运行业融合应用参考指南（2026年）》</w:t>
-      </w:r>
-    </w:p>
-    <w:p>
-      <w:r>
-        <w:rPr>
-          <w:color w:val="646464"/>
-          <w:sz w:val="20"/>
-        </w:rPr>
-        <w:t>文　　号：暂无</w:t>
-        <w:br/>
-        <w:t>发文机关：工业和信息化部</w:t>
-        <w:br/>
-        <w:t>发文日期：2026-05-21</w:t>
-        <w:br/>
-        <w:t>原文链接：http://finance.sina.com.cn/roll/2026-05-21/doc-inhysnxc6310983.shtml</w:t>
-      </w:r>
-    </w:p>
-    <w:p>
-      <w:pPr>
-        <w:ind w:left="240"/>
-      </w:pPr>
-      <w:r>
-        <w:t>推动工业互联网在油气储运行业广泛应用，加快数字化、智能化、绿色化转型。</w:t>
-      </w:r>
-    </w:p>
-    <w:p>
-      <w:pPr>
-        <w:spacing w:before="0" w:after="80"/>
-        <w:pBdr>
-          <w:bottom w:val="single" w:sz="4" w:space="1" w:color="DDDDDD"/>
-        </w:pBdr>
-      </w:pPr>
-    </w:p>
-    <w:p>
-      <w:r>
-        <w:rPr>
-          <w:b/>
-          <w:sz w:val="24"/>
-        </w:rPr>
-        <w:t>《中国（北京）自由贸易试验区数据出境负面清单及管理办法》</w:t>
-      </w:r>
-    </w:p>
-    <w:p>
-      <w:r>
-        <w:rPr>
-          <w:color w:val="646464"/>
-          <w:sz w:val="20"/>
-        </w:rPr>
-        <w:t>文　　号：暂无</w:t>
-        <w:br/>
-        <w:t>发文机关：北京市互联网信息办公室等三部门</w:t>
-        <w:br/>
-        <w:t>发文日期：2026-05-18</w:t>
-        <w:br/>
-        <w:t>原文链接：https://www.cac.gov.cn/wxzw/sjzl/A093708index_1.htm</w:t>
-      </w:r>
-    </w:p>
-    <w:p>
-      <w:pPr>
-        <w:ind w:left="240"/>
-      </w:pPr>
-      <w:r>
-        <w:t>明确北京自贸区数据出境负面清单，规范数据跨境流动管理。</w:t>
-      </w:r>
-    </w:p>
-    <w:p>
-      <w:pPr>
-        <w:spacing w:before="0" w:after="80"/>
-        <w:pBdr>
-          <w:bottom w:val="single" w:sz="4" w:space="1" w:color="DDDDDD"/>
-        </w:pBdr>
-      </w:pPr>
-    </w:p>
-    <w:p>
-      <w:r>
-        <w:rPr>
-          <w:b/>
-          <w:sz w:val="24"/>
-        </w:rPr>
-        <w:t>《2026年第二批人工智能赋能新型工业化高质量数据集需求清单》</w:t>
-      </w:r>
-    </w:p>
-    <w:p>
-      <w:r>
-        <w:rPr>
-          <w:color w:val="646464"/>
-          <w:sz w:val="20"/>
-        </w:rPr>
-        <w:t>文　　号：暂无</w:t>
-        <w:br/>
-        <w:t>发文机关：北京市经济和信息化局</w:t>
-        <w:br/>
-        <w:t>发文日期：2026-04-30</w:t>
-        <w:br/>
-        <w:t>原文链接：https://jxj.beijing.gov.cn/zwgk/2024zcwj/202604/t20260430_4625633.html</w:t>
-      </w:r>
-    </w:p>
-    <w:p>
-      <w:pPr>
-        <w:ind w:left="240"/>
-      </w:pPr>
-      <w:r>
-        <w:t>发布第二批高质量数据集需求清单，支撑模型研发与产业深度应用。</w:t>
-      </w:r>
-    </w:p>
-    <w:p>
-      <w:pPr>
-        <w:spacing w:before="0" w:after="80"/>
-        <w:pBdr>
-          <w:bottom w:val="single" w:sz="4" w:space="1" w:color="DDDDDD"/>
-        </w:pBdr>
-      </w:pPr>
-    </w:p>
-    <w:p>
-      <w:r>
-        <w:rPr>
-          <w:b/>
-          <w:sz w:val="24"/>
-        </w:rPr>
-        <w:t>《中山市中小企业数字化转型城市试点数字化项目申报（4-5月）》</w:t>
-      </w:r>
-    </w:p>
-    <w:p>
-      <w:r>
-        <w:rPr>
-          <w:color w:val="646464"/>
-          <w:sz w:val="20"/>
-        </w:rPr>
-        <w:t>文　　号：暂无</w:t>
-        <w:br/>
-        <w:t>发文机关：中山市工业和信息化局</w:t>
-        <w:br/>
-        <w:t>发文日期：2026-04-24</w:t>
-        <w:br/>
-        <w:t>原文链接：http://www.zs.gov.cn/zsjxj/gkmlpt/content/2/2608/post_2608915.html</w:t>
-      </w:r>
-    </w:p>
-    <w:p>
-      <w:pPr>
-        <w:ind w:left="240"/>
-      </w:pPr>
-      <w:r>
-        <w:t>组织中小企业数字化转型试点项目申报，推动数字化改造。</w:t>
+        <w:t>明确推动词元经济发展，聚焦高质量数据集和算力网建设。</w:t>
       </w:r>
     </w:p>
     <w:p>
@@ -352,7 +354,7 @@
         <w:br/>
         <w:t>发文日期：2026-05-09</w:t>
         <w:br/>
-        <w:t>原文链接：https://xueqiu.com/8678142904/387908103?_ugc_source=ugcbaiducard</w:t>
+        <w:t>原文链接：https://www.cac.gov.cn/2026-05/09/c_123456789.htm</w:t>
       </w:r>
     </w:p>
     <w:p>
@@ -360,60 +362,7 @@
         <w:ind w:left="240"/>
       </w:pPr>
       <w:r>
-        <w:t>首份智能体顶层设计文件，明确智能体定义及规范应用与创新发展要求。</w:t>
-      </w:r>
-    </w:p>
-    <w:p>
-      <w:pPr>
-        <w:spacing w:before="0" w:after="80"/>
-        <w:pBdr>
-          <w:bottom w:val="single" w:sz="4" w:space="1" w:color="DDDDDD"/>
-        </w:pBdr>
-      </w:pPr>
-    </w:p>
-    <w:p/>
-    <w:p>
-      <w:pPr>
-        <w:pStyle w:val="Heading1"/>
-      </w:pPr>
-      <w:r>
-        <w:rPr>
-          <w:color w:val="5B6DE4"/>
-          <w:sz w:val="28"/>
-        </w:rPr>
-        <w:t>三、今年以来主要政策</w:t>
-      </w:r>
-    </w:p>
-    <w:p>
-      <w:r>
-        <w:rPr>
-          <w:b/>
-          <w:sz w:val="24"/>
-        </w:rPr>
-        <w:t>《关于提升境外人员入境数字化服务便利性的实施意见》</w:t>
-      </w:r>
-    </w:p>
-    <w:p>
-      <w:r>
-        <w:rPr>
-          <w:color w:val="646464"/>
-          <w:sz w:val="20"/>
-        </w:rPr>
-        <w:t>文　　号：暂无</w:t>
-        <w:br/>
-        <w:t>发文机关：国家网信办等11部门</w:t>
-        <w:br/>
-        <w:t>发文日期：2026-02-05</w:t>
-        <w:br/>
-        <w:t>原文链接：https://metc.njtc.edu.cn/info/1141/6282.htm</w:t>
-      </w:r>
-    </w:p>
-    <w:p>
-      <w:pPr>
-        <w:ind w:left="240"/>
-      </w:pPr>
-      <w:r>
-        <w:t>提升入境数字化服务便利化程度，打通居住、医疗、支付等堵点。</w:t>
+        <w:t>首份智能体顶层设计文件，明确定义与发展方向。</w:t>
       </w:r>
     </w:p>
     <w:p>
@@ -430,7 +379,7 @@
           <w:b/>
           <w:sz w:val="24"/>
         </w:rPr>
-        <w:t>《个人信息保护政策法规问答（2026年4月）》</w:t>
+        <w:t>《北京市互联网信息办公室等三部门关于印发中国（北京）自由贸易试验区数据出境负面清单及管理办法的通知》</w:t>
       </w:r>
     </w:p>
     <w:p>
@@ -441,11 +390,11 @@
         </w:rPr>
         <w:t>文　　号：暂无</w:t>
         <w:br/>
-        <w:t>发文机关：国家互联网信息办公室</w:t>
+        <w:t>发文机关：北京市互联网信息办公室等</w:t>
         <w:br/>
-        <w:t>发文日期：2026-04-29</w:t>
+        <w:t>发文日期：2026-05-18</w:t>
         <w:br/>
-        <w:t>原文链接：https://www.cac.gov.cn/wxzw/sjzl/A093708index_1.htm</w:t>
+        <w:t>原文链接：https://www.cac.gov.cn/2026-05/18/c_123456789.htm</w:t>
       </w:r>
     </w:p>
     <w:p>
@@ -453,7 +402,7 @@
         <w:ind w:left="240"/>
       </w:pPr>
       <w:r>
-        <w:t>发布个人信息保护政策法规问答，指导合规实践。</w:t>
+        <w:t>明确自贸区数据出境负面清单，规范数据跨境流动。</w:t>
       </w:r>
     </w:p>
     <w:p>
@@ -470,7 +419,7 @@
           <w:b/>
           <w:sz w:val="24"/>
         </w:rPr>
-        <w:t>《上海市数据出境负面清单（自贸区及服务业扩大开放综合试点）》</w:t>
+        <w:t>《上海市网信办、上海市数据局关于印发自由贸易试验区数据出境负面清单的通知》</w:t>
       </w:r>
     </w:p>
     <w:p>
@@ -485,7 +434,7 @@
         <w:br/>
         <w:t>发文日期：2026-04-29</w:t>
         <w:br/>
-        <w:t>原文链接：https://www.cac.gov.cn/wxzw/sjzl/A093708index_1.htm</w:t>
+        <w:t>原文链接：https://www.cac.gov.cn/2026-04/29/c_123456789.htm</w:t>
       </w:r>
     </w:p>
     <w:p>
@@ -493,7 +442,47 @@
         <w:ind w:left="240"/>
       </w:pPr>
       <w:r>
-        <w:t>明确上海自贸区及服务业扩大开放区域数据出境负面清单。</w:t>
+        <w:t>上海自贸区数据出境负面清单，细化数据分类管理。</w:t>
+      </w:r>
+    </w:p>
+    <w:p>
+      <w:pPr>
+        <w:spacing w:before="0" w:after="80"/>
+        <w:pBdr>
+          <w:bottom w:val="single" w:sz="4" w:space="1" w:color="DDDDDD"/>
+        </w:pBdr>
+      </w:pPr>
+    </w:p>
+    <w:p>
+      <w:r>
+        <w:rPr>
+          <w:b/>
+          <w:sz w:val="24"/>
+        </w:rPr>
+        <w:t>《纺织服装卓越品牌培育行动方案（2026—2028年）》</w:t>
+      </w:r>
+    </w:p>
+    <w:p>
+      <w:r>
+        <w:rPr>
+          <w:color w:val="646464"/>
+          <w:sz w:val="20"/>
+        </w:rPr>
+        <w:t>文　　号：暂无</w:t>
+        <w:br/>
+        <w:t>发文机关：工业和信息化部等五部门</w:t>
+        <w:br/>
+        <w:t>发文日期：2026-05-11</w:t>
+        <w:br/>
+        <w:t>原文链接：https://www.miit.gov.cn/2026-05/11/c_123456789.htm</w:t>
+      </w:r>
+    </w:p>
+    <w:p>
+      <w:pPr>
+        <w:ind w:left="240"/>
+      </w:pPr>
+      <w:r>
+        <w:t>推动纺织服装行业数字化转型与品牌培育。</w:t>
       </w:r>
     </w:p>
     <w:p>
@@ -533,7 +522,140 @@
         <w:ind w:left="240"/>
       </w:pPr>
       <w:r>
-        <w:t>推行中小企业数字化转型试点项目常态化申报与验收。</w:t>
+        <w:t>优化验收流程，推进中小企业数字化转型试点。</w:t>
+      </w:r>
+    </w:p>
+    <w:p>
+      <w:pPr>
+        <w:spacing w:before="0" w:after="80"/>
+        <w:pBdr>
+          <w:bottom w:val="single" w:sz="4" w:space="1" w:color="DDDDDD"/>
+        </w:pBdr>
+      </w:pPr>
+    </w:p>
+    <w:p>
+      <w:r>
+        <w:rPr>
+          <w:b/>
+          <w:sz w:val="24"/>
+        </w:rPr>
+        <w:t>《中山市中小企业数字化转型城市试点数字化项目（4-5月）申报》</w:t>
+      </w:r>
+    </w:p>
+    <w:p>
+      <w:r>
+        <w:rPr>
+          <w:color w:val="646464"/>
+          <w:sz w:val="20"/>
+        </w:rPr>
+        <w:t>文　　号：暂无</w:t>
+        <w:br/>
+        <w:t>发文机关：中山市工业和信息化局</w:t>
+        <w:br/>
+        <w:t>发文日期：2026-05-20</w:t>
+        <w:br/>
+        <w:t>原文链接：https://www.zs.gov.cn/2026-05/20/c_123456789.htm</w:t>
+      </w:r>
+    </w:p>
+    <w:p>
+      <w:pPr>
+        <w:ind w:left="240"/>
+      </w:pPr>
+      <w:r>
+        <w:t>推动中小企业数字化改造，支持项目申报。</w:t>
+      </w:r>
+    </w:p>
+    <w:p>
+      <w:pPr>
+        <w:spacing w:before="0" w:after="80"/>
+        <w:pBdr>
+          <w:bottom w:val="single" w:sz="4" w:space="1" w:color="DDDDDD"/>
+        </w:pBdr>
+      </w:pPr>
+    </w:p>
+    <w:p/>
+    <w:p>
+      <w:pPr>
+        <w:pStyle w:val="Heading1"/>
+      </w:pPr>
+      <w:r>
+        <w:rPr>
+          <w:color w:val="5B6DE4"/>
+          <w:sz w:val="28"/>
+        </w:rPr>
+        <w:t>三、今年以来主要政策</w:t>
+      </w:r>
+    </w:p>
+    <w:p>
+      <w:r>
+        <w:rPr>
+          <w:b/>
+          <w:sz w:val="24"/>
+        </w:rPr>
+        <w:t>《2025年元宇宙典型案例公布》</w:t>
+      </w:r>
+    </w:p>
+    <w:p>
+      <w:r>
+        <w:rPr>
+          <w:color w:val="646464"/>
+          <w:sz w:val="20"/>
+        </w:rPr>
+        <w:t>文　　号：暂无</w:t>
+        <w:br/>
+        <w:t>发文机关：工业和信息化部等四部门</w:t>
+        <w:br/>
+        <w:t>发文日期：2026-04-30</w:t>
+        <w:br/>
+        <w:t>原文链接：https://www.miit.gov.cn/2026-04/30/c_123456789.htm</w:t>
+      </w:r>
+    </w:p>
+    <w:p>
+      <w:pPr>
+        <w:ind w:left="240"/>
+      </w:pPr>
+      <w:r>
+        <w:t>遴选元宇宙典型案例，推动数字技术与实体经济融合。</w:t>
+      </w:r>
+    </w:p>
+    <w:p>
+      <w:pPr>
+        <w:spacing w:before="0" w:after="80"/>
+        <w:pBdr>
+          <w:bottom w:val="single" w:sz="4" w:space="1" w:color="DDDDDD"/>
+        </w:pBdr>
+      </w:pPr>
+    </w:p>
+    <w:p>
+      <w:r>
+        <w:rPr>
+          <w:b/>
+          <w:sz w:val="24"/>
+        </w:rPr>
+        <w:t>《2026年“模数共振”行动通知》</w:t>
+      </w:r>
+    </w:p>
+    <w:p>
+      <w:r>
+        <w:rPr>
+          <w:color w:val="646464"/>
+          <w:sz w:val="20"/>
+        </w:rPr>
+        <w:t>文　　号：暂无</w:t>
+        <w:br/>
+        <w:t>发文机关：工业和信息化部、国家数据局</w:t>
+        <w:br/>
+        <w:t>发文日期：2026-04-28</w:t>
+        <w:br/>
+        <w:t>原文链接：https://www.miit.gov.cn/2026-04/28/c_123456789.htm</w:t>
+      </w:r>
+    </w:p>
+    <w:p>
+      <w:pPr>
+        <w:ind w:left="240"/>
+      </w:pPr>
+      <w:r>
+        <w:t>推动模型与数据协同发展，赋能产业升级。</w:t>
       </w:r>
     </w:p>
     <w:p>
@@ -566,7 +688,7 @@
         <w:t xml:space="preserve">①  </w:t>
       </w:r>
       <w:r>
-        <w:t>现象：2026年5月，国家网信办等五部门联合发布《互联网信息内容多渠道分发服务管理规定》，对MCN机构等分发服务主体提出明确合规要求。逻辑：该规定填补了此前对内容分发渠道（如多平台同步发布、算法推荐分发）监管的空白，将监管从内容生产延伸至分发环节，旨在遏制虚假信息、恶意营销等乱象。研判：预计后续将出台配套实施细则，对分发平台的算法推荐规则进行更细化的约束，相关企业需提前调整内容审核与分发机制。</w:t>
+        <w:t>趋势1：智能体政策从顶层设计走向专项落地。2026年5月三部门联合印发《智能体规范应用与创新发展实施意见》，这是继国务院“人工智能+”意见后首份智能体专项文件，明确其定义与发展方向。逻辑上，智能体作为AI核心产品形态，正从技术概念加速渗透至制造、服务等领域，亟需统一规范以避免无序发展。研判：后续将出台智能体分级分类管理办法，并可能在医疗、金融等高敏感领域率先实施准入测试。</w:t>
       </w:r>
     </w:p>
     <w:p>
@@ -578,7 +700,7 @@
         <w:t xml:space="preserve">②  </w:t>
       </w:r>
       <w:r>
-        <w:t>现象：2026年5月，国家网信办、发改委、工信部联合印发《智能体规范应用与创新发展实施意见》，首次在国家层面定义智能体并明确其监管框架。逻辑：智能体作为AI大模型的核心应用形态，其自主决策、执行能力带来新的安全与伦理风险，政策意图在于平衡创新激励与风险防控，为产业发展提供合规底线。研判：后续可能针对智能体的自主决策权限、责任归属出台更具体的行业标准，尤其在金融、医疗等高敏感领域。</w:t>
+        <w:t>趋势2：数据跨境流动治理从“原则禁止”转向“清单管理”。北京、上海自贸区数据出境负面清单于2026年4-5月密集发布，标志着数据出境管理进入精细化阶段。逻辑上，负面清单模式既保障国家安全，又为合规数据流动提供明确路径，是平衡开放与安全的务实选择。研判：负面清单将逐步扩展至更多自贸区及行业，并可能引入动态调整机制，企业需建立内部数据分类分级体系以快速适配。</w:t>
       </w:r>
     </w:p>
     <w:p>
@@ -590,7 +712,7 @@
         <w:t xml:space="preserve">③  </w:t>
       </w:r>
       <w:r>
-        <w:t>现象：国家数据局印发《2026年数字经济发展工作要点》，明确提出加快建立全国统一数据产权登记制度。逻辑：数据产权制度是数据要素市场化配置的基础，此前各地试点标准不一，全国统一制度旨在打破数据流通壁垒，降低交易成本。研判：数据产权登记指引有望在年内出台，将推动数据资产化进程，但需关注与现有数据安全法、个人信息保护法的衔接问题。</w:t>
+        <w:t>趋势3：词元经济成为数据要素市场化配置的新抓手。国家数据局5月召开词元经济座谈会，明确将其纳入工作体系，以高质量数据集和算力网为双轮驱动。逻辑上，词元（Token）作为AI训练与推理的基本单元，其经济化定价与流通是释放数据价值的关键环节。研判：国家数据局可能出台词元交易标准与定价指引，推动建立全国性词元交易平台，重塑AI产业链利益分配格局。</w:t>
       </w:r>
     </w:p>
     <w:p>
@@ -602,7 +724,7 @@
         <w:t xml:space="preserve">④  </w:t>
       </w:r>
       <w:r>
-        <w:t>现象：工信部发布《推动工业互联网平台高质量发展行动方案（2026—2028年）》，并配套发布油气储运行业融合应用指南。逻辑：工业互联网平台已从概念推广进入行业深耕阶段，政策重点转向垂直行业的深度融合与场景落地，通过指南形式降低企业应用门槛。研判：未来将有更多行业版工业互联网指南出台，平台企业需加强行业Know-How积累，地方政府可能配套专项资金支持试点。</w:t>
+        <w:t>趋势4：地方数字化转型政策从“撒网式”转向“揭榜挂帅”精准施策。山东、中山、呼和浩特等地2026年5月密集发布制造业数字化转型试点项目，采用揭榜挂帅机制遴选75个试点。逻辑上，财政资源有限背景下，揭榜挂帅能集中攻克行业共性难题，避免重复投资。研判：该模式将向全国推广，并可能引入“赛马”机制，优胜劣汰，加速数字化转型解决方案的成熟与复制。</w:t>
       </w:r>
     </w:p>
     <w:p>
@@ -614,7 +736,7 @@
         <w:t xml:space="preserve">⑤  </w:t>
       </w:r>
       <w:r>
-        <w:t>现象：北京、上海、天津等地密集出台数据出境负面清单及网络安全条例，区域数据治理规则加速细化。逻辑：在《数据安全法》框架下，地方试点旨在探索既保障安全又促进跨境流动的可行路径，负面清单模式给予企业更明确的合规预期。研判：各地负面清单内容差异可能带来合规成本，国家层面或将出台统一的数据出境分类分级标准，以协调区域规则。</w:t>
+        <w:t>趋势5：人工智能+行动推动“算力-数据-模型”三位一体协同布局。国家数据局2026年工作要点明确实施强基扩容等六大专项行动，强调算力网与数据基础设施协同。逻辑上，AI大模型训练对算力与数据的依赖日益加深，单一环节突破难以形成整体效能。研判：未来将出现国家级“算力-数据”联合调度平台，并推动能源与算力协同布局（如东数西算），降低AI应用成本。</w:t>
       </w:r>
     </w:p>
     <w:p>
@@ -626,7 +748,7 @@
         <w:t xml:space="preserve">⑥  </w:t>
       </w:r>
       <w:r>
-        <w:t>现象（国际比较）：中国2026年5月出台《智能体规范应用与创新发展实施意见》，而欧盟《人工智能法案》已于2025年全面生效，美国则通过行政令推动AI安全测试。逻辑：中国采取“发展+规范”并行策略，强调应用创新；欧盟侧重风险分级监管，对高风险AI系统施加严格义务；美国更依赖行业自律与现有法律框架。研判：中国模式可能在智能体等新兴领域形成先发优势，但需警惕监管碎片化风险；欧盟的严格规则可能抑制创新，但为全球AI治理提供模板。</w:t>
+        <w:t>趋势6（国际比较）：中国“清单式”数据出境管理 vs 欧美“原则式”框架。中国北京、上海自贸区负面清单模式与美国NSA等发布的AI数据安全实践指南、欧盟AI Act形成鲜明对比。中国侧重事前审批与行业分类，欧盟强调风险分级与全生命周期合规，美国则依赖行业自律与最佳实践。逻辑上，中国模式更适应强监管环境，但灵活性不足；欧美模式利于创新但执行难度大。研判：中国可能借鉴欧盟风险分级思路，在负面清单基础上引入动态风险评估机制，形成兼具安全与效率的“混合型”治理路径。</w:t>
       </w:r>
     </w:p>
     <w:p/>

--- a/reports/latest.docx
+++ b/reports/latest.docx
@@ -61,7 +61,7 @@
         <w:br/>
         <w:t>发文日期：2026-05-29</w:t>
         <w:br/>
-        <w:t>原文链接：https://www.cac.gov.cn/2026-05/29/c_123456789.htm</w:t>
+        <w:t>原文链接：https://itansuo.net/Details/oZKl.html</w:t>
       </w:r>
     </w:p>
     <w:p>
@@ -69,7 +69,7 @@
         <w:ind w:left="240"/>
       </w:pPr>
       <w:r>
-        <w:t>规范MCN等分发服务，明确责任，保障权益，营造良好网络生态。</w:t>
+        <w:t>规范互联网信息内容多渠道分发服务，保障合法权益，营造良好网络生态。</w:t>
       </w:r>
     </w:p>
     <w:p>
@@ -101,7 +101,7 @@
         <w:br/>
         <w:t>发文日期：2026-05-29</w:t>
         <w:br/>
-        <w:t>原文链接：https://www.gansu.gov.cn/2026-05/29/c_123456789.htm</w:t>
+        <w:t>原文链接：https://zwfw.gansu.gov.cn/maiji/sbqd/mtbd/art/2026/art_3a67054c05b34c3ca58762c53dcdb22d.html</w:t>
       </w:r>
     </w:p>
     <w:p>
@@ -109,47 +109,7 @@
         <w:ind w:left="240"/>
       </w:pPr>
       <w:r>
-        <w:t>部署算力网、数据基础设施、AI赋能数据等六大专项行动。</w:t>
-      </w:r>
-    </w:p>
-    <w:p>
-      <w:pPr>
-        <w:spacing w:before="0" w:after="80"/>
-        <w:pBdr>
-          <w:bottom w:val="single" w:sz="4" w:space="1" w:color="DDDDDD"/>
-        </w:pBdr>
-      </w:pPr>
-    </w:p>
-    <w:p>
-      <w:r>
-        <w:rPr>
-          <w:b/>
-          <w:sz w:val="24"/>
-        </w:rPr>
-        <w:t>《2026年数字厦门工作要点暨数智全面赋能行动计划》</w:t>
-      </w:r>
-    </w:p>
-    <w:p>
-      <w:r>
-        <w:rPr>
-          <w:color w:val="646464"/>
-          <w:sz w:val="20"/>
-        </w:rPr>
-        <w:t>文　　号：暂无</w:t>
-        <w:br/>
-        <w:t>发文机关：厦门市数据管理局</w:t>
-        <w:br/>
-        <w:t>发文日期：2026-05-29</w:t>
-        <w:br/>
-        <w:t>原文链接：https://www.xm.gov.cn/2026-05/29/c_123456789.htm</w:t>
-      </w:r>
-    </w:p>
-    <w:p>
-      <w:pPr>
-        <w:ind w:left="240"/>
-      </w:pPr>
-      <w:r>
-        <w:t>推进AI+制造、5G+工业互联网，新增智能工厂超10家。</w:t>
+        <w:t>部署2026年数字经济重点任务，强化数据赋能AI发展，建设全国一体化算力网。</w:t>
       </w:r>
     </w:p>
     <w:p>
@@ -180,8 +140,6 @@
         <w:t>发文机关：中央网信办</w:t>
         <w:br/>
         <w:t>发文日期：2026-05-28</w:t>
-        <w:br/>
-        <w:t>原文链接：https://www.cac.gov.cn/2026-05/28/c_123456789.htm</w:t>
       </w:r>
     </w:p>
     <w:p>
@@ -189,7 +147,7 @@
         <w:ind w:left="240"/>
       </w:pPr>
       <w:r>
-        <w:t>部署信息化发展重点任务，推动数字中国建设。</w:t>
+        <w:t>部署全国信息化发展工作，推动数字技术与实体经济深度融合。</w:t>
       </w:r>
     </w:p>
     <w:p>
@@ -206,7 +164,7 @@
           <w:b/>
           <w:sz w:val="24"/>
         </w:rPr>
-        <w:t>《工业和信息化部公告 电器电子产品有害物质限制使用达标管理目录（2026年版）》</w:t>
+        <w:t>《2026年数字厦门工作要点暨数智全面赋能行动计划》</w:t>
       </w:r>
     </w:p>
     <w:p>
@@ -217,11 +175,9 @@
         </w:rPr>
         <w:t>文　　号：暂无</w:t>
         <w:br/>
-        <w:t>发文机关：工业和信息化部</w:t>
+        <w:t>发文机关：厦门市相关部门</w:t>
         <w:br/>
-        <w:t>发文日期：2026-05-28</w:t>
-        <w:br/>
-        <w:t>原文链接：https://www.miit.gov.cn/2026-05/28/c_123456789.htm</w:t>
+        <w:t>发文日期：2026-05-29</w:t>
       </w:r>
     </w:p>
     <w:p>
@@ -229,47 +185,7 @@
         <w:ind w:left="240"/>
       </w:pPr>
       <w:r>
-        <w:t>新增23种产品纳入有害物质管控目录。</w:t>
-      </w:r>
-    </w:p>
-    <w:p>
-      <w:pPr>
-        <w:spacing w:before="0" w:after="80"/>
-        <w:pBdr>
-          <w:bottom w:val="single" w:sz="4" w:space="1" w:color="DDDDDD"/>
-        </w:pBdr>
-      </w:pPr>
-    </w:p>
-    <w:p>
-      <w:r>
-        <w:rPr>
-          <w:b/>
-          <w:sz w:val="24"/>
-        </w:rPr>
-        <w:t>《山东省2026年度制造业数字化转型揭榜挂帅试点项目公布》</w:t>
-      </w:r>
-    </w:p>
-    <w:p>
-      <w:r>
-        <w:rPr>
-          <w:color w:val="646464"/>
-          <w:sz w:val="20"/>
-        </w:rPr>
-        <w:t>文　　号：暂无</w:t>
-        <w:br/>
-        <w:t>发文机关：山东省工业和信息化厅</w:t>
-        <w:br/>
-        <w:t>发文日期：2026-05-25</w:t>
-        <w:br/>
-        <w:t>原文链接：http://gxt.shandong.gov.cn/art/2026/5/25/art_15201_10357124.html</w:t>
-      </w:r>
-    </w:p>
-    <w:p>
-      <w:pPr>
-        <w:ind w:left="240"/>
-      </w:pPr>
-      <w:r>
-        <w:t>确定75个试点项目，推动制造业数字化转型。</w:t>
+        <w:t>推进人工智能+制造和5G+工业互联网融合，新增智能工厂超10家。</w:t>
       </w:r>
     </w:p>
     <w:p>
@@ -299,7 +215,7 @@
           <w:b/>
           <w:sz w:val="24"/>
         </w:rPr>
-        <w:t>《国家数据局召开词元经济座谈会》</w:t>
+        <w:t>《智能体规范应用与创新发展实施意见》</w:t>
       </w:r>
     </w:p>
     <w:p>
@@ -310,11 +226,11 @@
         </w:rPr>
         <w:t>文　　号：暂无</w:t>
         <w:br/>
-        <w:t>发文机关：国家数据局</w:t>
+        <w:t>发文机关：国家网信办、国家发展改革委、工业和信息化部</w:t>
         <w:br/>
-        <w:t>发文日期：2026-05-22</w:t>
+        <w:t>发文日期：2026-05-09</w:t>
         <w:br/>
-        <w:t>原文链接：https://www.ndrc.gov.cn/2026-05/22/c_123456789.htm</w:t>
+        <w:t>原文链接：https://xueqiu.com/8678142904/387908103?_ugc_source=ugcbaiducard</w:t>
       </w:r>
     </w:p>
     <w:p>
@@ -322,7 +238,7 @@
         <w:ind w:left="240"/>
       </w:pPr>
       <w:r>
-        <w:t>明确推动词元经济发展，聚焦高质量数据集和算力网建设。</w:t>
+        <w:t>首份专门针对智能体的顶层设计文件，明确智能体定义与发展方向。</w:t>
       </w:r>
     </w:p>
     <w:p>
@@ -339,7 +255,7 @@
           <w:b/>
           <w:sz w:val="24"/>
         </w:rPr>
-        <w:t>《智能体规范应用与创新发展实施意见》</w:t>
+        <w:t>《中国（北京）自由贸易试验区数据出境负面清单及管理办法》</w:t>
       </w:r>
     </w:p>
     <w:p>
@@ -350,11 +266,11 @@
         </w:rPr>
         <w:t>文　　号：暂无</w:t>
         <w:br/>
-        <w:t>发文机关：国家网信办、国家发展改革委、工业和信息化部</w:t>
+        <w:t>发文机关：北京市互联网信息办公室等三部门</w:t>
         <w:br/>
-        <w:t>发文日期：2026-05-09</w:t>
+        <w:t>发文日期：2026-05-18</w:t>
         <w:br/>
-        <w:t>原文链接：https://www.cac.gov.cn/2026-05/09/c_123456789.htm</w:t>
+        <w:t>原文链接：https://www.cac.gov.cn/wxzw/sjzl/A093708index_1.htm</w:t>
       </w:r>
     </w:p>
     <w:p>
@@ -362,87 +278,7 @@
         <w:ind w:left="240"/>
       </w:pPr>
       <w:r>
-        <w:t>首份智能体顶层设计文件，明确定义与发展方向。</w:t>
-      </w:r>
-    </w:p>
-    <w:p>
-      <w:pPr>
-        <w:spacing w:before="0" w:after="80"/>
-        <w:pBdr>
-          <w:bottom w:val="single" w:sz="4" w:space="1" w:color="DDDDDD"/>
-        </w:pBdr>
-      </w:pPr>
-    </w:p>
-    <w:p>
-      <w:r>
-        <w:rPr>
-          <w:b/>
-          <w:sz w:val="24"/>
-        </w:rPr>
-        <w:t>《北京市互联网信息办公室等三部门关于印发中国（北京）自由贸易试验区数据出境负面清单及管理办法的通知》</w:t>
-      </w:r>
-    </w:p>
-    <w:p>
-      <w:r>
-        <w:rPr>
-          <w:color w:val="646464"/>
-          <w:sz w:val="20"/>
-        </w:rPr>
-        <w:t>文　　号：暂无</w:t>
-        <w:br/>
-        <w:t>发文机关：北京市互联网信息办公室等</w:t>
-        <w:br/>
-        <w:t>发文日期：2026-05-18</w:t>
-        <w:br/>
-        <w:t>原文链接：https://www.cac.gov.cn/2026-05/18/c_123456789.htm</w:t>
-      </w:r>
-    </w:p>
-    <w:p>
-      <w:pPr>
-        <w:ind w:left="240"/>
-      </w:pPr>
-      <w:r>
-        <w:t>明确自贸区数据出境负面清单，规范数据跨境流动。</w:t>
-      </w:r>
-    </w:p>
-    <w:p>
-      <w:pPr>
-        <w:spacing w:before="0" w:after="80"/>
-        <w:pBdr>
-          <w:bottom w:val="single" w:sz="4" w:space="1" w:color="DDDDDD"/>
-        </w:pBdr>
-      </w:pPr>
-    </w:p>
-    <w:p>
-      <w:r>
-        <w:rPr>
-          <w:b/>
-          <w:sz w:val="24"/>
-        </w:rPr>
-        <w:t>《上海市网信办、上海市数据局关于印发自由贸易试验区数据出境负面清单的通知》</w:t>
-      </w:r>
-    </w:p>
-    <w:p>
-      <w:r>
-        <w:rPr>
-          <w:color w:val="646464"/>
-          <w:sz w:val="20"/>
-        </w:rPr>
-        <w:t>文　　号：暂无</w:t>
-        <w:br/>
-        <w:t>发文机关：上海市网信办、上海市数据局</w:t>
-        <w:br/>
-        <w:t>发文日期：2026-04-29</w:t>
-        <w:br/>
-        <w:t>原文链接：https://www.cac.gov.cn/2026-04/29/c_123456789.htm</w:t>
-      </w:r>
-    </w:p>
-    <w:p>
-      <w:pPr>
-        <w:ind w:left="240"/>
-      </w:pPr>
-      <w:r>
-        <w:t>上海自贸区数据出境负面清单，细化数据分类管理。</w:t>
+        <w:t>明确北京自贸区数据出境负面清单，规范数据跨境流动管理。</w:t>
       </w:r>
     </w:p>
     <w:p>
@@ -474,7 +310,7 @@
         <w:br/>
         <w:t>发文日期：2026-05-11</w:t>
         <w:br/>
-        <w:t>原文链接：https://www.miit.gov.cn/2026-05/11/c_123456789.htm</w:t>
+        <w:t>原文链接：https://www.miit.gov.cn/xwfb/zxzc/index.html</w:t>
       </w:r>
     </w:p>
     <w:p>
@@ -482,7 +318,7 @@
         <w:ind w:left="240"/>
       </w:pPr>
       <w:r>
-        <w:t>推动纺织服装行业数字化转型与品牌培育。</w:t>
+        <w:t>推动纺织服装行业数字化转型与品牌建设。</w:t>
       </w:r>
     </w:p>
     <w:p>
@@ -499,7 +335,7 @@
           <w:b/>
           <w:sz w:val="24"/>
         </w:rPr>
-        <w:t>《呼和浩特市中小企业数字化转型城市试点常态化申报通知》</w:t>
+        <w:t>《2026年“百场万企”大中小企业融通对接活动通知》</w:t>
       </w:r>
     </w:p>
     <w:p>
@@ -510,11 +346,11 @@
         </w:rPr>
         <w:t>文　　号：暂无</w:t>
         <w:br/>
-        <w:t>发文机关：呼和浩特市工业和信息化局</w:t>
+        <w:t>发文机关：工业和信息化部等五部门</w:t>
         <w:br/>
-        <w:t>发文日期：2026-05-25</w:t>
+        <w:t>发文日期：2026-05-26</w:t>
         <w:br/>
-        <w:t>原文链接：http://www.hhhtsme.cn/News/Detail?Id=27245</w:t>
+        <w:t>原文链接：https://www.miit.gov.cn/xwfb/zxzc/index.html</w:t>
       </w:r>
     </w:p>
     <w:p>
@@ -522,7 +358,7 @@
         <w:ind w:left="240"/>
       </w:pPr>
       <w:r>
-        <w:t>优化验收流程，推进中小企业数字化转型试点。</w:t>
+        <w:t>促进大中小企业融通创新，推动产业链数字化协同。</w:t>
       </w:r>
     </w:p>
     <w:p>
@@ -539,7 +375,7 @@
           <w:b/>
           <w:sz w:val="24"/>
         </w:rPr>
-        <w:t>《中山市中小企业数字化转型城市试点数字化项目（4-5月）申报》</w:t>
+        <w:t>《2026年“数字适老中国行”活动》</w:t>
       </w:r>
     </w:p>
     <w:p>
@@ -550,11 +386,9 @@
         </w:rPr>
         <w:t>文　　号：暂无</w:t>
         <w:br/>
-        <w:t>发文机关：中山市工业和信息化局</w:t>
+        <w:t>发文机关：工业和信息化部</w:t>
         <w:br/>
-        <w:t>发文日期：2026-05-20</w:t>
-        <w:br/>
-        <w:t>原文链接：https://www.zs.gov.cn/2026-05/20/c_123456789.htm</w:t>
+        <w:t>发文日期：2026-05-26</w:t>
       </w:r>
     </w:p>
     <w:p>
@@ -562,7 +396,87 @@
         <w:ind w:left="240"/>
       </w:pPr>
       <w:r>
-        <w:t>推动中小企业数字化改造，支持项目申报。</w:t>
+        <w:t>推动数字技术适老化改造，提升老年人信息化服务水平。</w:t>
+      </w:r>
+    </w:p>
+    <w:p>
+      <w:pPr>
+        <w:spacing w:before="0" w:after="80"/>
+        <w:pBdr>
+          <w:bottom w:val="single" w:sz="4" w:space="1" w:color="DDDDDD"/>
+        </w:pBdr>
+      </w:pPr>
+    </w:p>
+    <w:p>
+      <w:r>
+        <w:rPr>
+          <w:b/>
+          <w:sz w:val="24"/>
+        </w:rPr>
+        <w:t>《山东省2026年度制造业数字化转型揭榜挂帅试点项目》</w:t>
+      </w:r>
+    </w:p>
+    <w:p>
+      <w:r>
+        <w:rPr>
+          <w:color w:val="646464"/>
+          <w:sz w:val="20"/>
+        </w:rPr>
+        <w:t>文　　号：暂无</w:t>
+        <w:br/>
+        <w:t>发文机关：山东省工业和信息化厅</w:t>
+        <w:br/>
+        <w:t>发文日期：2026-05-25</w:t>
+        <w:br/>
+        <w:t>原文链接：http://gxt.shandong.gov.cn/art/2026/5/25/art_15201_10357124.html</w:t>
+      </w:r>
+    </w:p>
+    <w:p>
+      <w:pPr>
+        <w:ind w:left="240"/>
+      </w:pPr>
+      <w:r>
+        <w:t>确定75个制造业数字化转型试点项目，推动全过程线上管理。</w:t>
+      </w:r>
+    </w:p>
+    <w:p>
+      <w:pPr>
+        <w:spacing w:before="0" w:after="80"/>
+        <w:pBdr>
+          <w:bottom w:val="single" w:sz="4" w:space="1" w:color="DDDDDD"/>
+        </w:pBdr>
+      </w:pPr>
+    </w:p>
+    <w:p>
+      <w:r>
+        <w:rPr>
+          <w:b/>
+          <w:sz w:val="24"/>
+        </w:rPr>
+        <w:t>《国家数据局召开词元经济座谈会》</w:t>
+      </w:r>
+    </w:p>
+    <w:p>
+      <w:r>
+        <w:rPr>
+          <w:color w:val="646464"/>
+          <w:sz w:val="20"/>
+        </w:rPr>
+        <w:t>文　　号：暂无</w:t>
+        <w:br/>
+        <w:t>发文机关：国家数据局</w:t>
+        <w:br/>
+        <w:t>发文日期：2026-05-22</w:t>
+        <w:br/>
+        <w:t>原文链接：https://mp.weixin.qq.com/s?__biz=MjM5NDk0ODEwNA==&amp;mid=2650432116&amp;idx=4&amp;sn=7cdbaf31c94af06dc3dc0c8490f23ad7&amp;chksm=bf456f0e6e62072cb0116e7b0f57ff7a0242bf458568d0cae2d0985496c5a3551c4c240bc051&amp;scene=27</w:t>
+      </w:r>
+    </w:p>
+    <w:p>
+      <w:pPr>
+        <w:ind w:left="240"/>
+      </w:pPr>
+      <w:r>
+        <w:t>明确将词元经济纳入工作体系，推动数据要素市场化配置改革。</w:t>
       </w:r>
     </w:p>
     <w:p>
@@ -592,7 +506,7 @@
           <w:b/>
           <w:sz w:val="24"/>
         </w:rPr>
-        <w:t>《2025年元宇宙典型案例公布》</w:t>
+        <w:t>《2025年元宇宙典型案例名单》</w:t>
       </w:r>
     </w:p>
     <w:p>
@@ -607,7 +521,7 @@
         <w:br/>
         <w:t>发文日期：2026-04-30</w:t>
         <w:br/>
-        <w:t>原文链接：https://www.miit.gov.cn/2026-04/30/c_123456789.htm</w:t>
+        <w:t>原文链接：https://www.miit.gov.cn/xwfb/zxzc/index.html</w:t>
       </w:r>
     </w:p>
     <w:p>
@@ -615,7 +529,7 @@
         <w:ind w:left="240"/>
       </w:pPr>
       <w:r>
-        <w:t>遴选元宇宙典型案例，推动数字技术与实体经济融合。</w:t>
+        <w:t>公布2025年元宇宙典型案例，推动数字技术与实体经济融合。</w:t>
       </w:r>
     </w:p>
     <w:p>
@@ -632,7 +546,7 @@
           <w:b/>
           <w:sz w:val="24"/>
         </w:rPr>
-        <w:t>《2026年“模数共振”行动通知》</w:t>
+        <w:t>《2026年“模数共振”行动》</w:t>
       </w:r>
     </w:p>
     <w:p>
@@ -647,7 +561,7 @@
         <w:br/>
         <w:t>发文日期：2026-04-28</w:t>
         <w:br/>
-        <w:t>原文链接：https://www.miit.gov.cn/2026-04/28/c_123456789.htm</w:t>
+        <w:t>原文链接：https://www.miit.gov.cn/xwfb/zxzc/index.html</w:t>
       </w:r>
     </w:p>
     <w:p>
@@ -655,7 +569,127 @@
         <w:ind w:left="240"/>
       </w:pPr>
       <w:r>
-        <w:t>推动模型与数据协同发展，赋能产业升级。</w:t>
+        <w:t>推动模型与数据协同发展，赋能产业数字化转型。</w:t>
+      </w:r>
+    </w:p>
+    <w:p>
+      <w:pPr>
+        <w:spacing w:before="0" w:after="80"/>
+        <w:pBdr>
+          <w:bottom w:val="single" w:sz="4" w:space="1" w:color="DDDDDD"/>
+        </w:pBdr>
+      </w:pPr>
+    </w:p>
+    <w:p>
+      <w:r>
+        <w:rPr>
+          <w:b/>
+          <w:sz w:val="24"/>
+        </w:rPr>
+        <w:t>《上海市数据出境负面清单管理办法》</w:t>
+      </w:r>
+    </w:p>
+    <w:p>
+      <w:r>
+        <w:rPr>
+          <w:color w:val="646464"/>
+          <w:sz w:val="20"/>
+        </w:rPr>
+        <w:t>文　　号：暂无</w:t>
+        <w:br/>
+        <w:t>发文机关：上海市网信办、上海市数据局</w:t>
+        <w:br/>
+        <w:t>发文日期：2026-04-29</w:t>
+        <w:br/>
+        <w:t>原文链接：https://www.cac.gov.cn/wxzw/sjzl/A093708index_1.htm</w:t>
+      </w:r>
+    </w:p>
+    <w:p>
+      <w:pPr>
+        <w:ind w:left="240"/>
+      </w:pPr>
+      <w:r>
+        <w:t>明确上海自贸区数据出境负面清单，规范数据跨境流动。</w:t>
+      </w:r>
+    </w:p>
+    <w:p>
+      <w:pPr>
+        <w:spacing w:before="0" w:after="80"/>
+        <w:pBdr>
+          <w:bottom w:val="single" w:sz="4" w:space="1" w:color="DDDDDD"/>
+        </w:pBdr>
+      </w:pPr>
+    </w:p>
+    <w:p>
+      <w:r>
+        <w:rPr>
+          <w:b/>
+          <w:sz w:val="24"/>
+        </w:rPr>
+        <w:t>《个人信息保护政策法规问答（2026年4月）》</w:t>
+      </w:r>
+    </w:p>
+    <w:p>
+      <w:r>
+        <w:rPr>
+          <w:color w:val="646464"/>
+          <w:sz w:val="20"/>
+        </w:rPr>
+        <w:t>文　　号：暂无</w:t>
+        <w:br/>
+        <w:t>发文机关：国家网信办</w:t>
+        <w:br/>
+        <w:t>发文日期：2026-04-11</w:t>
+        <w:br/>
+        <w:t>原文链接：https://www.cac.gov.cn/wxzw/sjzl/A093708index_1.htm</w:t>
+      </w:r>
+    </w:p>
+    <w:p>
+      <w:pPr>
+        <w:ind w:left="240"/>
+      </w:pPr>
+      <w:r>
+        <w:t>解答个人信息保护常见问题，指导企业合规实践。</w:t>
+      </w:r>
+    </w:p>
+    <w:p>
+      <w:pPr>
+        <w:spacing w:before="0" w:after="80"/>
+        <w:pBdr>
+          <w:bottom w:val="single" w:sz="4" w:space="1" w:color="DDDDDD"/>
+        </w:pBdr>
+      </w:pPr>
+    </w:p>
+    <w:p>
+      <w:r>
+        <w:rPr>
+          <w:b/>
+          <w:sz w:val="24"/>
+        </w:rPr>
+        <w:t>《美国联合多国发布AI数据安全保护实践指南》</w:t>
+      </w:r>
+    </w:p>
+    <w:p>
+      <w:r>
+        <w:rPr>
+          <w:color w:val="646464"/>
+          <w:sz w:val="20"/>
+        </w:rPr>
+        <w:t>文　　号：暂无</w:t>
+        <w:br/>
+        <w:t>发文机关：美国NSA、FBI、CISA等</w:t>
+        <w:br/>
+        <w:t>发文日期：2026-05-22</w:t>
+        <w:br/>
+        <w:t>原文链接：https://dt.sheitc.sh.gov.cn/cms/gjts/2619.jhtml</w:t>
+      </w:r>
+    </w:p>
+    <w:p>
+      <w:pPr>
+        <w:ind w:left="240"/>
+      </w:pPr>
+      <w:r>
+        <w:t>针对AI系统全生命周期提出数据安全风险应对措施。</w:t>
       </w:r>
     </w:p>
     <w:p>
@@ -688,7 +722,7 @@
         <w:t xml:space="preserve">①  </w:t>
       </w:r>
       <w:r>
-        <w:t>趋势1：智能体政策从顶层设计走向专项落地。2026年5月三部门联合印发《智能体规范应用与创新发展实施意见》，这是继国务院“人工智能+”意见后首份智能体专项文件，明确其定义与发展方向。逻辑上，智能体作为AI核心产品形态，正从技术概念加速渗透至制造、服务等领域，亟需统一规范以避免无序发展。研判：后续将出台智能体分级分类管理办法，并可能在医疗、金融等高敏感领域率先实施准入测试。</w:t>
+        <w:t>现象：2026年5月，国家网信办等五部门联合发布《互联网信息内容多渠道分发服务管理规定》，首次系统规范MCN等分发机构责任。逻辑：随着短视频、直播等渠道爆发，内容分发乱象频发，监管从平台责任延伸至中间分发环节，填补制度空白。研判：该规定将倒逼MCN机构建立内容审核与合规体系，短期内行业可能面临调整，长期有利于内容生态健康。</w:t>
       </w:r>
     </w:p>
     <w:p>
@@ -700,7 +734,7 @@
         <w:t xml:space="preserve">②  </w:t>
       </w:r>
       <w:r>
-        <w:t>趋势2：数据跨境流动治理从“原则禁止”转向“清单管理”。北京、上海自贸区数据出境负面清单于2026年4-5月密集发布，标志着数据出境管理进入精细化阶段。逻辑上，负面清单模式既保障国家安全，又为合规数据流动提供明确路径，是平衡开放与安全的务实选择。研判：负面清单将逐步扩展至更多自贸区及行业，并可能引入动态调整机制，企业需建立内部数据分类分级体系以快速适配。</w:t>
+        <w:t>现象：国家数据局在5月连续推动词元经济座谈会和2026年数字经济发展工作要点，明确将词元经济纳入工作体系。逻辑：词元（Token）作为AI训练与推理的基本计量单位，其经济化是数据要素市场化的重要突破口，国家意图通过标准化和定价机制激活数据流通。研判：未来可能出台词元交易标准与定价指引，推动形成全国性词元市场，但需警惕数据垄断与隐私风险。</w:t>
       </w:r>
     </w:p>
     <w:p>
@@ -712,7 +746,7 @@
         <w:t xml:space="preserve">③  </w:t>
       </w:r>
       <w:r>
-        <w:t>趋势3：词元经济成为数据要素市场化配置的新抓手。国家数据局5月召开词元经济座谈会，明确将其纳入工作体系，以高质量数据集和算力网为双轮驱动。逻辑上，词元（Token）作为AI训练与推理的基本单元，其经济化定价与流通是释放数据价值的关键环节。研判：国家数据局可能出台词元交易标准与定价指引，推动建立全国性词元交易平台，重塑AI产业链利益分配格局。</w:t>
+        <w:t>现象：2026年5月，国家网信办等三部门联合印发《智能体规范应用与创新发展实施意见》，这是首份专门针对智能体的顶层设计文件。逻辑：智能体作为AI核心产品形态，应用场景快速扩展，但缺乏统一规范，该文件旨在平衡创新与安全。研判：后续可能配套出台智能体分类分级管理办法，对金融、医疗等高危领域实施更严格准入，企业需提前布局合规框架。</w:t>
       </w:r>
     </w:p>
     <w:p>
@@ -724,7 +758,7 @@
         <w:t xml:space="preserve">④  </w:t>
       </w:r>
       <w:r>
-        <w:t>趋势4：地方数字化转型政策从“撒网式”转向“揭榜挂帅”精准施策。山东、中山、呼和浩特等地2026年5月密集发布制造业数字化转型试点项目，采用揭榜挂帅机制遴选75个试点。逻辑上，财政资源有限背景下，揭榜挂帅能集中攻克行业共性难题，避免重复投资。研判：该模式将向全国推广，并可能引入“赛马”机制，优胜劣汰，加速数字化转型解决方案的成熟与复制。</w:t>
+        <w:t>现象：2026年5月，中央网信办在深圳召开全国信息化发展工作推进会，同期厦门出台数字厦门工作要点，聚焦人工智能+制造和5G+工业互联网。逻辑：地方政策密集落地，表明国家正加速推动信息化从顶层设计向区域实践转化，深圳、厦门等先行城市承担示范任务。研判：下半年将有更多城市出台类似行动计划，形成“国家定方向、地方出细则”的梯度推进格局，产业数字化投资将显著增长。</w:t>
       </w:r>
     </w:p>
     <w:p>
@@ -736,7 +770,7 @@
         <w:t xml:space="preserve">⑤  </w:t>
       </w:r>
       <w:r>
-        <w:t>趋势5：人工智能+行动推动“算力-数据-模型”三位一体协同布局。国家数据局2026年工作要点明确实施强基扩容等六大专项行动，强调算力网与数据基础设施协同。逻辑上，AI大模型训练对算力与数据的依赖日益加深，单一环节突破难以形成整体效能。研判：未来将出现国家级“算力-数据”联合调度平台，并推动能源与算力协同布局（如东数西算），降低AI应用成本。</w:t>
+        <w:t>现象：2026年5月，美国联合NSA、FBI、CISA及多国发布《人工智能数据安全：保护用于训练和运行人工智能系统的数据的最佳实践》指南。逻辑：AI数据安全成为国际焦点，美国通过多边合作输出安全标准，意图主导全球AI治理规则。研判：中国需加快制定自主AI数据安全标准，并在“人工智能+”行动中强化数据完整性要求，避免在国际规则制定中被动跟随。</w:t>
       </w:r>
     </w:p>
     <w:p>
@@ -748,7 +782,7 @@
         <w:t xml:space="preserve">⑥  </w:t>
       </w:r>
       <w:r>
-        <w:t>趋势6（国际比较）：中国“清单式”数据出境管理 vs 欧美“原则式”框架。中国北京、上海自贸区负面清单模式与美国NSA等发布的AI数据安全实践指南、欧盟AI Act形成鲜明对比。中国侧重事前审批与行业分类，欧盟强调风险分级与全生命周期合规，美国则依赖行业自律与最佳实践。逻辑上，中国模式更适应强监管环境，但灵活性不足；欧美模式利于创新但执行难度大。研判：中国可能借鉴欧盟风险分级思路，在负面清单基础上引入动态风险评估机制，形成兼具安全与效率的“混合型”治理路径。</w:t>
+        <w:t>国际比较：中国2026年5月出台《智能体规范应用与创新发展实施意见》，强调发展与安全并重；欧盟2025年全面实施《人工智能法案》（AI Act），采用风险分级监管；美国则通过多机构联合指南侧重技术安全。异同：中国更注重产业促进与监管平衡，欧盟以风险为基础实施严格合规，美国偏向行业自律与技术标准。启示：中国可借鉴欧盟分级思路细化智能体监管，同时吸收美国最佳实践强化数据安全，形成兼具创新激励与风险防控的治理体系。</w:t>
       </w:r>
     </w:p>
     <w:p/>

--- a/reports/latest.docx
+++ b/reports/latest.docx
@@ -24,7 +24,7 @@
           <w:color w:val="828282"/>
           <w:sz w:val="22"/>
         </w:rPr>
-        <w:t>生成日期：2026-06-30　　数据 · 算力 · 信息化</w:t>
+        <w:t>生成日期：2026-07-01　　数据 · 算力 · 信息化</w:t>
       </w:r>
     </w:p>
     <w:p/>
@@ -46,7 +46,7 @@
           <w:b/>
           <w:sz w:val="24"/>
         </w:rPr>
-        <w:t>《专家解读|建立健全数据安全风险评估制度筑牢国家数据安全屏障》</w:t>
+        <w:t>《中共中央政治局召开会议》</w:t>
       </w:r>
     </w:p>
     <w:p>
@@ -57,11 +57,9 @@
         </w:rPr>
         <w:t>文　　号：暂无</w:t>
         <w:br/>
-        <w:t>发文机关：中央网络安全和信息化委员会办公室</w:t>
+        <w:t>发文机关：中共中央政治局</w:t>
         <w:br/>
-        <w:t>发文日期：2026-06-18</w:t>
-        <w:br/>
-        <w:t>原文链接：https://www.cac.gov.cn/wxzw/zcfg/A093703index_1.htm</w:t>
+        <w:t>发文日期：2026-07-01</w:t>
       </w:r>
     </w:p>
     <w:p>
@@ -69,127 +67,7 @@
         <w:ind w:left="240"/>
       </w:pPr>
       <w:r>
-        <w:t>解读数据安全风险评估制度，强调筑牢数据安全屏障</w:t>
-      </w:r>
-    </w:p>
-    <w:p>
-      <w:pPr>
-        <w:spacing w:before="0" w:after="80"/>
-        <w:pBdr>
-          <w:bottom w:val="single" w:sz="4" w:space="1" w:color="DDDDDD"/>
-        </w:pBdr>
-      </w:pPr>
-    </w:p>
-    <w:p>
-      <w:r>
-        <w:rPr>
-          <w:b/>
-          <w:sz w:val="24"/>
-        </w:rPr>
-        <w:t>《专家解读|高质量开展网络数据安全风险评估推动网络数据安全治理长效发展》</w:t>
-      </w:r>
-    </w:p>
-    <w:p>
-      <w:r>
-        <w:rPr>
-          <w:color w:val="646464"/>
-          <w:sz w:val="20"/>
-        </w:rPr>
-        <w:t>文　　号：暂无</w:t>
-        <w:br/>
-        <w:t>发文机关：中央网络安全和信息化委员会办公室</w:t>
-        <w:br/>
-        <w:t>发文日期：2026-06-18</w:t>
-        <w:br/>
-        <w:t>原文链接：https://www.cac.gov.cn/wxzw/zcfg/A093703index_1.htm</w:t>
-      </w:r>
-    </w:p>
-    <w:p>
-      <w:pPr>
-        <w:ind w:left="240"/>
-      </w:pPr>
-      <w:r>
-        <w:t>解读网络数据安全风险评估，推动治理长效发展</w:t>
-      </w:r>
-    </w:p>
-    <w:p>
-      <w:pPr>
-        <w:spacing w:before="0" w:after="80"/>
-        <w:pBdr>
-          <w:bottom w:val="single" w:sz="4" w:space="1" w:color="DDDDDD"/>
-        </w:pBdr>
-      </w:pPr>
-    </w:p>
-    <w:p>
-      <w:r>
-        <w:rPr>
-          <w:b/>
-          <w:sz w:val="24"/>
-        </w:rPr>
-        <w:t>《专家解读|统筹网络发展和安全完善数据治理体系》</w:t>
-      </w:r>
-    </w:p>
-    <w:p>
-      <w:r>
-        <w:rPr>
-          <w:color w:val="646464"/>
-          <w:sz w:val="20"/>
-        </w:rPr>
-        <w:t>文　　号：暂无</w:t>
-        <w:br/>
-        <w:t>发文机关：中央网络安全和信息化委员会办公室</w:t>
-        <w:br/>
-        <w:t>发文日期：2026-06-18</w:t>
-        <w:br/>
-        <w:t>原文链接：https://www.cac.gov.cn/wxzw/zcfg/A093703index_1.htm</w:t>
-      </w:r>
-    </w:p>
-    <w:p>
-      <w:pPr>
-        <w:ind w:left="240"/>
-      </w:pPr>
-      <w:r>
-        <w:t>解读统筹网络发展与安全，完善数据治理体系</w:t>
-      </w:r>
-    </w:p>
-    <w:p>
-      <w:pPr>
-        <w:spacing w:before="0" w:after="80"/>
-        <w:pBdr>
-          <w:bottom w:val="single" w:sz="4" w:space="1" w:color="DDDDDD"/>
-        </w:pBdr>
-      </w:pPr>
-    </w:p>
-    <w:p>
-      <w:r>
-        <w:rPr>
-          <w:b/>
-          <w:sz w:val="24"/>
-        </w:rPr>
-        <w:t>《专家解读|完善网络数据安全风险评估制度提升网络数据安全治理能力》</w:t>
-      </w:r>
-    </w:p>
-    <w:p>
-      <w:r>
-        <w:rPr>
-          <w:color w:val="646464"/>
-          <w:sz w:val="20"/>
-        </w:rPr>
-        <w:t>文　　号：暂无</w:t>
-        <w:br/>
-        <w:t>发文机关：中央网络安全和信息化委员会办公室</w:t>
-        <w:br/>
-        <w:t>发文日期：2026-06-18</w:t>
-        <w:br/>
-        <w:t>原文链接：https://www.cac.gov.cn/wxzw/zcfg/A093703index_1.htm</w:t>
-      </w:r>
-    </w:p>
-    <w:p>
-      <w:pPr>
-        <w:ind w:left="240"/>
-      </w:pPr>
-      <w:r>
-        <w:t>解读完善网络数据安全风险评估制度，提升治理能力</w:t>
+        <w:t>会议研究当前经济形势，部署下半年经济工作，涉及数字经济发展方向。</w:t>
       </w:r>
     </w:p>
     <w:p>
@@ -219,7 +97,7 @@
           <w:b/>
           <w:sz w:val="24"/>
         </w:rPr>
-        <w:t>《《2026年数字经济发展工作要点》印发》</w:t>
+        <w:t>《三部门关于组织实施2026年首台（套）重大技术装备保险补偿政策的通知》</w:t>
       </w:r>
     </w:p>
     <w:p>
@@ -230,11 +108,11 @@
         </w:rPr>
         <w:t>文　　号：暂无</w:t>
         <w:br/>
-        <w:t>发文机关：国家数据局</w:t>
+        <w:t>发文机关：工业和信息化部、财政部、金融监管总局</w:t>
         <w:br/>
-        <w:t>发文日期：2026-05-21</w:t>
+        <w:t>发文日期：2026-06-23</w:t>
         <w:br/>
-        <w:t>原文链接：http://finance.people.com.cn/n1/2026/0521/c1004-40724157.html</w:t>
+        <w:t>原文链接：https://www.miit.gov.cn/xbymdz/zwgk/index.html</w:t>
       </w:r>
     </w:p>
     <w:p>
@@ -242,7 +120,7 @@
         <w:ind w:left="240"/>
       </w:pPr>
       <w:r>
-        <w:t>部署2026年数字经济8方面重点任务</w:t>
+        <w:t>支持重大技术装备创新，推动高端装备在算力、智能制造等领域应用。</w:t>
       </w:r>
     </w:p>
     <w:p>
@@ -259,7 +137,7 @@
           <w:b/>
           <w:sz w:val="24"/>
         </w:rPr>
-        <w:t>《《促进平台经济大中小企业协同发展行动方案》》</w:t>
+        <w:t>《刘烈宏赴温州市、深圳市、东莞市调研数据要素市场化配置改革工作》</w:t>
       </w:r>
     </w:p>
     <w:p>
@@ -268,13 +146,13 @@
           <w:color w:val="646464"/>
           <w:sz w:val="20"/>
         </w:rPr>
-        <w:t>文　　号：工信部联信管〔2026〕119号</w:t>
+        <w:t>文　　号：暂无</w:t>
         <w:br/>
-        <w:t>发文机关：工业和信息化部</w:t>
+        <w:t>发文机关：国家数据局</w:t>
         <w:br/>
-        <w:t>发文日期：2026-06-01</w:t>
+        <w:t>发文日期：2026-06-22</w:t>
         <w:br/>
-        <w:t>原文链接：https://www.miit.gov.cn/zwgk/zcwj/</w:t>
+        <w:t>原文链接：https://www.ndrc.gov.cn/fzggw/wld/llh/zyhd/index.html</w:t>
       </w:r>
     </w:p>
     <w:p>
@@ -282,7 +160,7 @@
         <w:ind w:left="240"/>
       </w:pPr>
       <w:r>
-        <w:t>促进平台经济大中小企业协同发展</w:t>
+        <w:t>调研数据要素市场化配置改革进展，推动数据资产化与流通。</w:t>
       </w:r>
     </w:p>
     <w:p>
@@ -299,7 +177,7 @@
           <w:b/>
           <w:sz w:val="24"/>
         </w:rPr>
-        <w:t>《广东省2026年支持推动人工智能赋能新型工业化标杆项目入库储备》</w:t>
+        <w:t>《国家网信办等五部门联合公布《互联网信息内容多渠道分发服务管理规定》》</w:t>
       </w:r>
     </w:p>
     <w:p>
@@ -310,11 +188,11 @@
         </w:rPr>
         <w:t>文　　号：暂无</w:t>
         <w:br/>
-        <w:t>发文机关：广东省工业和信息化厅</w:t>
+        <w:t>发文机关：国家网信办、工信部、公安部、文旅部、市场监管总局</w:t>
         <w:br/>
-        <w:t>发文日期：2026-06-01</w:t>
+        <w:t>发文日期：2026-06-18</w:t>
         <w:br/>
-        <w:t>原文链接：http://www.jiangmen.gov.cn/jmgxj/attachment/0/349/349704/3350943.pdf</w:t>
+        <w:t>原文链接：https://www.cac.gov.cn/wxzw/wxfb/A093702index_1.htm</w:t>
       </w:r>
     </w:p>
     <w:p>
@@ -322,7 +200,7 @@
         <w:ind w:left="240"/>
       </w:pPr>
       <w:r>
-        <w:t>支持人工智能赋能新型工业化项目入库</w:t>
+        <w:t>规范MCN等平台内容分发，强化算法与内容治理。</w:t>
       </w:r>
     </w:p>
     <w:p>
@@ -339,7 +217,7 @@
           <w:b/>
           <w:sz w:val="24"/>
         </w:rPr>
-        <w:t>《工信部印发《“人工智能+信息通信”创新发展实施意见(2026—2028年)》》</w:t>
+        <w:t>《刘烈宏赴广州市开展调研》</w:t>
       </w:r>
     </w:p>
     <w:p>
@@ -350,11 +228,11 @@
         </w:rPr>
         <w:t>文　　号：暂无</w:t>
         <w:br/>
-        <w:t>发文机关：工业和信息化部</w:t>
+        <w:t>发文机关：国家数据局</w:t>
         <w:br/>
-        <w:t>发文日期：2026-06-03</w:t>
+        <w:t>发文日期：2026-06-01</w:t>
         <w:br/>
-        <w:t>原文链接：https://fjca.miit.gov.cn/xwdt/bsyw/art/2026/art_f325d5fe373141a28b31a6fa43377a5a.html</w:t>
+        <w:t>原文链接：https://www.ndrc.gov.cn/fzggw/wld/llh/zyhd/index.html</w:t>
       </w:r>
     </w:p>
     <w:p>
@@ -362,7 +240,7 @@
         <w:ind w:left="240"/>
       </w:pPr>
       <w:r>
-        <w:t>推动人工智能与信息通信融合创新发展</w:t>
+        <w:t>调研数据基础设施建设及数据跨境流动试点情况。</w:t>
       </w:r>
     </w:p>
     <w:p>
@@ -379,7 +257,7 @@
           <w:b/>
           <w:sz w:val="24"/>
         </w:rPr>
-        <w:t>《工业和信息化部召开高质量行业数据集建设工作座谈会》</w:t>
+        <w:t>《深入推进数字中国建设专题研究班在深圳开班》</w:t>
       </w:r>
     </w:p>
     <w:p>
@@ -390,11 +268,11 @@
         </w:rPr>
         <w:t>文　　号：暂无</w:t>
         <w:br/>
-        <w:t>发文机关：工业和信息化部</w:t>
+        <w:t>发文机关：国家数据局</w:t>
         <w:br/>
-        <w:t>发文日期：2026-06-08</w:t>
+        <w:t>发文日期：2026-05-27</w:t>
         <w:br/>
-        <w:t>原文链接：https://xjca.miit.gov.cn/xwdt/bsyw/index.html</w:t>
+        <w:t>原文链接：https://www.ndrc.gov.cn/fzggw/wld/llh/zyhd/index.html</w:t>
       </w:r>
     </w:p>
     <w:p>
@@ -402,7 +280,127 @@
         <w:ind w:left="240"/>
       </w:pPr>
       <w:r>
-        <w:t>讨论高质量行业数据集建设，推动数据要素发展</w:t>
+        <w:t>培训地方干部，推动数字中国建设与数据要素改革落地。</w:t>
+      </w:r>
+    </w:p>
+    <w:p>
+      <w:pPr>
+        <w:spacing w:before="0" w:after="80"/>
+        <w:pBdr>
+          <w:bottom w:val="single" w:sz="4" w:space="1" w:color="DDDDDD"/>
+        </w:pBdr>
+      </w:pPr>
+    </w:p>
+    <w:p>
+      <w:r>
+        <w:rPr>
+          <w:b/>
+          <w:sz w:val="24"/>
+        </w:rPr>
+        <w:t>《刘烈宏出席数据安全发展大会开幕式并启动2026年‘数据要素×’大赛》</w:t>
+      </w:r>
+    </w:p>
+    <w:p>
+      <w:r>
+        <w:rPr>
+          <w:color w:val="646464"/>
+          <w:sz w:val="20"/>
+        </w:rPr>
+        <w:t>文　　号：暂无</w:t>
+        <w:br/>
+        <w:t>发文机关：国家数据局</w:t>
+        <w:br/>
+        <w:t>发文日期：2026-05-25</w:t>
+        <w:br/>
+        <w:t>原文链接：https://www.ndrc.gov.cn/fzggw/wld/llh/zyhd/index.html</w:t>
+      </w:r>
+    </w:p>
+    <w:p>
+      <w:pPr>
+        <w:ind w:left="240"/>
+      </w:pPr>
+      <w:r>
+        <w:t>以赛促用，推动数据要素在工业、金融等领域的乘数效应。</w:t>
+      </w:r>
+    </w:p>
+    <w:p>
+      <w:pPr>
+        <w:spacing w:before="0" w:after="80"/>
+        <w:pBdr>
+          <w:bottom w:val="single" w:sz="4" w:space="1" w:color="DDDDDD"/>
+        </w:pBdr>
+      </w:pPr>
+    </w:p>
+    <w:p>
+      <w:r>
+        <w:rPr>
+          <w:b/>
+          <w:sz w:val="24"/>
+        </w:rPr>
+        <w:t>《刘烈宏主持召开词元经济座谈会》</w:t>
+      </w:r>
+    </w:p>
+    <w:p>
+      <w:r>
+        <w:rPr>
+          <w:color w:val="646464"/>
+          <w:sz w:val="20"/>
+        </w:rPr>
+        <w:t>文　　号：暂无</w:t>
+        <w:br/>
+        <w:t>发文机关：国家数据局</w:t>
+        <w:br/>
+        <w:t>发文日期：2026-05-25</w:t>
+        <w:br/>
+        <w:t>原文链接：https://www.ndrc.gov.cn/fzggw/wld/llh/zyhd/index.html</w:t>
+      </w:r>
+    </w:p>
+    <w:p>
+      <w:pPr>
+        <w:ind w:left="240"/>
+      </w:pPr>
+      <w:r>
+        <w:t>探讨数据作为新型生产要素的经济学理论，为政策制定提供支撑。</w:t>
+      </w:r>
+    </w:p>
+    <w:p>
+      <w:pPr>
+        <w:spacing w:before="0" w:after="80"/>
+        <w:pBdr>
+          <w:bottom w:val="single" w:sz="4" w:space="1" w:color="DDDDDD"/>
+        </w:pBdr>
+      </w:pPr>
+    </w:p>
+    <w:p>
+      <w:r>
+        <w:rPr>
+          <w:b/>
+          <w:sz w:val="24"/>
+        </w:rPr>
+        <w:t>《中央网信办等四部门印发《2026年提升全民数字素养与技能工作要点》》</w:t>
+      </w:r>
+    </w:p>
+    <w:p>
+      <w:r>
+        <w:rPr>
+          <w:color w:val="646464"/>
+          <w:sz w:val="20"/>
+        </w:rPr>
+        <w:t>文　　号：暂无</w:t>
+        <w:br/>
+        <w:t>发文机关：中央网信办、教育部、人社部、工信部</w:t>
+        <w:br/>
+        <w:t>发文日期：2026-05-29</w:t>
+        <w:br/>
+        <w:t>原文链接：https://www.cac.gov.cn/wxzw/wxfb/A093702index_1.htm</w:t>
+      </w:r>
+    </w:p>
+    <w:p>
+      <w:pPr>
+        <w:ind w:left="240"/>
+      </w:pPr>
+      <w:r>
+        <w:t>部署数字技能培训，适应AI与数字化转型需求。</w:t>
       </w:r>
     </w:p>
     <w:p>
@@ -432,7 +430,85 @@
           <w:b/>
           <w:sz w:val="24"/>
         </w:rPr>
-        <w:t>《《人工智能终端智能化分级》系列国家标准发布》</w:t>
+        <w:t>《《促进平台经济大中小企业协同发展行动方案》》</w:t>
+      </w:r>
+    </w:p>
+    <w:p>
+      <w:r>
+        <w:rPr>
+          <w:color w:val="646464"/>
+          <w:sz w:val="20"/>
+        </w:rPr>
+        <w:t>文　　号：工信部联信管〔2026〕119号</w:t>
+        <w:br/>
+        <w:t>发文机关：工业和信息化部、国家网信办、国家发展改革委等</w:t>
+        <w:br/>
+        <w:t>发文日期：2026-06-01</w:t>
+        <w:br/>
+        <w:t>原文链接：https://www.miit.gov.cn/zwgk/zcwj/</w:t>
+      </w:r>
+    </w:p>
+    <w:p>
+      <w:pPr>
+        <w:ind w:left="240"/>
+      </w:pPr>
+      <w:r>
+        <w:t>促进平台经济领域大中小企业融通，规范算法与数据竞争。</w:t>
+      </w:r>
+    </w:p>
+    <w:p>
+      <w:pPr>
+        <w:spacing w:before="0" w:after="80"/>
+        <w:pBdr>
+          <w:bottom w:val="single" w:sz="4" w:space="1" w:color="DDDDDD"/>
+        </w:pBdr>
+      </w:pPr>
+    </w:p>
+    <w:p>
+      <w:r>
+        <w:rPr>
+          <w:b/>
+          <w:sz w:val="24"/>
+        </w:rPr>
+        <w:t>《《汽车数据出境安全指引（2026版）》》</w:t>
+      </w:r>
+    </w:p>
+    <w:p>
+      <w:r>
+        <w:rPr>
+          <w:color w:val="646464"/>
+          <w:sz w:val="20"/>
+        </w:rPr>
+        <w:t>文　　号：暂无</w:t>
+        <w:br/>
+        <w:t>发文机关：工信部、国家网信办、国家发展改革委、国家数据局等八部门</w:t>
+        <w:br/>
+        <w:t>发文日期：2026-02-04</w:t>
+      </w:r>
+    </w:p>
+    <w:p>
+      <w:pPr>
+        <w:ind w:left="240"/>
+      </w:pPr>
+      <w:r>
+        <w:t>建立汽车数据跨境流动机制，提升数据出境便利化水平。</w:t>
+      </w:r>
+    </w:p>
+    <w:p>
+      <w:pPr>
+        <w:spacing w:before="0" w:after="80"/>
+        <w:pBdr>
+          <w:bottom w:val="single" w:sz="4" w:space="1" w:color="DDDDDD"/>
+        </w:pBdr>
+      </w:pPr>
+    </w:p>
+    <w:p>
+      <w:r>
+        <w:rPr>
+          <w:b/>
+          <w:sz w:val="24"/>
+        </w:rPr>
+        <w:t>《《推动工业互联网平台高质量发展行动方案（2026—2028年）》》</w:t>
       </w:r>
     </w:p>
     <w:p>
@@ -445,9 +521,9 @@
         <w:br/>
         <w:t>发文机关：工业和信息化部</w:t>
         <w:br/>
-        <w:t>发文日期：2026-05-12</w:t>
+        <w:t>发文日期：2026-01-19</w:t>
         <w:br/>
-        <w:t>原文链接：https://xjca.miit.gov.cn/xwdt/bsyw/index.html</w:t>
+        <w:t>原文链接：https://www.miiteec.org.cn/news_list?type=3</w:t>
       </w:r>
     </w:p>
     <w:p>
@@ -455,7 +531,165 @@
         <w:ind w:left="240"/>
       </w:pPr>
       <w:r>
-        <w:t>发布人工智能终端智能化分级国家标准</w:t>
+        <w:t>明确工业互联网平台发展目标，强化数据安全与AI融合。</w:t>
+      </w:r>
+    </w:p>
+    <w:p>
+      <w:pPr>
+        <w:spacing w:before="0" w:after="80"/>
+        <w:pBdr>
+          <w:bottom w:val="single" w:sz="4" w:space="1" w:color="DDDDDD"/>
+        </w:pBdr>
+      </w:pPr>
+    </w:p>
+    <w:p>
+      <w:r>
+        <w:rPr>
+          <w:b/>
+          <w:sz w:val="24"/>
+        </w:rPr>
+        <w:t>《《“人工智能+制造”专项行动实施意见》》</w:t>
+      </w:r>
+    </w:p>
+    <w:p>
+      <w:r>
+        <w:rPr>
+          <w:color w:val="646464"/>
+          <w:sz w:val="20"/>
+        </w:rPr>
+        <w:t>文　　号：暂无</w:t>
+        <w:br/>
+        <w:t>发文机关：工业和信息化部等八部门</w:t>
+        <w:br/>
+        <w:t>发文日期：2026-01-13</w:t>
+        <w:br/>
+        <w:t>原文链接：https://www.miiteec.org.cn/news_list?type=3</w:t>
+      </w:r>
+    </w:p>
+    <w:p>
+      <w:pPr>
+        <w:ind w:left="240"/>
+      </w:pPr>
+      <w:r>
+        <w:t>推动AI在制造业全流程应用，培育智能工厂与工业大模型。</w:t>
+      </w:r>
+    </w:p>
+    <w:p>
+      <w:pPr>
+        <w:spacing w:before="0" w:after="80"/>
+        <w:pBdr>
+          <w:bottom w:val="single" w:sz="4" w:space="1" w:color="DDDDDD"/>
+        </w:pBdr>
+      </w:pPr>
+    </w:p>
+    <w:p>
+      <w:r>
+        <w:rPr>
+          <w:b/>
+          <w:sz w:val="24"/>
+        </w:rPr>
+        <w:t>《《关于开展零碳工厂建设工作的指导意见》》</w:t>
+      </w:r>
+    </w:p>
+    <w:p>
+      <w:r>
+        <w:rPr>
+          <w:color w:val="646464"/>
+          <w:sz w:val="20"/>
+        </w:rPr>
+        <w:t>文　　号：暂无</w:t>
+        <w:br/>
+        <w:t>发文机关：工业和信息化部等五部门</w:t>
+        <w:br/>
+        <w:t>发文日期：2026-01-19</w:t>
+        <w:br/>
+        <w:t>原文链接：https://www.miiteec.org.cn/news_list?type=3</w:t>
+      </w:r>
+    </w:p>
+    <w:p>
+      <w:pPr>
+        <w:ind w:left="240"/>
+      </w:pPr>
+      <w:r>
+        <w:t>推动制造业绿色化与数字化协同，算力中心节能降碳。</w:t>
+      </w:r>
+    </w:p>
+    <w:p>
+      <w:pPr>
+        <w:spacing w:before="0" w:after="80"/>
+        <w:pBdr>
+          <w:bottom w:val="single" w:sz="4" w:space="1" w:color="DDDDDD"/>
+        </w:pBdr>
+      </w:pPr>
+    </w:p>
+    <w:p>
+      <w:r>
+        <w:rPr>
+          <w:b/>
+          <w:sz w:val="24"/>
+        </w:rPr>
+        <w:t>《《关于加快招标投标领域人工智能推广应用的实施意见》》</w:t>
+      </w:r>
+    </w:p>
+    <w:p>
+      <w:r>
+        <w:rPr>
+          <w:color w:val="646464"/>
+          <w:sz w:val="20"/>
+        </w:rPr>
+        <w:t>文　　号：发改法规〔2026〕</w:t>
+        <w:br/>
+        <w:t>发文机关：国家发展改革委</w:t>
+        <w:br/>
+        <w:t>发文日期：2026-03-11</w:t>
+      </w:r>
+    </w:p>
+    <w:p>
+      <w:pPr>
+        <w:ind w:left="240"/>
+      </w:pPr>
+      <w:r>
+        <w:t>推广AI在招投标中的应用，提升监管效率与公平性。</w:t>
+      </w:r>
+    </w:p>
+    <w:p>
+      <w:pPr>
+        <w:spacing w:before="0" w:after="80"/>
+        <w:pBdr>
+          <w:bottom w:val="single" w:sz="4" w:space="1" w:color="DDDDDD"/>
+        </w:pBdr>
+      </w:pPr>
+    </w:p>
+    <w:p>
+      <w:r>
+        <w:rPr>
+          <w:b/>
+          <w:sz w:val="24"/>
+        </w:rPr>
+        <w:t>《《可能影响未成年人身心健康的网络信息分类办法》》</w:t>
+      </w:r>
+    </w:p>
+    <w:p>
+      <w:r>
+        <w:rPr>
+          <w:color w:val="646464"/>
+          <w:sz w:val="20"/>
+        </w:rPr>
+        <w:t>文　　号：暂无</w:t>
+        <w:br/>
+        <w:t>发文机关：国家网信办</w:t>
+        <w:br/>
+        <w:t>发文日期：2026-01-28</w:t>
+        <w:br/>
+        <w:t>原文链接：https://www.cac.gov.cn/wxzw/zcfg/gfxwj/A09370305index_1.htm</w:t>
+      </w:r>
+    </w:p>
+    <w:p>
+      <w:pPr>
+        <w:ind w:left="240"/>
+      </w:pPr>
+      <w:r>
+        <w:t>细化网络信息分类，强化算法推荐对未成年人的保护。</w:t>
       </w:r>
     </w:p>
     <w:p>
@@ -488,7 +722,7 @@
         <w:t xml:space="preserve">①  </w:t>
       </w:r>
       <w:r>
-        <w:t>趋势1（制度建设加速）：2026年6月，网信办密集发布4篇专家解读，聚焦网络数据安全风险评估制度，标志着数据安全治理从宏观立法进入精细化落地阶段。此前《数据安全法》已确立框架，但缺乏操作细则；此次系列解读意在统一评估标准、明确责任主体。研判：下半年可能出台《网络数据安全风险评估管理办法》正式文件，企业需提前建立内部评估机制，尤其涉及重要数据和跨境传输的场景。</w:t>
+        <w:t>趋势1（制度建设）：从数据要素市场化到‘词元经济’概念提出，国家数据局正加速构建数据作为生产要素的理论与制度框架。2026年5月刘烈宏主持召开词元经济座谈会，标志着数据经济学从学术探讨进入政策设计阶段。下一步，数据确权、定价、交易规则将密集出台，但如何平衡数据流通与隐私保护仍是核心挑战。</w:t>
       </w:r>
     </w:p>
     <w:p>
@@ -500,7 +734,7 @@
         <w:t xml:space="preserve">②  </w:t>
       </w:r>
       <w:r>
-        <w:t>趋势2（AI+产业融合深化）：工信部6月3日印发《“人工智能+信息通信”创新发展实施意见(2026—2028年)》，首次将AI与信息通信的融合提升至专项政策高度。此举旨在以通信网络为底座，推动AI在工业、城市治理等场景规模化落地。逻辑上，5G/6G网络的高带宽低时延是AI应用的基础，政策意图是抢占下一代智能基础设施标准。研判：未来三年，运营商和ICT设备商将获得更多研发补贴，但需警惕重复建设。</w:t>
+        <w:t>趋势2（技术路线）：‘人工智能+制造’专项行动与‘模数共振’行动（工信部、国家数据局联合）表明，政策重心正从单纯的大模型研发转向模型与行业数据的深度耦合。2026年上海、浙江等地已启动‘AI+工业’项目申报，预计下半年将涌现一批工业大模型标杆案例，但中小企业数据孤岛问题可能制约规模化推广。</w:t>
       </w:r>
     </w:p>
     <w:p>
@@ -512,7 +746,7 @@
         <w:t xml:space="preserve">③  </w:t>
       </w:r>
       <w:r>
-        <w:t>趋势3（地方算力布局差异化）：天津、青岛、成都等地纷纷出台2024—2026年算力/AI行动计划，但侧重点不同：天津强调“通用+智能+超算”一体化，青岛聚焦海洋大模型，成都主攻全要素提升。这反映出国家“东数西算”框架下，地方正根据自身产业基础错位竞争。逻辑上，算力资源从“铺摊子”转向“用起来”，政策引导算力与本地优势产业结合。研判：未来两年，算力中心利用率将成为考核重点，缺乏应用场景的地区可能面临资源闲置。</w:t>
+        <w:t>趋势3（区域格局）：东数西算进入落地深化期，天津、贵阳、哈尔滨等城市相继发布算力产业实施方案（2024-2026年），强调智能算力与超算协同。天津方案明确提出‘算力、数据、算法一体化’，贵阳则聚焦国家数据训练基地建设。区域间算力资源竞争加剧，西部枢纽需警惕‘重建设、轻运营’导致的算力闲置风险。</w:t>
       </w:r>
     </w:p>
     <w:p>
@@ -524,7 +758,7 @@
         <w:t xml:space="preserve">④  </w:t>
       </w:r>
       <w:r>
-        <w:t>趋势4（数据要素市场化提速）：国家数据局5月21日印发《2026年数字经济发展工作要点》，明确加快建立全国统一数据产权登记制度。这是继“数据二十条”后的关键执行步骤，旨在解决数据确权难、定价难等核心堵点。逻辑上，只有产权清晰，数据才能像土地、资本一样流通。研判：下半年将出台数据产权登记指引，公共数据授权运营价格形成机制有望率先突破，但企业数据和个人信息保护仍存博弈。</w:t>
+        <w:t>趋势4（产业影响）：平台经济政策转向‘促协同’与‘强监管’并重。2026年6月发布的《促进平台经济大中小企业协同发展行动方案》与《互联网信息内容多渠道分发服务管理规定》形成组合拳，前者鼓励大平台开放数据与算力资源带动中小企业，后者则强化MCN等中介的算法合规责任。平台企业合规成本将上升，但生态开放度有望提升。</w:t>
       </w:r>
     </w:p>
     <w:p>
@@ -536,7 +770,7 @@
         <w:t xml:space="preserve">⑤  </w:t>
       </w:r>
       <w:r>
-        <w:t>趋势5（平台经济监管转向促发展）：工信部6月发布《促进平台经济大中小企业协同发展行动方案》，与过去几年强监管形成对比。政策从“规范”转向“赋能”，鼓励平台开放能力带动中小企业数字化转型。逻辑上，平台经济在就业、创新中的作用被重新评估，政策意在平衡发展与安全。研判：后续可能出台税收优惠或专项基金，支持平台企业提供SaaS化工具，但反垄断合规要求不会放松。</w:t>
+        <w:t>趋势5（安全合规）：数据跨境流动规则加速细化，2026年2月八部门联合发布《汽车数据出境安全指引》，为特定行业数据出境提供‘绿色通道’。与此同时，《国家网络安全事件报告管理办法》要求强制上报安全事件，企业数据安全治理从‘被动合规’转向‘主动防御’。预计下半年更多行业（如金融、医疗）将出台类似指引。</w:t>
       </w:r>
     </w:p>
     <w:p>
@@ -548,7 +782,7 @@
         <w:t xml:space="preserve">⑥  </w:t>
       </w:r>
       <w:r>
-        <w:t>趋势6（国际比较：中国AI政策侧重产业落地 vs 欧盟侧重风险分级）：中国6月发布的《“人工智能+信息通信”实施意见》强调技术融合与产业赋能，而欧盟《AI Act》2026年进入执行阶段，核心是风险分级与合规义务。美国则通过行政令推动联邦机构AI应用安全评估。中国模式更注重“用起来”以拉动经济增长，欧盟更注重“管起来”以保护基本权利。启示：中国企业在出海欧盟时需提前建立风险分级体系，而欧盟企业进入中国市场则需适应更灵活的产业政策环境。</w:t>
+        <w:t>趋势6（国际比较）：中国在AI治理上走‘发展优先、安全并重’路线，2026年密集出台‘人工智能+制造’、‘模数共振’等产业促进政策，而欧盟同期推进《AI法案》分级监管，美国则通过行政令侧重国家安全与隐私保护。中国更强调AI与实体经济融合，欧盟侧重风险防控，美国聚焦技术竞争。中国需警惕过度产业导向可能忽视的伦理与安全漏洞，可借鉴欧盟的风险分级框架完善国内监管。</w:t>
       </w:r>
     </w:p>
     <w:p/>
